--- a/docs/pie-chart/PieChart_設計書.docx
+++ b/docs/pie-chart/PieChart_設計書.docx
@@ -32,7 +32,7 @@
           <w:color w:val="20242C"/>
           <w:sz w:val="56"/>
         </w:rPr>
-        <w:t>graph2 詳細設計書</w:t>
+        <w:t>pie-chart 詳細設計書</w:t>
       </w:r>
       <w:r>
         <w:rPr>
@@ -71,7 +71,7 @@
           <w:i w:val="0"/>
           <w:sz w:val="21"/>
         </w:rPr>
-        <w:t xml:space="preserve">本書は graph2 の構造・レイヤ責務・ラベル配置/引出線アルゴリズム・決定的出力の検証方針を記述する。一次資料は </w:t>
+        <w:t xml:space="preserve">本書は pie-chart の構造・レイヤ責務・ラベル配置/引出線アルゴリズム・決定的出力の検証方針を記述する。一次資料は </w:t>
       </w:r>
       <w:r>
         <w:rPr>
@@ -80,7 +80,7 @@
           <w:i w:val="0"/>
           <w:sz w:val="20"/>
         </w:rPr>
-        <w:t>graph2/README.md</w:t>
+        <w:t>pie-chart/README.md</w:t>
       </w:r>
       <w:r>
         <w:rPr>
@@ -94,6 +94,8 @@
     </w:p>
     <w:p>
       <w:pPr>
+        <w:keepNext/>
+        <w:keepLines/>
         <w:spacing w:before="200" w:after="60"/>
         <w:pBdr>
           <w:bottom w:val="single" w:sz="6" w:space="4" w:color="CDD5DD"/>
@@ -131,7 +133,7 @@
           <w:i w:val="0"/>
           <w:sz w:val="21"/>
         </w:rPr>
-        <w:t>graph2 は TypeScript 製の円グラフ SVG レンダラ。</w:t>
+        <w:t>pie-chart は TypeScript 製の円グラフ SVG レンダラ。</w:t>
       </w:r>
       <w:r>
         <w:rPr>
@@ -260,7 +262,61 @@
           <w:i w:val="0"/>
           <w:sz w:val="21"/>
         </w:rPr>
-        <w:t xml:space="preserve">）、フォント埋込のみ </w:t>
+        <w:t xml:space="preserve">）、DB(SQL Server)入力のみ </w:t>
+      </w:r>
+      <w:r>
+        <w:rPr>
+          <w:rFonts w:ascii="BIZ UDGothic" w:hAnsi="BIZ UDGothic" w:eastAsia="BIZ UDGothic"/>
+          <w:b w:val="0"/>
+          <w:i w:val="0"/>
+          <w:sz w:val="20"/>
+        </w:rPr>
+        <w:t>msnodesqlv8</w:t>
+      </w:r>
+      <w:r>
+        <w:rPr>
+          <w:rFonts w:ascii="BIZ UDPGothic" w:hAnsi="BIZ UDPGothic" w:eastAsia="BIZ UDPGothic"/>
+          <w:b w:val="0"/>
+          <w:i w:val="0"/>
+          <w:sz w:val="21"/>
+        </w:rPr>
+        <w:t>（</w:t>
+      </w:r>
+      <w:r>
+        <w:rPr>
+          <w:rFonts w:ascii="BIZ UDGothic" w:hAnsi="BIZ UDGothic" w:eastAsia="BIZ UDGothic"/>
+          <w:b w:val="0"/>
+          <w:i w:val="0"/>
+          <w:sz w:val="20"/>
+        </w:rPr>
+        <w:t>db_loader.ts</w:t>
+      </w:r>
+      <w:r>
+        <w:rPr>
+          <w:rFonts w:ascii="BIZ UDPGothic" w:hAnsi="BIZ UDPGothic" w:eastAsia="BIZ UDPGothic"/>
+          <w:b w:val="0"/>
+          <w:i w:val="0"/>
+          <w:sz w:val="21"/>
+        </w:rPr>
+        <w:t>、</w:t>
+      </w:r>
+      <w:r>
+        <w:rPr>
+          <w:rFonts w:ascii="BIZ UDGothic" w:hAnsi="BIZ UDGothic" w:eastAsia="BIZ UDGothic"/>
+          <w:b w:val="0"/>
+          <w:i w:val="0"/>
+          <w:sz w:val="20"/>
+        </w:rPr>
+        <w:t>optionalDependencies</w:t>
+      </w:r>
+      <w:r>
+        <w:rPr>
+          <w:rFonts w:ascii="BIZ UDPGothic" w:hAnsi="BIZ UDPGothic" w:eastAsia="BIZ UDPGothic"/>
+          <w:b w:val="0"/>
+          <w:i w:val="0"/>
+          <w:sz w:val="21"/>
+        </w:rPr>
+        <w:t xml:space="preserve"> の遅延 require）、フォント埋込のみ </w:t>
       </w:r>
       <w:r>
         <w:rPr>
@@ -362,6 +418,8 @@
     </w:p>
     <w:p>
       <w:pPr>
+        <w:keepNext/>
+        <w:keepLines/>
         <w:spacing w:before="200" w:after="60"/>
         <w:pBdr>
           <w:bottom w:val="single" w:sz="6" w:space="4" w:color="CDD5DD"/>
@@ -443,6 +501,7 @@
         <w:spacing w:before="60" w:after="120"/>
         <w:ind w:left="170"/>
         <w:shd w:val="clear" w:color="auto" w:fill="F4F6F8"/>
+        <w:keepLines/>
         <w:pBdr>
           <w:left w:val="single" w:sz="16" w:space="6" w:color="C4CCD4"/>
         </w:pBdr>
@@ -454,9 +513,9 @@
           <w:i w:val="0"/>
           <w:sz w:val="18"/>
         </w:rPr>
-        <w:t>入力 (samples.json / JSON / 配列 / xlsx)</w:t>
+        <w:t>入力 (samples.json / JSON / 配列 / xlsx / DB:SQL Server)</w:t>
         <w:br/>
-        <w:t xml:space="preserve">   │  (data.ts: normalizeInputItems / resolveInputData{,Async}、xlsx は xlsx_loader.ts)</w:t>
+        <w:t xml:space="preserve">   │  (data.ts: normalizeInputItems / resolveInputData{,Async}、xlsx は xlsx_loader.ts、DB は db_loader.ts)</w:t>
         <w:br/>
         <w:t xml:space="preserve">   ▼</w:t>
         <w:br/>
@@ -487,6 +546,8 @@
     </w:p>
     <w:p>
       <w:pPr>
+        <w:keepNext/>
+        <w:keepLines/>
         <w:spacing w:before="200" w:after="60"/>
         <w:pBdr>
           <w:bottom w:val="single" w:sz="6" w:space="4" w:color="CDD5DD"/>
@@ -816,6 +877,24 @@
               </w:rPr>
               <w:t>src/xlsx_loader.ts</w:t>
             </w:r>
+            <w:r>
+              <w:rPr>
+                <w:rFonts w:ascii="BIZ UDPGothic" w:hAnsi="BIZ UDPGothic" w:eastAsia="BIZ UDPGothic"/>
+                <w:b w:val="0"/>
+                <w:i w:val="0"/>
+                <w:sz w:val="19"/>
+              </w:rPr>
+              <w:t xml:space="preserve"> + </w:t>
+            </w:r>
+            <w:r>
+              <w:rPr>
+                <w:rFonts w:ascii="BIZ UDGothic" w:hAnsi="BIZ UDGothic" w:eastAsia="BIZ UDGothic"/>
+                <w:b w:val="0"/>
+                <w:i w:val="0"/>
+                <w:sz w:val="18"/>
+              </w:rPr>
+              <w:t>src/db_loader.ts</w:t>
+            </w:r>
           </w:p>
         </w:tc>
         <w:tc>
@@ -834,7 +913,7 @@
                 <w:i w:val="0"/>
                 <w:sz w:val="19"/>
               </w:rPr>
-              <w:t>サンプル読込、JSON / Excel 入力、</w:t>
+              <w:t>サンプル読込、JSON / Excel / DB(SQL Server) 入力、</w:t>
             </w:r>
             <w:r>
               <w:rPr>
@@ -1505,6 +1584,158 @@
                 <w:i w:val="0"/>
                 <w:sz w:val="19"/>
               </w:rPr>
+              <w:t>入力(DB)</w:t>
+            </w:r>
+          </w:p>
+        </w:tc>
+        <w:tc>
+          <w:tcPr>
+            <w:tcW w:type="dxa" w:w="3249"/>
+            <w:tcBorders>
+              <w:bottom w:val="single" w:sz="8" w:space="0" w:color="E8ECF0"/>
+            </w:tcBorders>
+          </w:tcPr>
+          <w:p>
+            <w:r/>
+            <w:r>
+              <w:rPr>
+                <w:rFonts w:ascii="BIZ UDGothic" w:hAnsi="BIZ UDGothic" w:eastAsia="BIZ UDGothic"/>
+                <w:b w:val="0"/>
+                <w:i w:val="0"/>
+                <w:sz w:val="18"/>
+              </w:rPr>
+              <w:t>src/db_loader.ts</w:t>
+            </w:r>
+          </w:p>
+        </w:tc>
+        <w:tc>
+          <w:tcPr>
+            <w:tcW w:type="dxa" w:w="3249"/>
+            <w:tcBorders>
+              <w:bottom w:val="single" w:sz="8" w:space="0" w:color="E8ECF0"/>
+            </w:tcBorders>
+          </w:tcPr>
+          <w:p>
+            <w:r/>
+            <w:r>
+              <w:rPr>
+                <w:rFonts w:ascii="BIZ UDPGothic" w:hAnsi="BIZ UDPGothic" w:eastAsia="BIZ UDPGothic"/>
+                <w:b w:val="0"/>
+                <w:i w:val="0"/>
+                <w:sz w:val="19"/>
+              </w:rPr>
+              <w:t>SQL Server への SELECT 入力（</w:t>
+            </w:r>
+            <w:r>
+              <w:rPr>
+                <w:rFonts w:ascii="BIZ UDGothic" w:hAnsi="BIZ UDGothic" w:eastAsia="BIZ UDGothic"/>
+                <w:b w:val="0"/>
+                <w:i w:val="0"/>
+                <w:sz w:val="18"/>
+              </w:rPr>
+              <w:t>buildConnectionString</w:t>
+            </w:r>
+            <w:r>
+              <w:rPr>
+                <w:rFonts w:ascii="BIZ UDPGothic" w:hAnsi="BIZ UDPGothic" w:eastAsia="BIZ UDPGothic"/>
+                <w:b w:val="0"/>
+                <w:i w:val="0"/>
+                <w:sz w:val="19"/>
+              </w:rPr>
+              <w:t xml:space="preserve"> / </w:t>
+            </w:r>
+            <w:r>
+              <w:rPr>
+                <w:rFonts w:ascii="BIZ UDGothic" w:hAnsi="BIZ UDGothic" w:eastAsia="BIZ UDGothic"/>
+                <w:b w:val="0"/>
+                <w:i w:val="0"/>
+                <w:sz w:val="18"/>
+              </w:rPr>
+              <w:t>assertSelectOnly</w:t>
+            </w:r>
+            <w:r>
+              <w:rPr>
+                <w:rFonts w:ascii="BIZ UDPGothic" w:hAnsi="BIZ UDPGothic" w:eastAsia="BIZ UDPGothic"/>
+                <w:b w:val="0"/>
+                <w:i w:val="0"/>
+                <w:sz w:val="19"/>
+              </w:rPr>
+              <w:t xml:space="preserve"> / </w:t>
+            </w:r>
+            <w:r>
+              <w:rPr>
+                <w:rFonts w:ascii="BIZ UDGothic" w:hAnsi="BIZ UDGothic" w:eastAsia="BIZ UDGothic"/>
+                <w:b w:val="0"/>
+                <w:i w:val="0"/>
+                <w:sz w:val="18"/>
+              </w:rPr>
+              <w:t>rowsToItems</w:t>
+            </w:r>
+            <w:r>
+              <w:rPr>
+                <w:rFonts w:ascii="BIZ UDPGothic" w:hAnsi="BIZ UDPGothic" w:eastAsia="BIZ UDPGothic"/>
+                <w:b w:val="0"/>
+                <w:i w:val="0"/>
+                <w:sz w:val="19"/>
+              </w:rPr>
+              <w:t xml:space="preserve"> / </w:t>
+            </w:r>
+            <w:r>
+              <w:rPr>
+                <w:rFonts w:ascii="BIZ UDGothic" w:hAnsi="BIZ UDGothic" w:eastAsia="BIZ UDGothic"/>
+                <w:b w:val="0"/>
+                <w:i w:val="0"/>
+                <w:sz w:val="18"/>
+              </w:rPr>
+              <w:t>loadDbItems</w:t>
+            </w:r>
+            <w:r>
+              <w:rPr>
+                <w:rFonts w:ascii="BIZ UDPGothic" w:hAnsi="BIZ UDPGothic" w:eastAsia="BIZ UDPGothic"/>
+                <w:b w:val="0"/>
+                <w:i w:val="0"/>
+                <w:sz w:val="19"/>
+              </w:rPr>
+              <w:t>）。Windows 統合認証固定、</w:t>
+            </w:r>
+            <w:r>
+              <w:rPr>
+                <w:rFonts w:ascii="BIZ UDGothic" w:hAnsi="BIZ UDGothic" w:eastAsia="BIZ UDGothic"/>
+                <w:b w:val="0"/>
+                <w:i w:val="0"/>
+                <w:sz w:val="18"/>
+              </w:rPr>
+              <w:t>msnodesqlv8</w:t>
+            </w:r>
+            <w:r>
+              <w:rPr>
+                <w:rFonts w:ascii="BIZ UDPGothic" w:hAnsi="BIZ UDPGothic" w:eastAsia="BIZ UDPGothic"/>
+                <w:b w:val="0"/>
+                <w:i w:val="0"/>
+                <w:sz w:val="19"/>
+              </w:rPr>
+              <w:t xml:space="preserve"> を遅延 require</w:t>
+            </w:r>
+          </w:p>
+        </w:tc>
+      </w:tr>
+      <w:tr>
+        <w:tc>
+          <w:tcPr>
+            <w:tcW w:type="dxa" w:w="3249"/>
+            <w:tcBorders>
+              <w:bottom w:val="single" w:sz="8" w:space="0" w:color="E8ECF0"/>
+            </w:tcBorders>
+          </w:tcPr>
+          <w:p>
+            <w:r/>
+            <w:r>
+              <w:rPr>
+                <w:rFonts w:ascii="BIZ UDPGothic" w:hAnsi="BIZ UDPGothic" w:eastAsia="BIZ UDPGothic"/>
+                <w:b w:val="0"/>
+                <w:i w:val="0"/>
+                <w:sz w:val="19"/>
+              </w:rPr>
               <w:t>エントリ</w:t>
             </w:r>
           </w:p>
@@ -1525,7 +1756,7 @@
                 <w:i w:val="0"/>
                 <w:sz w:val="18"/>
               </w:rPr>
-              <w:t>cli.ts</w:t>
+              <w:t>src/cli.ts</w:t>
             </w:r>
             <w:r>
               <w:rPr>
@@ -1543,7 +1774,7 @@
                 <w:i w:val="0"/>
                 <w:sz w:val="18"/>
               </w:rPr>
-              <w:t>test_batch.ts</w:t>
+              <w:t>src/test_batch.ts</w:t>
             </w:r>
             <w:r>
               <w:rPr>
@@ -1561,7 +1792,25 @@
                 <w:i w:val="0"/>
                 <w:sz w:val="18"/>
               </w:rPr>
-              <w:t>verify_svg.ts</w:t>
+              <w:t>src/verify_svg.ts</w:t>
+            </w:r>
+            <w:r>
+              <w:rPr>
+                <w:rFonts w:ascii="BIZ UDPGothic" w:hAnsi="BIZ UDPGothic" w:eastAsia="BIZ UDPGothic"/>
+                <w:b w:val="0"/>
+                <w:i w:val="0"/>
+                <w:sz w:val="19"/>
+              </w:rPr>
+              <w:t xml:space="preserve"> / </w:t>
+            </w:r>
+            <w:r>
+              <w:rPr>
+                <w:rFonts w:ascii="BIZ UDGothic" w:hAnsi="BIZ UDGothic" w:eastAsia="BIZ UDGothic"/>
+                <w:b w:val="0"/>
+                <w:i w:val="0"/>
+                <w:sz w:val="18"/>
+              </w:rPr>
+              <w:t>src/verify_consistency.ts</w:t>
             </w:r>
           </w:p>
         </w:tc>
@@ -1581,7 +1830,7 @@
                 <w:i w:val="0"/>
                 <w:sz w:val="19"/>
               </w:rPr>
-              <w:t>CLI / 一括生成 + ビューア / 自動検証</w:t>
+              <w:t>CLI / 一括生成 + ビューア / 自動検証 / 採点判断↔emit SVG の一致検証</w:t>
             </w:r>
           </w:p>
         </w:tc>
@@ -1589,6 +1838,8 @@
     </w:tbl>
     <w:p>
       <w:pPr>
+        <w:keepNext/>
+        <w:keepLines/>
         <w:spacing w:before="140" w:after="60"/>
       </w:pPr>
       <w:r>
@@ -1700,6 +1951,8 @@
     </w:p>
     <w:p>
       <w:pPr>
+        <w:keepNext/>
+        <w:keepLines/>
         <w:spacing w:before="200" w:after="60"/>
         <w:pBdr>
           <w:bottom w:val="single" w:sz="6" w:space="4" w:color="CDD5DD"/>
@@ -2328,6 +2581,8 @@
     </w:p>
     <w:p>
       <w:pPr>
+        <w:keepNext/>
+        <w:keepLines/>
         <w:spacing w:before="200" w:after="60"/>
         <w:pBdr>
           <w:bottom w:val="single" w:sz="6" w:space="4" w:color="CDD5DD"/>
@@ -3068,6 +3323,8 @@
     </w:p>
     <w:p>
       <w:pPr>
+        <w:keepNext/>
+        <w:keepLines/>
         <w:spacing w:before="200" w:after="60"/>
         <w:pBdr>
           <w:bottom w:val="single" w:sz="6" w:space="4" w:color="CDD5DD"/>
@@ -3263,12 +3520,12 @@
       </w:pPr>
       <w:r>
         <w:rPr>
-          <w:rFonts w:ascii="BIZ UDPGothic" w:hAnsi="BIZ UDPGothic" w:eastAsia="BIZ UDPGothic"/>
-          <w:b/>
-          <w:i w:val="0"/>
-          <w:sz w:val="21"/>
-        </w:rPr>
-        <w:t>byte-diff</w:t>
+          <w:rFonts w:ascii="BIZ UDGothic" w:hAnsi="BIZ UDGothic" w:eastAsia="BIZ UDGothic"/>
+          <w:b w:val="0"/>
+          <w:i w:val="0"/>
+          <w:sz w:val="20"/>
+        </w:rPr>
+        <w:t>npm run verify:consistency</w:t>
       </w:r>
       <w:r>
         <w:rPr>
@@ -3277,7 +3534,7 @@
           <w:i w:val="0"/>
           <w:sz w:val="21"/>
         </w:rPr>
-        <w:t xml:space="preserve">: コメントのみの変更は </w:t>
+        <w:t>（</w:t>
       </w:r>
       <w:r>
         <w:rPr>
@@ -3286,7 +3543,7 @@
           <w:i w:val="0"/>
           <w:sz w:val="20"/>
         </w:rPr>
-        <w:t>out/_baseline</w:t>
+        <w:t>src/verify_consistency.ts</w:t>
       </w:r>
       <w:r>
         <w:rPr>
@@ -3295,25 +3552,7 @@
           <w:i w:val="0"/>
           <w:sz w:val="21"/>
         </w:rPr>
-        <w:t xml:space="preserve"> に対し SVG を byte-diff し、出力が完全に不変であることを確認（</w:t>
-      </w:r>
-      <w:r>
-        <w:rPr>
-          <w:rFonts w:ascii="BIZ UDGothic" w:hAnsi="BIZ UDGothic" w:eastAsia="BIZ UDGothic"/>
-          <w:b w:val="0"/>
-          <w:i w:val="0"/>
-          <w:sz w:val="20"/>
-        </w:rPr>
-        <w:t>npm run batch</w:t>
-      </w:r>
-      <w:r>
-        <w:rPr>
-          <w:rFonts w:ascii="BIZ UDPGothic" w:hAnsi="BIZ UDPGothic" w:eastAsia="BIZ UDPGothic"/>
-          <w:b w:val="0"/>
-          <w:i w:val="0"/>
-          <w:sz w:val="21"/>
-        </w:rPr>
-        <w:t xml:space="preserve"> 後に SHA256 比較）。</w:t>
+        <w:t>）— 採点判断（scorer）と実際に emit した SVG の一致を検証し、scorer↔emit の乖離を検出する。</w:t>
       </w:r>
     </w:p>
     <w:p>
@@ -3324,12 +3563,30 @@
       </w:pPr>
       <w:r>
         <w:rPr>
+          <w:rFonts w:ascii="BIZ UDPGothic" w:hAnsi="BIZ UDPGothic" w:eastAsia="BIZ UDPGothic"/>
+          <w:b/>
+          <w:i w:val="0"/>
+          <w:sz w:val="21"/>
+        </w:rPr>
+        <w:t>byte-diff</w:t>
+      </w:r>
+      <w:r>
+        <w:rPr>
+          <w:rFonts w:ascii="BIZ UDPGothic" w:hAnsi="BIZ UDPGothic" w:eastAsia="BIZ UDPGothic"/>
+          <w:b w:val="0"/>
+          <w:i w:val="0"/>
+          <w:sz w:val="21"/>
+        </w:rPr>
+        <w:t xml:space="preserve">: コメントのみの変更は </w:t>
+      </w:r>
+      <w:r>
+        <w:rPr>
           <w:rFonts w:ascii="BIZ UDGothic" w:hAnsi="BIZ UDGothic" w:eastAsia="BIZ UDGothic"/>
           <w:b w:val="0"/>
           <w:i w:val="0"/>
           <w:sz w:val="20"/>
         </w:rPr>
-        <w:t>test/leader_invariants.test.ts</w:t>
+        <w:t>out/_baseline</w:t>
       </w:r>
       <w:r>
         <w:rPr>
@@ -3338,38 +3595,17 @@
           <w:i w:val="0"/>
           <w:sz w:val="21"/>
         </w:rPr>
-        <w:t xml:space="preserve"> が回帰 9 サンプル + 番兵 3 サンプルで leader の不変条件（交差・円内貫通ゼロ）をガードする。</w:t>
-      </w:r>
-    </w:p>
-    <w:p>
-      <w:pPr>
-        <w:spacing w:before="140" w:after="60"/>
-      </w:pPr>
+        <w:t xml:space="preserve"> に対し SVG を byte-diff し、出力が完全に不変であることを確認（</w:t>
+      </w:r>
       <w:r>
         <w:rPr>
           <w:rFonts w:ascii="BIZ UDGothic" w:hAnsi="BIZ UDGothic" w:eastAsia="BIZ UDGothic"/>
-          <w:b/>
-          <w:i w:val="0"/>
-          <w:color w:val="1F5C99"/>
-          <w:sz w:val="26"/>
-        </w:rPr>
-        <w:t xml:space="preserve">6.1 </w:t>
-      </w:r>
-      <w:r>
-        <w:rPr>
-          <w:rFonts w:ascii="BIZ UDPGothic" w:hAnsi="BIZ UDPGothic" w:eastAsia="BIZ UDPGothic"/>
-          <w:b/>
-          <w:i w:val="0"/>
-          <w:color w:val="20242C"/>
-          <w:sz w:val="26"/>
-        </w:rPr>
-        <w:t>tight-pack warning の現況（2026-06-12 更新）</w:t>
-      </w:r>
-    </w:p>
-    <w:p>
-      <w:pPr>
-        <w:spacing w:after="80"/>
-      </w:pPr>
+          <w:b w:val="0"/>
+          <w:i w:val="0"/>
+          <w:sz w:val="20"/>
+        </w:rPr>
+        <w:t>npm run batch</w:t>
+      </w:r>
       <w:r>
         <w:rPr>
           <w:rFonts w:ascii="BIZ UDPGothic" w:hAnsi="BIZ UDPGothic" w:eastAsia="BIZ UDPGothic"/>
@@ -3377,61 +3613,7 @@
           <w:i w:val="0"/>
           <w:sz w:val="21"/>
         </w:rPr>
-        <w:t xml:space="preserve">現行設定（600×450px / 直径 70% / fontSize=40）では </w:t>
-      </w:r>
-      <w:r>
-        <w:rPr>
-          <w:rFonts w:ascii="BIZ UDGothic" w:hAnsi="BIZ UDGothic" w:eastAsia="BIZ UDGothic"/>
-          <w:b w:val="0"/>
-          <w:i w:val="0"/>
-          <w:sz w:val="20"/>
-        </w:rPr>
-        <w:t>npm run verify</w:t>
-      </w:r>
-      <w:r>
-        <w:rPr>
-          <w:rFonts w:ascii="BIZ UDPGothic" w:hAnsi="BIZ UDPGothic" w:eastAsia="BIZ UDPGothic"/>
-          <w:b w:val="0"/>
-          <w:i w:val="0"/>
-          <w:sz w:val="21"/>
-        </w:rPr>
-        <w:t xml:space="preserve"> が </w:t>
-      </w:r>
-      <w:r>
-        <w:rPr>
-          <w:rFonts w:ascii="BIZ UDPGothic" w:hAnsi="BIZ UDPGothic" w:eastAsia="BIZ UDPGothic"/>
-          <w:b/>
-          <w:i w:val="0"/>
-          <w:sz w:val="21"/>
-        </w:rPr>
-        <w:t>15/86 サンプル</w:t>
-      </w:r>
-      <w:r>
-        <w:rPr>
-          <w:rFonts w:ascii="BIZ UDPGothic" w:hAnsi="BIZ UDPGothic" w:eastAsia="BIZ UDPGothic"/>
-          <w:b w:val="0"/>
-          <w:i w:val="0"/>
-          <w:sz w:val="21"/>
-        </w:rPr>
-        <w:t xml:space="preserve">で警告（計 25 件）。警告は全て WARN 級で、ERROR 級（leader 交差 / 円内貫通）は </w:t>
-      </w:r>
-      <w:r>
-        <w:rPr>
-          <w:rFonts w:ascii="BIZ UDPGothic" w:hAnsi="BIZ UDPGothic" w:eastAsia="BIZ UDPGothic"/>
-          <w:b/>
-          <w:i w:val="0"/>
-          <w:sz w:val="21"/>
-        </w:rPr>
-        <w:t>0 を維持</w:t>
-      </w:r>
-      <w:r>
-        <w:rPr>
-          <w:rFonts w:ascii="BIZ UDPGothic" w:hAnsi="BIZ UDPGothic" w:eastAsia="BIZ UDPGothic"/>
-          <w:b w:val="0"/>
-          <w:i w:val="0"/>
-          <w:sz w:val="21"/>
-        </w:rPr>
-        <w:t>。</w:t>
+        <w:t xml:space="preserve"> 後に SHA256 比較）。</w:t>
       </w:r>
     </w:p>
     <w:p>
@@ -3442,12 +3624,116 @@
       </w:pPr>
       <w:r>
         <w:rPr>
+          <w:rFonts w:ascii="BIZ UDGothic" w:hAnsi="BIZ UDGothic" w:eastAsia="BIZ UDGothic"/>
+          <w:b w:val="0"/>
+          <w:i w:val="0"/>
+          <w:sz w:val="20"/>
+        </w:rPr>
+        <w:t>test/leader_invariants.test.ts</w:t>
+      </w:r>
+      <w:r>
+        <w:rPr>
           <w:rFonts w:ascii="BIZ UDPGothic" w:hAnsi="BIZ UDPGothic" w:eastAsia="BIZ UDPGothic"/>
           <w:b w:val="0"/>
           <w:i w:val="0"/>
           <w:sz w:val="21"/>
         </w:rPr>
-        <w:t>label viewBox はみ出し: 21 件（大半は condense-to-fit / 2 行分割で縮小済。残りは構造的残件）。</w:t>
+        <w:t xml:space="preserve"> が回帰 9 サンプル + 番兵 3 サンプルで leader の不変条件（交差・円内貫通ゼロ）をガードする。</w:t>
+      </w:r>
+    </w:p>
+    <w:p>
+      <w:pPr>
+        <w:keepNext/>
+        <w:keepLines/>
+        <w:spacing w:before="140" w:after="60"/>
+      </w:pPr>
+      <w:r>
+        <w:rPr>
+          <w:rFonts w:ascii="BIZ UDGothic" w:hAnsi="BIZ UDGothic" w:eastAsia="BIZ UDGothic"/>
+          <w:b/>
+          <w:i w:val="0"/>
+          <w:color w:val="1F5C99"/>
+          <w:sz w:val="26"/>
+        </w:rPr>
+        <w:t xml:space="preserve">6.1 </w:t>
+      </w:r>
+      <w:r>
+        <w:rPr>
+          <w:rFonts w:ascii="BIZ UDPGothic" w:hAnsi="BIZ UDPGothic" w:eastAsia="BIZ UDPGothic"/>
+          <w:b/>
+          <w:i w:val="0"/>
+          <w:color w:val="20242C"/>
+          <w:sz w:val="26"/>
+        </w:rPr>
+        <w:t>tight-pack warning の現況（2026-06-12 更新）</w:t>
+      </w:r>
+    </w:p>
+    <w:p>
+      <w:pPr>
+        <w:spacing w:after="80"/>
+      </w:pPr>
+      <w:r>
+        <w:rPr>
+          <w:rFonts w:ascii="BIZ UDPGothic" w:hAnsi="BIZ UDPGothic" w:eastAsia="BIZ UDPGothic"/>
+          <w:b w:val="0"/>
+          <w:i w:val="0"/>
+          <w:sz w:val="21"/>
+        </w:rPr>
+        <w:t xml:space="preserve">現行設定（600×450px / 直径 70% / fontSize=40）では </w:t>
+      </w:r>
+      <w:r>
+        <w:rPr>
+          <w:rFonts w:ascii="BIZ UDGothic" w:hAnsi="BIZ UDGothic" w:eastAsia="BIZ UDGothic"/>
+          <w:b w:val="0"/>
+          <w:i w:val="0"/>
+          <w:sz w:val="20"/>
+        </w:rPr>
+        <w:t>npm run verify</w:t>
+      </w:r>
+      <w:r>
+        <w:rPr>
+          <w:rFonts w:ascii="BIZ UDPGothic" w:hAnsi="BIZ UDPGothic" w:eastAsia="BIZ UDPGothic"/>
+          <w:b w:val="0"/>
+          <w:i w:val="0"/>
+          <w:sz w:val="21"/>
+        </w:rPr>
+        <w:t xml:space="preserve"> が </w:t>
+      </w:r>
+      <w:r>
+        <w:rPr>
+          <w:rFonts w:ascii="BIZ UDPGothic" w:hAnsi="BIZ UDPGothic" w:eastAsia="BIZ UDPGothic"/>
+          <w:b/>
+          <w:i w:val="0"/>
+          <w:sz w:val="21"/>
+        </w:rPr>
+        <w:t>15/86 サンプル</w:t>
+      </w:r>
+      <w:r>
+        <w:rPr>
+          <w:rFonts w:ascii="BIZ UDPGothic" w:hAnsi="BIZ UDPGothic" w:eastAsia="BIZ UDPGothic"/>
+          <w:b w:val="0"/>
+          <w:i w:val="0"/>
+          <w:sz w:val="21"/>
+        </w:rPr>
+        <w:t xml:space="preserve">で警告（計 25 件）。警告は全て WARN 級で、ERROR 級（leader 交差 / 円内貫通）は </w:t>
+      </w:r>
+      <w:r>
+        <w:rPr>
+          <w:rFonts w:ascii="BIZ UDPGothic" w:hAnsi="BIZ UDPGothic" w:eastAsia="BIZ UDPGothic"/>
+          <w:b/>
+          <w:i w:val="0"/>
+          <w:sz w:val="21"/>
+        </w:rPr>
+        <w:t>0 を維持</w:t>
+      </w:r>
+      <w:r>
+        <w:rPr>
+          <w:rFonts w:ascii="BIZ UDPGothic" w:hAnsi="BIZ UDPGothic" w:eastAsia="BIZ UDPGothic"/>
+          <w:b w:val="0"/>
+          <w:i w:val="0"/>
+          <w:sz w:val="21"/>
+        </w:rPr>
+        <w:t>。</w:t>
       </w:r>
     </w:p>
     <w:p>
@@ -3463,25 +3749,7 @@
           <w:i w:val="0"/>
           <w:sz w:val="21"/>
         </w:rPr>
-        <w:t xml:space="preserve">leader 交差 / 円内侵入 / through label / label inside pie: </w:t>
-      </w:r>
-      <w:r>
-        <w:rPr>
-          <w:rFonts w:ascii="BIZ UDPGothic" w:hAnsi="BIZ UDPGothic" w:eastAsia="BIZ UDPGothic"/>
-          <w:b/>
-          <w:i w:val="0"/>
-          <w:sz w:val="21"/>
-        </w:rPr>
-        <w:t>いずれも 0 件</w:t>
-      </w:r>
-      <w:r>
-        <w:rPr>
-          <w:rFonts w:ascii="BIZ UDPGothic" w:hAnsi="BIZ UDPGothic" w:eastAsia="BIZ UDPGothic"/>
-          <w:b w:val="0"/>
-          <w:i w:val="0"/>
-          <w:sz w:val="21"/>
-        </w:rPr>
-        <w:t>。</w:t>
+        <w:t>label viewBox はみ出し: 21 件（大半は condense-to-fit / 2 行分割で縮小済。残りは構造的残件）。</w:t>
       </w:r>
     </w:p>
     <w:p>
@@ -3497,16 +3765,16 @@
           <w:i w:val="0"/>
           <w:sz w:val="21"/>
         </w:rPr>
-        <w:t>label overlap: 2 件（</w:t>
-      </w:r>
-      <w:r>
-        <w:rPr>
-          <w:rFonts w:ascii="BIZ UDGothic" w:hAnsi="BIZ UDGothic" w:eastAsia="BIZ UDGothic"/>
-          <w:b w:val="0"/>
-          <w:i w:val="0"/>
-          <w:sz w:val="20"/>
-        </w:rPr>
-        <w:t>stress_one_dominant_9</w:t>
+        <w:t xml:space="preserve">leader 交差 / 円内侵入 / through label / label inside pie: </w:t>
+      </w:r>
+      <w:r>
+        <w:rPr>
+          <w:rFonts w:ascii="BIZ UDPGothic" w:hAnsi="BIZ UDPGothic" w:eastAsia="BIZ UDPGothic"/>
+          <w:b/>
+          <w:i w:val="0"/>
+          <w:sz w:val="21"/>
+        </w:rPr>
+        <w:t>いずれも 0 件</w:t>
       </w:r>
       <w:r>
         <w:rPr>
@@ -3515,7 +3783,7 @@
           <w:i w:val="0"/>
           <w:sz w:val="21"/>
         </w:rPr>
-        <w:t>）。</w:t>
+        <w:t>。</w:t>
       </w:r>
     </w:p>
     <w:p>
@@ -3531,7 +3799,7 @@
           <w:i w:val="0"/>
           <w:sz w:val="21"/>
         </w:rPr>
-        <w:t>label order inversion: 2 件（</w:t>
+        <w:t>label overlap: 2 件（</w:t>
       </w:r>
       <w:r>
         <w:rPr>
@@ -3540,7 +3808,7 @@
           <w:i w:val="0"/>
           <w:sz w:val="20"/>
         </w:rPr>
-        <w:t>page16_country_allocation</w:t>
+        <w:t>stress_one_dominant_9</w:t>
       </w:r>
       <w:r>
         <w:rPr>
@@ -3549,117 +3817,7 @@
           <w:i w:val="0"/>
           <w:sz w:val="21"/>
         </w:rPr>
-        <w:t xml:space="preserve"> / </w:t>
-      </w:r>
-      <w:r>
-        <w:rPr>
-          <w:rFonts w:ascii="BIZ UDGothic" w:hAnsi="BIZ UDGothic" w:eastAsia="BIZ UDGothic"/>
-          <w:b w:val="0"/>
-          <w:i w:val="0"/>
-          <w:sz w:val="20"/>
-        </w:rPr>
-        <w:t>pdf_510037_02_world_bond_idx_country</w:t>
-      </w:r>
-      <w:r>
-        <w:rPr>
-          <w:rFonts w:ascii="BIZ UDPGothic" w:hAnsi="BIZ UDPGothic" w:eastAsia="BIZ UDPGothic"/>
-          <w:b w:val="0"/>
-          <w:i w:val="0"/>
-          <w:sz w:val="21"/>
-        </w:rPr>
         <w:t>）。</w:t>
-      </w:r>
-    </w:p>
-    <w:p>
-      <w:pPr>
-        <w:spacing w:before="80" w:after="120"/>
-        <w:ind w:left="113"/>
-        <w:pBdr>
-          <w:left w:val="single" w:sz="16" w:space="8" w:color="1F5C99"/>
-        </w:pBdr>
-      </w:pPr>
-      <w:r>
-        <w:rPr>
-          <w:rFonts w:ascii="BIZ UDGothic" w:hAnsi="BIZ UDGothic" w:eastAsia="BIZ UDGothic"/>
-          <w:b/>
-          <w:i w:val="0"/>
-          <w:color w:val="1F5C99"/>
-          <w:sz w:val="19"/>
-        </w:rPr>
-        <w:t xml:space="preserve">INFO — </w:t>
-      </w:r>
-      <w:r>
-        <w:rPr>
-          <w:rFonts w:ascii="BIZ UDPGothic" w:hAnsi="BIZ UDPGothic" w:eastAsia="BIZ UDPGothic"/>
-          <w:b w:val="0"/>
-          <w:i w:val="0"/>
-          <w:sz w:val="20"/>
-        </w:rPr>
-        <w:t>構造的に残る viewBox はみ出し（長カタカナ単一語・支配スライス右端など）は既知の対象外。</w:t>
-      </w:r>
-      <w:r>
-        <w:rPr>
-          <w:rFonts w:ascii="BIZ UDGothic" w:hAnsi="BIZ UDGothic" w:eastAsia="BIZ UDGothic"/>
-          <w:b w:val="0"/>
-          <w:i w:val="0"/>
-          <w:sz w:val="19"/>
-        </w:rPr>
-        <w:t>applyFinalCondenseToFit</w:t>
-      </w:r>
-      <w:r>
-        <w:rPr>
-          <w:rFonts w:ascii="BIZ UDPGothic" w:hAnsi="BIZ UDPGothic" w:eastAsia="BIZ UDPGothic"/>
-          <w:b w:val="0"/>
-          <w:i w:val="0"/>
-          <w:sz w:val="20"/>
-        </w:rPr>
-        <w:t>（下限 sx=0.7）・</w:t>
-      </w:r>
-      <w:r>
-        <w:rPr>
-          <w:rFonts w:ascii="BIZ UDGothic" w:hAnsi="BIZ UDGothic" w:eastAsia="BIZ UDGothic"/>
-          <w:b w:val="0"/>
-          <w:i w:val="0"/>
-          <w:sz w:val="19"/>
-        </w:rPr>
-        <w:t>splitLongName</w:t>
-      </w:r>
-      <w:r>
-        <w:rPr>
-          <w:rFonts w:ascii="BIZ UDPGothic" w:hAnsi="BIZ UDPGothic" w:eastAsia="BIZ UDPGothic"/>
-          <w:b w:val="0"/>
-          <w:i w:val="0"/>
-          <w:sz w:val="20"/>
-        </w:rPr>
-        <w:t xml:space="preserve"> 2 行分割でも収まらないケースで、解消は別タスク。値が動いたら本節を更新し、新規回帰と区別すること。</w:t>
-      </w:r>
-    </w:p>
-    <w:p>
-      <w:pPr>
-        <w:spacing w:before="200" w:after="60"/>
-        <w:pBdr>
-          <w:bottom w:val="single" w:sz="6" w:space="4" w:color="CDD5DD"/>
-        </w:pBdr>
-      </w:pPr>
-      <w:r>
-        <w:rPr>
-          <w:rFonts w:ascii="BIZ UDGothic" w:hAnsi="BIZ UDGothic" w:eastAsia="BIZ UDGothic"/>
-          <w:b/>
-          <w:i w:val="0"/>
-          <w:color w:val="1F5C99"/>
-          <w:sz w:val="30"/>
-        </w:rPr>
-        <w:t xml:space="preserve">7. </w:t>
-      </w:r>
-      <w:r>
-        <w:rPr>
-          <w:rFonts w:ascii="BIZ UDPGothic" w:hAnsi="BIZ UDPGothic" w:eastAsia="BIZ UDPGothic"/>
-          <w:b/>
-          <w:i w:val="0"/>
-          <w:color w:val="20242C"/>
-          <w:sz w:val="30"/>
-        </w:rPr>
-        <w:t>固定パラメータ・寸法</w:t>
       </w:r>
     </w:p>
     <w:p>
@@ -3670,12 +3828,21 @@
       </w:pPr>
       <w:r>
         <w:rPr>
+          <w:rFonts w:ascii="BIZ UDPGothic" w:hAnsi="BIZ UDPGothic" w:eastAsia="BIZ UDPGothic"/>
+          <w:b w:val="0"/>
+          <w:i w:val="0"/>
+          <w:sz w:val="21"/>
+        </w:rPr>
+        <w:t>label order inversion: 2 件（</w:t>
+      </w:r>
+      <w:r>
+        <w:rPr>
           <w:rFonts w:ascii="BIZ UDGothic" w:hAnsi="BIZ UDGothic" w:eastAsia="BIZ UDGothic"/>
           <w:b w:val="0"/>
           <w:i w:val="0"/>
           <w:sz w:val="20"/>
         </w:rPr>
-        <w:t>1 viewBox unit = 1px</w:t>
+        <w:t>page16_country_allocation</w:t>
       </w:r>
       <w:r>
         <w:rPr>
@@ -3684,17 +3851,126 @@
           <w:i w:val="0"/>
           <w:sz w:val="21"/>
         </w:rPr>
-        <w:t xml:space="preserve"> 固定。キャンバスは </w:t>
+        <w:t xml:space="preserve"> / </w:t>
+      </w:r>
+      <w:r>
+        <w:rPr>
+          <w:rFonts w:ascii="BIZ UDGothic" w:hAnsi="BIZ UDGothic" w:eastAsia="BIZ UDGothic"/>
+          <w:b w:val="0"/>
+          <w:i w:val="0"/>
+          <w:sz w:val="20"/>
+        </w:rPr>
+        <w:t>pdf_510037_02_world_bond_idx_country</w:t>
+      </w:r>
+      <w:r>
+        <w:rPr>
+          <w:rFonts w:ascii="BIZ UDPGothic" w:hAnsi="BIZ UDPGothic" w:eastAsia="BIZ UDPGothic"/>
+          <w:b w:val="0"/>
+          <w:i w:val="0"/>
+          <w:sz w:val="21"/>
+        </w:rPr>
+        <w:t>）。</w:t>
+      </w:r>
+    </w:p>
+    <w:p>
+      <w:pPr>
+        <w:keepLines/>
+        <w:spacing w:before="80" w:after="120"/>
+        <w:ind w:left="113"/>
+        <w:pBdr>
+          <w:left w:val="single" w:sz="16" w:space="8" w:color="1F5C99"/>
+        </w:pBdr>
+      </w:pPr>
+      <w:r>
+        <w:rPr>
+          <w:rFonts w:ascii="BIZ UDGothic" w:hAnsi="BIZ UDGothic" w:eastAsia="BIZ UDGothic"/>
+          <w:b/>
+          <w:i w:val="0"/>
+          <w:color w:val="1F5C99"/>
+          <w:sz w:val="19"/>
+        </w:rPr>
+        <w:t xml:space="preserve">INFO — </w:t>
+      </w:r>
+      <w:r>
+        <w:rPr>
+          <w:rFonts w:ascii="BIZ UDPGothic" w:hAnsi="BIZ UDPGothic" w:eastAsia="BIZ UDPGothic"/>
+          <w:b w:val="0"/>
+          <w:i w:val="0"/>
+          <w:sz w:val="20"/>
+        </w:rPr>
+        <w:t>構造的に残る viewBox はみ出し（長カタカナ単一語・支配スライス右端など）は既知の対象外。</w:t>
+      </w:r>
+      <w:r>
+        <w:rPr>
+          <w:rFonts w:ascii="BIZ UDGothic" w:hAnsi="BIZ UDGothic" w:eastAsia="BIZ UDGothic"/>
+          <w:b w:val="0"/>
+          <w:i w:val="0"/>
+          <w:sz w:val="19"/>
+        </w:rPr>
+        <w:t>applyFinalCondenseToFit</w:t>
+      </w:r>
+      <w:r>
+        <w:rPr>
+          <w:rFonts w:ascii="BIZ UDPGothic" w:hAnsi="BIZ UDPGothic" w:eastAsia="BIZ UDPGothic"/>
+          <w:b w:val="0"/>
+          <w:i w:val="0"/>
+          <w:sz w:val="20"/>
+        </w:rPr>
+        <w:t>（下限 sx=0.7）・</w:t>
+      </w:r>
+      <w:r>
+        <w:rPr>
+          <w:rFonts w:ascii="BIZ UDGothic" w:hAnsi="BIZ UDGothic" w:eastAsia="BIZ UDGothic"/>
+          <w:b w:val="0"/>
+          <w:i w:val="0"/>
+          <w:sz w:val="19"/>
+        </w:rPr>
+        <w:t>splitLongName</w:t>
+      </w:r>
+      <w:r>
+        <w:rPr>
+          <w:rFonts w:ascii="BIZ UDPGothic" w:hAnsi="BIZ UDPGothic" w:eastAsia="BIZ UDPGothic"/>
+          <w:b w:val="0"/>
+          <w:i w:val="0"/>
+          <w:sz w:val="20"/>
+        </w:rPr>
+        <w:t xml:space="preserve"> 2 行分割でも収まらないケースで、解消は別タスク。値が動いたら本節を更新し、新規回帰と区別すること。</w:t>
+      </w:r>
+    </w:p>
+    <w:p>
+      <w:pPr>
+        <w:keepNext/>
+        <w:keepLines/>
+        <w:spacing w:before="200" w:after="60"/>
+        <w:pBdr>
+          <w:bottom w:val="single" w:sz="6" w:space="4" w:color="CDD5DD"/>
+        </w:pBdr>
+      </w:pPr>
+      <w:r>
+        <w:rPr>
+          <w:rFonts w:ascii="BIZ UDGothic" w:hAnsi="BIZ UDGothic" w:eastAsia="BIZ UDGothic"/>
+          <w:b/>
+          <w:i w:val="0"/>
+          <w:color w:val="1F5C99"/>
+          <w:sz w:val="30"/>
+        </w:rPr>
+        <w:t xml:space="preserve">7. </w:t>
       </w:r>
       <w:r>
         <w:rPr>
           <w:rFonts w:ascii="BIZ UDPGothic" w:hAnsi="BIZ UDPGothic" w:eastAsia="BIZ UDPGothic"/>
           <w:b/>
           <w:i w:val="0"/>
-          <w:sz w:val="21"/>
-        </w:rPr>
-        <w:t>600×450px 固定</w:t>
-      </w:r>
+          <w:color w:val="20242C"/>
+          <w:sz w:val="30"/>
+        </w:rPr>
+        <w:t>exe 配布（Node SEA + 外部参照）</w:t>
+      </w:r>
+    </w:p>
+    <w:p>
+      <w:pPr>
+        <w:spacing w:after="80"/>
+      </w:pPr>
       <w:r>
         <w:rPr>
           <w:rFonts w:ascii="BIZ UDPGothic" w:hAnsi="BIZ UDPGothic" w:eastAsia="BIZ UDPGothic"/>
@@ -3702,7 +3978,7 @@
           <w:i w:val="0"/>
           <w:sz w:val="21"/>
         </w:rPr>
-        <w:t>（</w:t>
+        <w:t xml:space="preserve">非開発者へ配る実行ファイルを </w:t>
       </w:r>
       <w:r>
         <w:rPr>
@@ -3711,7 +3987,7 @@
           <w:i w:val="0"/>
           <w:sz w:val="20"/>
         </w:rPr>
-        <w:t>config.ts</w:t>
+        <w:t>npm run build:exe</w:t>
       </w:r>
       <w:r>
         <w:rPr>
@@ -3720,7 +3996,7 @@
           <w:i w:val="0"/>
           <w:sz w:val="21"/>
         </w:rPr>
-        <w:t xml:space="preserve"> の </w:t>
+        <w:t>（</w:t>
       </w:r>
       <w:r>
         <w:rPr>
@@ -3729,7 +4005,7 @@
           <w:i w:val="0"/>
           <w:sz w:val="20"/>
         </w:rPr>
-        <w:t>svgWidthPx</w:t>
+        <w:t>scripts/build-exe.mjs</w:t>
       </w:r>
       <w:r>
         <w:rPr>
@@ -3738,7 +4014,25 @@
           <w:i w:val="0"/>
           <w:sz w:val="21"/>
         </w:rPr>
-        <w:t xml:space="preserve"> / </w:t>
+        <w:t>）で生成する。</w:t>
+      </w:r>
+      <w:r>
+        <w:rPr>
+          <w:rFonts w:ascii="BIZ UDPGothic" w:hAnsi="BIZ UDPGothic" w:eastAsia="BIZ UDPGothic"/>
+          <w:b/>
+          <w:i w:val="0"/>
+          <w:sz w:val="21"/>
+        </w:rPr>
+        <w:t>配布物は `dist-exe/` フォルダ一式</w:t>
+      </w:r>
+      <w:r>
+        <w:rPr>
+          <w:rFonts w:ascii="BIZ UDPGothic" w:hAnsi="BIZ UDPGothic" w:eastAsia="BIZ UDPGothic"/>
+          <w:b w:val="0"/>
+          <w:i w:val="0"/>
+          <w:sz w:val="21"/>
+        </w:rPr>
+        <w:t>（</w:t>
       </w:r>
       <w:r>
         <w:rPr>
@@ -3747,7 +4041,61 @@
           <w:i w:val="0"/>
           <w:sz w:val="20"/>
         </w:rPr>
-        <w:t>svgHeightPx</w:t>
+        <w:t>pie-chart.exe</w:t>
+      </w:r>
+      <w:r>
+        <w:rPr>
+          <w:rFonts w:ascii="BIZ UDPGothic" w:hAnsi="BIZ UDPGothic" w:eastAsia="BIZ UDPGothic"/>
+          <w:b w:val="0"/>
+          <w:i w:val="0"/>
+          <w:sz w:val="21"/>
+        </w:rPr>
+        <w:t xml:space="preserve"> + </w:t>
+      </w:r>
+      <w:r>
+        <w:rPr>
+          <w:rFonts w:ascii="BIZ UDGothic" w:hAnsi="BIZ UDGothic" w:eastAsia="BIZ UDGothic"/>
+          <w:b w:val="0"/>
+          <w:i w:val="0"/>
+          <w:sz w:val="20"/>
+        </w:rPr>
+        <w:t>pie-chart-codesign.cer</w:t>
+      </w:r>
+      <w:r>
+        <w:rPr>
+          <w:rFonts w:ascii="BIZ UDPGothic" w:hAnsi="BIZ UDPGothic" w:eastAsia="BIZ UDPGothic"/>
+          <w:b w:val="0"/>
+          <w:i w:val="0"/>
+          <w:sz w:val="21"/>
+        </w:rPr>
+        <w:t xml:space="preserve"> + </w:t>
+      </w:r>
+      <w:r>
+        <w:rPr>
+          <w:rFonts w:ascii="BIZ UDGothic" w:hAnsi="BIZ UDGothic" w:eastAsia="BIZ UDGothic"/>
+          <w:b w:val="0"/>
+          <w:i w:val="0"/>
+          <w:sz w:val="20"/>
+        </w:rPr>
+        <w:t>fonts/</w:t>
+      </w:r>
+      <w:r>
+        <w:rPr>
+          <w:rFonts w:ascii="BIZ UDPGothic" w:hAnsi="BIZ UDPGothic" w:eastAsia="BIZ UDPGothic"/>
+          <w:b w:val="0"/>
+          <w:i w:val="0"/>
+          <w:sz w:val="21"/>
+        </w:rPr>
+        <w:t xml:space="preserve"> + </w:t>
+      </w:r>
+      <w:r>
+        <w:rPr>
+          <w:rFonts w:ascii="BIZ UDGothic" w:hAnsi="BIZ UDGothic" w:eastAsia="BIZ UDGothic"/>
+          <w:b w:val="0"/>
+          <w:i w:val="0"/>
+          <w:sz w:val="20"/>
+        </w:rPr>
+        <w:t>node_modules/</w:t>
       </w:r>
       <w:r>
         <w:rPr>
@@ -3772,16 +4120,16 @@
           <w:i w:val="0"/>
           <w:sz w:val="21"/>
         </w:rPr>
-        <w:t>円グラフ本体の直径は</w:t>
-      </w:r>
-      <w:r>
-        <w:rPr>
-          <w:rFonts w:ascii="BIZ UDPGothic" w:hAnsi="BIZ UDPGothic" w:eastAsia="BIZ UDPGothic"/>
-          <w:b/>
-          <w:i w:val="0"/>
-          <w:sz w:val="21"/>
-        </w:rPr>
-        <w:t>高さの 70% 固定</w:t>
+        <w:t xml:space="preserve">exe は cli を </w:t>
+      </w:r>
+      <w:r>
+        <w:rPr>
+          <w:rFonts w:ascii="BIZ UDGothic" w:hAnsi="BIZ UDGothic" w:eastAsia="BIZ UDGothic"/>
+          <w:b w:val="0"/>
+          <w:i w:val="0"/>
+          <w:sz w:val="20"/>
+        </w:rPr>
+        <w:t>esbuild</w:t>
       </w:r>
       <w:r>
         <w:rPr>
@@ -3790,7 +4138,7 @@
           <w:i w:val="0"/>
           <w:sz w:val="21"/>
         </w:rPr>
-        <w:t>（</w:t>
+        <w:t xml:space="preserve"> で単一 CJS 化し、</w:t>
       </w:r>
       <w:r>
         <w:rPr>
@@ -3799,7 +4147,7 @@
           <w:i w:val="0"/>
           <w:sz w:val="20"/>
         </w:rPr>
-        <w:t>pieHeightRatio</w:t>
+        <w:t>postject</w:t>
       </w:r>
       <w:r>
         <w:rPr>
@@ -3808,43 +4156,7 @@
           <w:i w:val="0"/>
           <w:sz w:val="21"/>
         </w:rPr>
-        <w:t xml:space="preserve"> 0.7）で </w:t>
-      </w:r>
-      <w:r>
-        <w:rPr>
-          <w:rFonts w:ascii="BIZ UDPGothic" w:hAnsi="BIZ UDPGothic" w:eastAsia="BIZ UDPGothic"/>
-          <w:b/>
-          <w:i w:val="0"/>
-          <w:sz w:val="21"/>
-        </w:rPr>
-        <w:t>fontSize 非依存</w:t>
-      </w:r>
-      <w:r>
-        <w:rPr>
-          <w:rFonts w:ascii="BIZ UDPGothic" w:hAnsi="BIZ UDPGothic" w:eastAsia="BIZ UDPGothic"/>
-          <w:b w:val="0"/>
-          <w:i w:val="0"/>
-          <w:sz w:val="21"/>
-        </w:rPr>
-        <w:t xml:space="preserve">。pie は常にキャンバス中央、横余白は </w:t>
-      </w:r>
-      <w:r>
-        <w:rPr>
-          <w:rFonts w:ascii="BIZ UDGothic" w:hAnsi="BIZ UDGothic" w:eastAsia="BIZ UDGothic"/>
-          <w:b w:val="0"/>
-          <w:i w:val="0"/>
-          <w:sz w:val="20"/>
-        </w:rPr>
-        <w:t>(svgWidthPx − 直径) / 2</w:t>
-      </w:r>
-      <w:r>
-        <w:rPr>
-          <w:rFonts w:ascii="BIZ UDPGothic" w:hAnsi="BIZ UDPGothic" w:eastAsia="BIZ UDPGothic"/>
-          <w:b w:val="0"/>
-          <w:i w:val="0"/>
-          <w:sz w:val="21"/>
-        </w:rPr>
-        <w:t xml:space="preserve"> で自動決定。</w:t>
+        <w:t xml:space="preserve"> で Node SEA として inject する。</w:t>
       </w:r>
     </w:p>
     <w:p>
@@ -3856,11 +4168,20 @@
       <w:r>
         <w:rPr>
           <w:rFonts w:ascii="BIZ UDPGothic" w:hAnsi="BIZ UDPGothic" w:eastAsia="BIZ UDPGothic"/>
+          <w:b/>
+          <w:i w:val="0"/>
+          <w:sz w:val="21"/>
+        </w:rPr>
+        <w:t>フォントと `subset-font` は exe に埋め込まず外部参照</w:t>
+      </w:r>
+      <w:r>
+        <w:rPr>
+          <w:rFonts w:ascii="BIZ UDPGothic" w:hAnsi="BIZ UDPGothic" w:eastAsia="BIZ UDPGothic"/>
           <w:b w:val="0"/>
           <w:i w:val="0"/>
           <w:sz w:val="21"/>
         </w:rPr>
-        <w:t xml:space="preserve">文字サイズは </w:t>
+        <w:t xml:space="preserve">する。これにより </w:t>
       </w:r>
       <w:r>
         <w:rPr>
@@ -3869,7 +4190,7 @@
           <w:i w:val="0"/>
           <w:sz w:val="20"/>
         </w:rPr>
-        <w:t>fontSize</w:t>
+        <w:t>subset-font</w:t>
       </w:r>
       <w:r>
         <w:rPr>
@@ -3878,7 +4199,25 @@
           <w:i w:val="0"/>
           <w:sz w:val="21"/>
         </w:rPr>
-        <w:t xml:space="preserve"> 既定 </w:t>
+        <w:t xml:space="preserve"> 内の </w:t>
+      </w:r>
+      <w:r>
+        <w:rPr>
+          <w:rFonts w:ascii="BIZ UDGothic" w:hAnsi="BIZ UDGothic" w:eastAsia="BIZ UDGothic"/>
+          <w:b w:val="0"/>
+          <w:i w:val="0"/>
+          <w:sz w:val="20"/>
+        </w:rPr>
+        <w:t>require.resolve('harfbuzzjs/hb-subset.wasm')</w:t>
+      </w:r>
+      <w:r>
+        <w:rPr>
+          <w:rFonts w:ascii="BIZ UDPGothic" w:hAnsi="BIZ UDPGothic" w:eastAsia="BIZ UDPGothic"/>
+          <w:b w:val="0"/>
+          <w:i w:val="0"/>
+          <w:sz w:val="21"/>
+        </w:rPr>
+        <w:t xml:space="preserve"> が実行時の Node 解決で効き、フォントがサブセット埋込されて出力 SVG が小さくなる（tsx 版と </w:t>
       </w:r>
       <w:r>
         <w:rPr>
@@ -3887,7 +4226,7 @@
           <w:i w:val="0"/>
           <w:sz w:val="21"/>
         </w:rPr>
-        <w:t>40</w:t>
+        <w:t>byte-identical</w:t>
       </w:r>
       <w:r>
         <w:rPr>
@@ -3896,7 +4235,7 @@
           <w:i w:val="0"/>
           <w:sz w:val="21"/>
         </w:rPr>
-        <w:t>（</w:t>
+        <w:t>）。</w:t>
       </w:r>
       <w:r>
         <w:rPr>
@@ -3905,7 +4244,7 @@
           <w:i w:val="0"/>
           <w:sz w:val="20"/>
         </w:rPr>
-        <w:t>baselineFontSize</w:t>
+        <w:t>font.ts</w:t>
       </w:r>
       <w:r>
         <w:rPr>
@@ -3914,7 +4253,7 @@
           <w:i w:val="0"/>
           <w:sz w:val="21"/>
         </w:rPr>
-        <w:t xml:space="preserve"> 20 を基準に派生スケールが連動）。実描画は </w:t>
+        <w:t xml:space="preserve"> の </w:t>
       </w:r>
       <w:r>
         <w:rPr>
@@ -3923,7 +4262,7 @@
           <w:i w:val="0"/>
           <w:sz w:val="20"/>
         </w:rPr>
-        <w:t>fontSize × textRenderScale</w:t>
+        <w:t>seaExeDir</w:t>
       </w:r>
       <w:r>
         <w:rPr>
@@ -3932,16 +4271,16 @@
           <w:i w:val="0"/>
           <w:sz w:val="21"/>
         </w:rPr>
-        <w:t>（=40×0.68=</w:t>
-      </w:r>
-      <w:r>
-        <w:rPr>
-          <w:rFonts w:ascii="BIZ UDPGothic" w:hAnsi="BIZ UDPGothic" w:eastAsia="BIZ UDPGothic"/>
-          <w:b/>
-          <w:i w:val="0"/>
-          <w:sz w:val="21"/>
-        </w:rPr>
-        <w:t>27.2px</w:t>
+        <w:t xml:space="preserve"> / </w:t>
+      </w:r>
+      <w:r>
+        <w:rPr>
+          <w:rFonts w:ascii="BIZ UDGothic" w:hAnsi="BIZ UDGothic" w:eastAsia="BIZ UDGothic"/>
+          <w:b w:val="0"/>
+          <w:i w:val="0"/>
+          <w:sz w:val="20"/>
+        </w:rPr>
+        <w:t>getSubsetFont</w:t>
       </w:r>
       <w:r>
         <w:rPr>
@@ -3950,7 +4289,7 @@
           <w:i w:val="0"/>
           <w:sz w:val="21"/>
         </w:rPr>
-        <w:t xml:space="preserve">）で </w:t>
+        <w:t xml:space="preserve"> が exe ディレクトリ基準で </w:t>
       </w:r>
       <w:r>
         <w:rPr>
@@ -3959,7 +4298,7 @@
           <w:i w:val="0"/>
           <w:sz w:val="20"/>
         </w:rPr>
-        <w:t>&lt;text font-size&gt;</w:t>
+        <w:t>fonts/</w:t>
       </w:r>
       <w:r>
         <w:rPr>
@@ -3968,7 +4307,25 @@
           <w:i w:val="0"/>
           <w:sz w:val="21"/>
         </w:rPr>
-        <w:t xml:space="preserve"> に出力。</w:t>
+        <w:t xml:space="preserve"> と </w:t>
+      </w:r>
+      <w:r>
+        <w:rPr>
+          <w:rFonts w:ascii="BIZ UDGothic" w:hAnsi="BIZ UDGothic" w:eastAsia="BIZ UDGothic"/>
+          <w:b w:val="0"/>
+          <w:i w:val="0"/>
+          <w:sz w:val="20"/>
+        </w:rPr>
+        <w:t>node_modules/subset-font</w:t>
+      </w:r>
+      <w:r>
+        <w:rPr>
+          <w:rFonts w:ascii="BIZ UDPGothic" w:hAnsi="BIZ UDPGothic" w:eastAsia="BIZ UDPGothic"/>
+          <w:b w:val="0"/>
+          <w:i w:val="0"/>
+          <w:sz w:val="21"/>
+        </w:rPr>
+        <w:t xml:space="preserve"> を解決する（cwd 非依存）。</w:t>
       </w:r>
     </w:p>
     <w:p>
@@ -3984,7 +4341,7 @@
           <w:i w:val="0"/>
           <w:sz w:val="21"/>
         </w:rPr>
-        <w:t>長体（</w:t>
+        <w:t xml:space="preserve">ビルド時（Windows）に </w:t>
       </w:r>
       <w:r>
         <w:rPr>
@@ -3993,7 +4350,7 @@
           <w:i w:val="0"/>
           <w:sz w:val="20"/>
         </w:rPr>
-        <w:t>nameScaleX</w:t>
+        <w:t>scripts/sign-exe.ps1</w:t>
       </w:r>
       <w:r>
         <w:rPr>
@@ -4002,7 +4359,7 @@
           <w:i w:val="0"/>
           <w:sz w:val="21"/>
         </w:rPr>
-        <w:t>）は</w:t>
+        <w:t xml:space="preserve"> が exe を</w:t>
       </w:r>
       <w:r>
         <w:rPr>
@@ -4011,7 +4368,7 @@
           <w:i w:val="0"/>
           <w:sz w:val="21"/>
         </w:rPr>
-        <w:t>ラベル単位</w:t>
+        <w:t>自己署名</w:t>
       </w:r>
       <w:r>
         <w:rPr>
@@ -4020,7 +4377,7 @@
           <w:i w:val="0"/>
           <w:sz w:val="21"/>
         </w:rPr>
-        <w:t xml:space="preserve">: はみ出すラベルだけ </w:t>
+        <w:t>で SHA256 署名する。</w:t>
       </w:r>
       <w:r>
         <w:rPr>
@@ -4029,7 +4386,7 @@
           <w:i w:val="0"/>
           <w:sz w:val="20"/>
         </w:rPr>
-        <w:t>applyFinalCondenseToFit</w:t>
+        <w:t>build-exe.mjs</w:t>
       </w:r>
       <w:r>
         <w:rPr>
@@ -4038,7 +4395,7 @@
           <w:i w:val="0"/>
           <w:sz w:val="21"/>
         </w:rPr>
-        <w:t xml:space="preserve"> で縮め、</w:t>
+        <w:t xml:space="preserve"> の </w:t>
       </w:r>
       <w:r>
         <w:rPr>
@@ -4047,7 +4404,7 @@
           <w:i w:val="0"/>
           <w:sz w:val="20"/>
         </w:rPr>
-        <w:t>relaxNameCondense</w:t>
+        <w:t>stripPeSignature</w:t>
       </w:r>
       <w:r>
         <w:rPr>
@@ -4056,7 +4413,25 @@
           <w:i w:val="0"/>
           <w:sz w:val="21"/>
         </w:rPr>
-        <w:t xml:space="preserve"> がキャンバス・pie・隣接ラベルに当たらない範囲で原寸（sx=1 上限）へ戻す。</w:t>
+        <w:t xml:space="preserve"> で node.exe 由来の既存署名を除去してから署名する（postject が壊した署名が残ると署名 API が失敗するため）。配布先で </w:t>
+      </w:r>
+      <w:r>
+        <w:rPr>
+          <w:rFonts w:ascii="BIZ UDGothic" w:hAnsi="BIZ UDGothic" w:eastAsia="BIZ UDGothic"/>
+          <w:b w:val="0"/>
+          <w:i w:val="0"/>
+          <w:sz w:val="20"/>
+        </w:rPr>
+        <w:t>pie-chart-codesign.cer</w:t>
+      </w:r>
+      <w:r>
+        <w:rPr>
+          <w:rFonts w:ascii="BIZ UDPGothic" w:hAnsi="BIZ UDPGothic" w:eastAsia="BIZ UDPGothic"/>
+          <w:b w:val="0"/>
+          <w:i w:val="0"/>
+          <w:sz w:val="21"/>
+        </w:rPr>
+        <w:t xml:space="preserve"> を信頼登録すれば SmartScreen を抑止できる。</w:t>
       </w:r>
     </w:p>
     <w:p>
@@ -4072,16 +4447,16 @@
           <w:i w:val="0"/>
           <w:sz w:val="21"/>
         </w:rPr>
-        <w:t xml:space="preserve">下限長体でも見切れる長名は </w:t>
-      </w:r>
-      <w:r>
-        <w:rPr>
-          <w:rFonts w:ascii="BIZ UDPGothic" w:hAnsi="BIZ UDPGothic" w:eastAsia="BIZ UDPGothic"/>
-          <w:b/>
-          <w:i w:val="0"/>
-          <w:sz w:val="21"/>
-        </w:rPr>
-        <w:t>2 行分割</w:t>
+        <w:t>DB 入力（</w:t>
+      </w:r>
+      <w:r>
+        <w:rPr>
+          <w:rFonts w:ascii="BIZ UDGothic" w:hAnsi="BIZ UDGothic" w:eastAsia="BIZ UDGothic"/>
+          <w:b w:val="0"/>
+          <w:i w:val="0"/>
+          <w:sz w:val="20"/>
+        </w:rPr>
+        <w:t>--sql</w:t>
       </w:r>
       <w:r>
         <w:rPr>
@@ -4090,7 +4465,7 @@
           <w:i w:val="0"/>
           <w:sz w:val="21"/>
         </w:rPr>
-        <w:t>で収める（</w:t>
+        <w:t xml:space="preserve">）はネイティブ </w:t>
       </w:r>
       <w:r>
         <w:rPr>
@@ -4099,7 +4474,7 @@
           <w:i w:val="0"/>
           <w:sz w:val="20"/>
         </w:rPr>
-        <w:t>svg_geom.ts</w:t>
+        <w:t>msnodesqlv8</w:t>
       </w:r>
       <w:r>
         <w:rPr>
@@ -4108,7 +4483,7 @@
           <w:i w:val="0"/>
           <w:sz w:val="21"/>
         </w:rPr>
-        <w:t xml:space="preserve"> </w:t>
+        <w:t xml:space="preserve"> を要するため exe には含めない。利用時は </w:t>
       </w:r>
       <w:r>
         <w:rPr>
@@ -4117,7 +4492,7 @@
           <w:i w:val="0"/>
           <w:sz w:val="20"/>
         </w:rPr>
-        <w:t>splitLongName</w:t>
+        <w:t>dist-exe/node_modules</w:t>
       </w:r>
       <w:r>
         <w:rPr>
@@ -4126,43 +4501,7 @@
           <w:i w:val="0"/>
           <w:sz w:val="21"/>
         </w:rPr>
-        <w:t xml:space="preserve"> + </w:t>
-      </w:r>
-      <w:r>
-        <w:rPr>
-          <w:rFonts w:ascii="BIZ UDGothic" w:hAnsi="BIZ UDGothic" w:eastAsia="BIZ UDGothic"/>
-          <w:b w:val="0"/>
-          <w:i w:val="0"/>
-          <w:sz w:val="20"/>
-        </w:rPr>
-        <w:t>applySplitNameFallback</w:t>
-      </w:r>
-      <w:r>
-        <w:rPr>
-          <w:rFonts w:ascii="BIZ UDPGothic" w:hAnsi="BIZ UDPGothic" w:eastAsia="BIZ UDPGothic"/>
-          <w:b w:val="0"/>
-          <w:i w:val="0"/>
-          <w:sz w:val="21"/>
-        </w:rPr>
-        <w:t xml:space="preserve">）。採否は </w:t>
-      </w:r>
-      <w:r>
-        <w:rPr>
-          <w:rFonts w:ascii="BIZ UDGothic" w:hAnsi="BIZ UDGothic" w:eastAsia="BIZ UDGothic"/>
-          <w:b w:val="0"/>
-          <w:i w:val="0"/>
-          <w:sz w:val="20"/>
-        </w:rPr>
-        <w:t>countDefects</w:t>
-      </w:r>
-      <w:r>
-        <w:rPr>
-          <w:rFonts w:ascii="BIZ UDPGothic" w:hAnsi="BIZ UDPGothic" w:eastAsia="BIZ UDPGothic"/>
-          <w:b w:val="0"/>
-          <w:i w:val="0"/>
-          <w:sz w:val="21"/>
-        </w:rPr>
-        <w:t xml:space="preserve"> の chart 全体 do-no-harm ゲートで決める。</w:t>
+        <w:t xml:space="preserve"> へ追加する。</w:t>
       </w:r>
     </w:p>
     <w:p>
@@ -4178,7 +4517,7 @@
           <w:i w:val="0"/>
           <w:sz w:val="21"/>
         </w:rPr>
-        <w:t xml:space="preserve">フォントは </w:t>
+        <w:t xml:space="preserve">詳細・オフライン配布時の同梱物は </w:t>
       </w:r>
       <w:r>
         <w:rPr>
@@ -4187,7 +4526,7 @@
           <w:i w:val="0"/>
           <w:sz w:val="20"/>
         </w:rPr>
-        <w:t>fonts/</w:t>
+        <w:t>pie-chart/README.md</w:t>
       </w:r>
       <w:r>
         <w:rPr>
@@ -4196,11 +4535,13 @@
           <w:i w:val="0"/>
           <w:sz w:val="21"/>
         </w:rPr>
-        <w:t xml:space="preserve"> に同梱の BIZ UDPGothic（WOFF2 400/700 + OFL ライセンス）。</w:t>
+        <w:t>「exe 配布」節を参照。</w:t>
       </w:r>
     </w:p>
     <w:p>
       <w:pPr>
+        <w:keepNext/>
+        <w:keepLines/>
         <w:spacing w:before="200" w:after="60"/>
         <w:pBdr>
           <w:bottom w:val="single" w:sz="6" w:space="4" w:color="CDD5DD"/>
@@ -4224,39 +4565,7 @@
           <w:color w:val="20242C"/>
           <w:sz w:val="30"/>
         </w:rPr>
-        <w:t>コメント規約</w:t>
-      </w:r>
-    </w:p>
-    <w:p>
-      <w:pPr>
-        <w:spacing w:after="80"/>
-      </w:pPr>
-      <w:r>
-        <w:rPr>
-          <w:rFonts w:ascii="BIZ UDPGothic" w:hAnsi="BIZ UDPGothic" w:eastAsia="BIZ UDPGothic"/>
-          <w:b w:val="0"/>
-          <w:i w:val="0"/>
-          <w:sz w:val="21"/>
-        </w:rPr>
-        <w:t xml:space="preserve">コメントは「なぜ」「非自明なロジック」を説明する。改修・新規コードもこの規約を踏襲する（詳細は </w:t>
-      </w:r>
-      <w:r>
-        <w:rPr>
-          <w:rFonts w:ascii="BIZ UDGothic" w:hAnsi="BIZ UDGothic" w:eastAsia="BIZ UDGothic"/>
-          <w:b w:val="0"/>
-          <w:i w:val="0"/>
-          <w:sz w:val="20"/>
-        </w:rPr>
-        <w:t>graph2/README.md</w:t>
-      </w:r>
-      <w:r>
-        <w:rPr>
-          <w:rFonts w:ascii="BIZ UDPGothic" w:hAnsi="BIZ UDPGothic" w:eastAsia="BIZ UDPGothic"/>
-          <w:b w:val="0"/>
-          <w:i w:val="0"/>
-          <w:sz w:val="21"/>
-        </w:rPr>
-        <w:t>「コメント規約」節が正典）。</w:t>
+        <w:t>固定パラメータ・寸法</w:t>
       </w:r>
     </w:p>
     <w:p>
@@ -4267,12 +4576,30 @@
       </w:pPr>
       <w:r>
         <w:rPr>
+          <w:rFonts w:ascii="BIZ UDGothic" w:hAnsi="BIZ UDGothic" w:eastAsia="BIZ UDGothic"/>
+          <w:b w:val="0"/>
+          <w:i w:val="0"/>
+          <w:sz w:val="20"/>
+        </w:rPr>
+        <w:t>1 viewBox unit = 1px</w:t>
+      </w:r>
+      <w:r>
+        <w:rPr>
+          <w:rFonts w:ascii="BIZ UDPGothic" w:hAnsi="BIZ UDPGothic" w:eastAsia="BIZ UDPGothic"/>
+          <w:b w:val="0"/>
+          <w:i w:val="0"/>
+          <w:sz w:val="21"/>
+        </w:rPr>
+        <w:t xml:space="preserve"> 固定。キャンバスは </w:t>
+      </w:r>
+      <w:r>
+        <w:rPr>
           <w:rFonts w:ascii="BIZ UDPGothic" w:hAnsi="BIZ UDPGothic" w:eastAsia="BIZ UDPGothic"/>
           <w:b/>
           <w:i w:val="0"/>
           <w:sz w:val="21"/>
         </w:rPr>
-        <w:t>言語</w:t>
+        <w:t>600×450px 固定</w:t>
       </w:r>
       <w:r>
         <w:rPr>
@@ -4281,7 +4608,7 @@
           <w:i w:val="0"/>
           <w:sz w:val="21"/>
         </w:rPr>
-        <w:t>: 日本語の散文 + 英語ドメイン用語（</w:t>
+        <w:t>（</w:t>
       </w:r>
       <w:r>
         <w:rPr>
@@ -4290,7 +4617,7 @@
           <w:i w:val="0"/>
           <w:sz w:val="20"/>
         </w:rPr>
-        <w:t>pieRadius</w:t>
+        <w:t>config.ts</w:t>
       </w:r>
       <w:r>
         <w:rPr>
@@ -4299,7 +4626,7 @@
           <w:i w:val="0"/>
           <w:sz w:val="21"/>
         </w:rPr>
-        <w:t xml:space="preserve"> / </w:t>
+        <w:t xml:space="preserve"> の </w:t>
       </w:r>
       <w:r>
         <w:rPr>
@@ -4308,7 +4635,7 @@
           <w:i w:val="0"/>
           <w:sz w:val="20"/>
         </w:rPr>
-        <w:t>anchor</w:t>
+        <w:t>svgWidthPx</w:t>
       </w:r>
       <w:r>
         <w:rPr>
@@ -4326,7 +4653,7 @@
           <w:i w:val="0"/>
           <w:sz w:val="20"/>
         </w:rPr>
-        <w:t>leader</w:t>
+        <w:t>svgHeightPx</w:t>
       </w:r>
       <w:r>
         <w:rPr>
@@ -4335,61 +4662,7 @@
           <w:i w:val="0"/>
           <w:sz w:val="21"/>
         </w:rPr>
-        <w:t xml:space="preserve"> / </w:t>
-      </w:r>
-      <w:r>
-        <w:rPr>
-          <w:rFonts w:ascii="BIZ UDGothic" w:hAnsi="BIZ UDGothic" w:eastAsia="BIZ UDGothic"/>
-          <w:b w:val="0"/>
-          <w:i w:val="0"/>
-          <w:sz w:val="20"/>
-        </w:rPr>
-        <w:t>cascade</w:t>
-      </w:r>
-      <w:r>
-        <w:rPr>
-          <w:rFonts w:ascii="BIZ UDPGothic" w:hAnsi="BIZ UDPGothic" w:eastAsia="BIZ UDPGothic"/>
-          <w:b w:val="0"/>
-          <w:i w:val="0"/>
-          <w:sz w:val="21"/>
-        </w:rPr>
-        <w:t xml:space="preserve"> / </w:t>
-      </w:r>
-      <w:r>
-        <w:rPr>
-          <w:rFonts w:ascii="BIZ UDGothic" w:hAnsi="BIZ UDGothic" w:eastAsia="BIZ UDGothic"/>
-          <w:b w:val="0"/>
-          <w:i w:val="0"/>
-          <w:sz w:val="20"/>
-        </w:rPr>
-        <w:t>rim</w:t>
-      </w:r>
-      <w:r>
-        <w:rPr>
-          <w:rFonts w:ascii="BIZ UDPGothic" w:hAnsi="BIZ UDPGothic" w:eastAsia="BIZ UDPGothic"/>
-          <w:b w:val="0"/>
-          <w:i w:val="0"/>
-          <w:sz w:val="21"/>
-        </w:rPr>
-        <w:t xml:space="preserve"> / </w:t>
-      </w:r>
-      <w:r>
-        <w:rPr>
-          <w:rFonts w:ascii="BIZ UDGothic" w:hAnsi="BIZ UDGothic" w:eastAsia="BIZ UDGothic"/>
-          <w:b w:val="0"/>
-          <w:i w:val="0"/>
-          <w:sz w:val="20"/>
-        </w:rPr>
-        <w:t>viewBox</w:t>
-      </w:r>
-      <w:r>
-        <w:rPr>
-          <w:rFonts w:ascii="BIZ UDPGothic" w:hAnsi="BIZ UDPGothic" w:eastAsia="BIZ UDPGothic"/>
-          <w:b w:val="0"/>
-          <w:i w:val="0"/>
-          <w:sz w:val="21"/>
-        </w:rPr>
-        <w:t xml:space="preserve"> 等）を併用。ドメイン用語を無理に和訳しない。</w:t>
+        <w:t>）。</w:t>
       </w:r>
     </w:p>
     <w:p>
@@ -4401,11 +4674,20 @@
       <w:r>
         <w:rPr>
           <w:rFonts w:ascii="BIZ UDPGothic" w:hAnsi="BIZ UDPGothic" w:eastAsia="BIZ UDPGothic"/>
+          <w:b w:val="0"/>
+          <w:i w:val="0"/>
+          <w:sz w:val="21"/>
+        </w:rPr>
+        <w:t>円グラフ本体の直径は</w:t>
+      </w:r>
+      <w:r>
+        <w:rPr>
+          <w:rFonts w:ascii="BIZ UDPGothic" w:hAnsi="BIZ UDPGothic" w:eastAsia="BIZ UDPGothic"/>
           <w:b/>
           <w:i w:val="0"/>
           <w:sz w:val="21"/>
         </w:rPr>
-        <w:t>識別子はバッククォート</w:t>
+        <w:t>高さの 70% 固定</w:t>
       </w:r>
       <w:r>
         <w:rPr>
@@ -4414,7 +4696,7 @@
           <w:i w:val="0"/>
           <w:sz w:val="21"/>
         </w:rPr>
-        <w:t>: 関数名・型名・定数・フィールド/変数名・ファイル名は `</w:t>
+        <w:t>（</w:t>
       </w:r>
       <w:r>
         <w:rPr>
@@ -4423,7 +4705,7 @@
           <w:i w:val="0"/>
           <w:sz w:val="20"/>
         </w:rPr>
-        <w:t xml:space="preserve"> </w:t>
+        <w:t>pieHeightRatio</w:t>
       </w:r>
       <w:r>
         <w:rPr>
@@ -4432,7 +4714,25 @@
           <w:i w:val="0"/>
           <w:sz w:val="21"/>
         </w:rPr>
-        <w:t>runCascadeOnce</w:t>
+        <w:t xml:space="preserve"> 0.7）で </w:t>
+      </w:r>
+      <w:r>
+        <w:rPr>
+          <w:rFonts w:ascii="BIZ UDPGothic" w:hAnsi="BIZ UDPGothic" w:eastAsia="BIZ UDPGothic"/>
+          <w:b/>
+          <w:i w:val="0"/>
+          <w:sz w:val="21"/>
+        </w:rPr>
+        <w:t>fontSize 非依存</w:t>
+      </w:r>
+      <w:r>
+        <w:rPr>
+          <w:rFonts w:ascii="BIZ UDPGothic" w:hAnsi="BIZ UDPGothic" w:eastAsia="BIZ UDPGothic"/>
+          <w:b w:val="0"/>
+          <w:i w:val="0"/>
+          <w:sz w:val="21"/>
+        </w:rPr>
+        <w:t xml:space="preserve">。pie は常にキャンバス中央、横余白は </w:t>
       </w:r>
       <w:r>
         <w:rPr>
@@ -4441,7 +4741,7 @@
           <w:i w:val="0"/>
           <w:sz w:val="20"/>
         </w:rPr>
-        <w:t xml:space="preserve"> </w:t>
+        <w:t>(svgWidthPx − 直径) / 2</w:t>
       </w:r>
       <w:r>
         <w:rPr>
@@ -4450,7 +4750,7 @@
           <w:i w:val="0"/>
           <w:sz w:val="21"/>
         </w:rPr>
-        <w:t>` のように囲む。</w:t>
+        <w:t xml:space="preserve"> で自動決定。</w:t>
       </w:r>
     </w:p>
     <w:p>
@@ -4462,11 +4762,20 @@
       <w:r>
         <w:rPr>
           <w:rFonts w:ascii="BIZ UDPGothic" w:hAnsi="BIZ UDPGothic" w:eastAsia="BIZ UDPGothic"/>
-          <w:b/>
+          <w:b w:val="0"/>
           <w:i w:val="0"/>
           <w:sz w:val="21"/>
         </w:rPr>
-        <w:t>クロスファイル参照</w:t>
+        <w:t xml:space="preserve">文字サイズは </w:t>
+      </w:r>
+      <w:r>
+        <w:rPr>
+          <w:rFonts w:ascii="BIZ UDGothic" w:hAnsi="BIZ UDGothic" w:eastAsia="BIZ UDGothic"/>
+          <w:b w:val="0"/>
+          <w:i w:val="0"/>
+          <w:sz w:val="20"/>
+        </w:rPr>
+        <w:t>fontSize</w:t>
       </w:r>
       <w:r>
         <w:rPr>
@@ -4475,7 +4784,25 @@
           <w:i w:val="0"/>
           <w:sz w:val="21"/>
         </w:rPr>
-        <w:t>: 「他ファイルの定義を見よ」は `</w:t>
+        <w:t xml:space="preserve"> 既定 </w:t>
+      </w:r>
+      <w:r>
+        <w:rPr>
+          <w:rFonts w:ascii="BIZ UDPGothic" w:hAnsi="BIZ UDPGothic" w:eastAsia="BIZ UDPGothic"/>
+          <w:b/>
+          <w:i w:val="0"/>
+          <w:sz w:val="21"/>
+        </w:rPr>
+        <w:t>40</w:t>
+      </w:r>
+      <w:r>
+        <w:rPr>
+          <w:rFonts w:ascii="BIZ UDPGothic" w:hAnsi="BIZ UDPGothic" w:eastAsia="BIZ UDPGothic"/>
+          <w:b w:val="0"/>
+          <w:i w:val="0"/>
+          <w:sz w:val="21"/>
+        </w:rPr>
+        <w:t>（</w:t>
       </w:r>
       <w:r>
         <w:rPr>
@@ -4484,7 +4811,7 @@
           <w:i w:val="0"/>
           <w:sz w:val="20"/>
         </w:rPr>
-        <w:t xml:space="preserve"> </w:t>
+        <w:t>baselineFontSize</w:t>
       </w:r>
       <w:r>
         <w:rPr>
@@ -4493,7 +4820,7 @@
           <w:i w:val="0"/>
           <w:sz w:val="21"/>
         </w:rPr>
-        <w:t>&lt;basename&gt;.ts</w:t>
+        <w:t xml:space="preserve"> 20 を基準に派生スケールが連動）。実描画は </w:t>
       </w:r>
       <w:r>
         <w:rPr>
@@ -4502,7 +4829,7 @@
           <w:i w:val="0"/>
           <w:sz w:val="20"/>
         </w:rPr>
-        <w:t xml:space="preserve"> の </w:t>
+        <w:t>fontSize × textRenderScale</w:t>
       </w:r>
       <w:r>
         <w:rPr>
@@ -4511,7 +4838,25 @@
           <w:i w:val="0"/>
           <w:sz w:val="21"/>
         </w:rPr>
-        <w:t>&lt;symbol&gt;</w:t>
+        <w:t>（=40×0.68=</w:t>
+      </w:r>
+      <w:r>
+        <w:rPr>
+          <w:rFonts w:ascii="BIZ UDPGothic" w:hAnsi="BIZ UDPGothic" w:eastAsia="BIZ UDPGothic"/>
+          <w:b/>
+          <w:i w:val="0"/>
+          <w:sz w:val="21"/>
+        </w:rPr>
+        <w:t>27.2px</w:t>
+      </w:r>
+      <w:r>
+        <w:rPr>
+          <w:rFonts w:ascii="BIZ UDPGothic" w:hAnsi="BIZ UDPGothic" w:eastAsia="BIZ UDPGothic"/>
+          <w:b w:val="0"/>
+          <w:i w:val="0"/>
+          <w:sz w:val="21"/>
+        </w:rPr>
+        <w:t xml:space="preserve">）で </w:t>
       </w:r>
       <w:r>
         <w:rPr>
@@ -4520,7 +4865,7 @@
           <w:i w:val="0"/>
           <w:sz w:val="20"/>
         </w:rPr>
-        <w:t xml:space="preserve"> </w:t>
+        <w:t>&lt;text font-size&gt;</w:t>
       </w:r>
       <w:r>
         <w:rPr>
@@ -4529,7 +4874,7 @@
           <w:i w:val="0"/>
           <w:sz w:val="21"/>
         </w:rPr>
-        <w:t>` 形に統一。</w:t>
+        <w:t xml:space="preserve"> に出力。</w:t>
       </w:r>
     </w:p>
     <w:p>
@@ -4541,11 +4886,20 @@
       <w:r>
         <w:rPr>
           <w:rFonts w:ascii="BIZ UDPGothic" w:hAnsi="BIZ UDPGothic" w:eastAsia="BIZ UDPGothic"/>
-          <w:b/>
+          <w:b w:val="0"/>
           <w:i w:val="0"/>
           <w:sz w:val="21"/>
         </w:rPr>
-        <w:t>重複は集約</w:t>
+        <w:t>長体（</w:t>
+      </w:r>
+      <w:r>
+        <w:rPr>
+          <w:rFonts w:ascii="BIZ UDGothic" w:hAnsi="BIZ UDGothic" w:eastAsia="BIZ UDGothic"/>
+          <w:b w:val="0"/>
+          <w:i w:val="0"/>
+          <w:sz w:val="20"/>
+        </w:rPr>
+        <w:t>nameScaleX</w:t>
       </w:r>
       <w:r>
         <w:rPr>
@@ -4554,7 +4908,61 @@
           <w:i w:val="0"/>
           <w:sz w:val="21"/>
         </w:rPr>
-        <w:t>: 正典を 1 つ決め、他所はそこへの相互参照に短縮。</w:t>
+        <w:t>）は</w:t>
+      </w:r>
+      <w:r>
+        <w:rPr>
+          <w:rFonts w:ascii="BIZ UDPGothic" w:hAnsi="BIZ UDPGothic" w:eastAsia="BIZ UDPGothic"/>
+          <w:b/>
+          <w:i w:val="0"/>
+          <w:sz w:val="21"/>
+        </w:rPr>
+        <w:t>ラベル単位</w:t>
+      </w:r>
+      <w:r>
+        <w:rPr>
+          <w:rFonts w:ascii="BIZ UDPGothic" w:hAnsi="BIZ UDPGothic" w:eastAsia="BIZ UDPGothic"/>
+          <w:b w:val="0"/>
+          <w:i w:val="0"/>
+          <w:sz w:val="21"/>
+        </w:rPr>
+        <w:t xml:space="preserve">: はみ出すラベルだけ </w:t>
+      </w:r>
+      <w:r>
+        <w:rPr>
+          <w:rFonts w:ascii="BIZ UDGothic" w:hAnsi="BIZ UDGothic" w:eastAsia="BIZ UDGothic"/>
+          <w:b w:val="0"/>
+          <w:i w:val="0"/>
+          <w:sz w:val="20"/>
+        </w:rPr>
+        <w:t>applyFinalCondenseToFit</w:t>
+      </w:r>
+      <w:r>
+        <w:rPr>
+          <w:rFonts w:ascii="BIZ UDPGothic" w:hAnsi="BIZ UDPGothic" w:eastAsia="BIZ UDPGothic"/>
+          <w:b w:val="0"/>
+          <w:i w:val="0"/>
+          <w:sz w:val="21"/>
+        </w:rPr>
+        <w:t xml:space="preserve"> で縮め、</w:t>
+      </w:r>
+      <w:r>
+        <w:rPr>
+          <w:rFonts w:ascii="BIZ UDGothic" w:hAnsi="BIZ UDGothic" w:eastAsia="BIZ UDGothic"/>
+          <w:b w:val="0"/>
+          <w:i w:val="0"/>
+          <w:sz w:val="20"/>
+        </w:rPr>
+        <w:t>relaxNameCondense</w:t>
+      </w:r>
+      <w:r>
+        <w:rPr>
+          <w:rFonts w:ascii="BIZ UDPGothic" w:hAnsi="BIZ UDPGothic" w:eastAsia="BIZ UDPGothic"/>
+          <w:b w:val="0"/>
+          <w:i w:val="0"/>
+          <w:sz w:val="21"/>
+        </w:rPr>
+        <w:t xml:space="preserve"> がキャンバス・pie・隣接ラベルに当たらない範囲で原寸（sx=1 上限）へ戻す。</w:t>
       </w:r>
     </w:p>
     <w:p>
@@ -4566,11 +4974,20 @@
       <w:r>
         <w:rPr>
           <w:rFonts w:ascii="BIZ UDPGothic" w:hAnsi="BIZ UDPGothic" w:eastAsia="BIZ UDPGothic"/>
+          <w:b w:val="0"/>
+          <w:i w:val="0"/>
+          <w:sz w:val="21"/>
+        </w:rPr>
+        <w:t xml:space="preserve">下限長体でも見切れる長名は </w:t>
+      </w:r>
+      <w:r>
+        <w:rPr>
+          <w:rFonts w:ascii="BIZ UDPGothic" w:hAnsi="BIZ UDPGothic" w:eastAsia="BIZ UDPGothic"/>
           <w:b/>
           <w:i w:val="0"/>
           <w:sz w:val="21"/>
         </w:rPr>
-        <w:t>体裁</w:t>
+        <w:t>2 行分割</w:t>
       </w:r>
       <w:r>
         <w:rPr>
@@ -4579,7 +4996,7 @@
           <w:i w:val="0"/>
           <w:sz w:val="21"/>
         </w:rPr>
-        <w:t xml:space="preserve">: ファイル先頭は </w:t>
+        <w:t>で収める（</w:t>
       </w:r>
       <w:r>
         <w:rPr>
@@ -4588,7 +5005,7 @@
           <w:i w:val="0"/>
           <w:sz w:val="20"/>
         </w:rPr>
-        <w:t>=</w:t>
+        <w:t>svg_geom.ts</w:t>
       </w:r>
       <w:r>
         <w:rPr>
@@ -4597,7 +5014,7 @@
           <w:i w:val="0"/>
           <w:sz w:val="21"/>
         </w:rPr>
-        <w:t xml:space="preserve"> 罫線の装飾ボックスヘッダ、節区切りは </w:t>
+        <w:t xml:space="preserve"> </w:t>
       </w:r>
       <w:r>
         <w:rPr>
@@ -4606,7 +5023,7 @@
           <w:i w:val="0"/>
           <w:sz w:val="20"/>
         </w:rPr>
-        <w:t>// ── N. ラベル ──</w:t>
+        <w:t>splitLongName</w:t>
       </w:r>
       <w:r>
         <w:rPr>
@@ -4615,7 +5032,7 @@
           <w:i w:val="0"/>
           <w:sz w:val="21"/>
         </w:rPr>
-        <w:t xml:space="preserve">。コメント行はおおむね 100 桁以内、括弧は ASCII </w:t>
+        <w:t xml:space="preserve"> + </w:t>
       </w:r>
       <w:r>
         <w:rPr>
@@ -4624,7 +5041,7 @@
           <w:i w:val="0"/>
           <w:sz w:val="20"/>
         </w:rPr>
-        <w:t>()</w:t>
+        <w:t>applySplitNameFallback</w:t>
       </w:r>
       <w:r>
         <w:rPr>
@@ -4633,7 +5050,25 @@
           <w:i w:val="0"/>
           <w:sz w:val="21"/>
         </w:rPr>
-        <w:t>。</w:t>
+        <w:t xml:space="preserve">）。採否は </w:t>
+      </w:r>
+      <w:r>
+        <w:rPr>
+          <w:rFonts w:ascii="BIZ UDGothic" w:hAnsi="BIZ UDGothic" w:eastAsia="BIZ UDGothic"/>
+          <w:b w:val="0"/>
+          <w:i w:val="0"/>
+          <w:sz w:val="20"/>
+        </w:rPr>
+        <w:t>countDefects</w:t>
+      </w:r>
+      <w:r>
+        <w:rPr>
+          <w:rFonts w:ascii="BIZ UDPGothic" w:hAnsi="BIZ UDPGothic" w:eastAsia="BIZ UDPGothic"/>
+          <w:b w:val="0"/>
+          <w:i w:val="0"/>
+          <w:sz w:val="21"/>
+        </w:rPr>
+        <w:t xml:space="preserve"> の chart 全体 do-no-harm ゲートで決める。</w:t>
       </w:r>
     </w:p>
     <w:p>
@@ -4645,11 +5080,20 @@
       <w:r>
         <w:rPr>
           <w:rFonts w:ascii="BIZ UDPGothic" w:hAnsi="BIZ UDPGothic" w:eastAsia="BIZ UDPGothic"/>
-          <w:b/>
+          <w:b w:val="0"/>
           <w:i w:val="0"/>
           <w:sz w:val="21"/>
         </w:rPr>
-        <w:t>出力不変の検証</w:t>
+        <w:t xml:space="preserve">フォントは </w:t>
+      </w:r>
+      <w:r>
+        <w:rPr>
+          <w:rFonts w:ascii="BIZ UDGothic" w:hAnsi="BIZ UDGothic" w:eastAsia="BIZ UDGothic"/>
+          <w:b w:val="0"/>
+          <w:i w:val="0"/>
+          <w:sz w:val="20"/>
+        </w:rPr>
+        <w:t>fonts/</w:t>
       </w:r>
       <w:r>
         <w:rPr>
@@ -4658,29 +5102,13 @@
           <w:i w:val="0"/>
           <w:sz w:val="21"/>
         </w:rPr>
-        <w:t xml:space="preserve">: コメントのみの変更は </w:t>
-      </w:r>
-      <w:r>
-        <w:rPr>
-          <w:rFonts w:ascii="BIZ UDGothic" w:hAnsi="BIZ UDGothic" w:eastAsia="BIZ UDGothic"/>
-          <w:b w:val="0"/>
-          <w:i w:val="0"/>
-          <w:sz w:val="20"/>
-        </w:rPr>
-        <w:t>out/_baseline</w:t>
-      </w:r>
-      <w:r>
-        <w:rPr>
-          <w:rFonts w:ascii="BIZ UDPGothic" w:hAnsi="BIZ UDPGothic" w:eastAsia="BIZ UDPGothic"/>
-          <w:b w:val="0"/>
-          <w:i w:val="0"/>
-          <w:sz w:val="21"/>
-        </w:rPr>
-        <w:t xml:space="preserve"> に対し byte-diff し、出力が完全に不変であることを確認する。</w:t>
+        <w:t xml:space="preserve"> に同梱の BIZ UDPGothic（WOFF2 400/700 + OFL ライセンス）。</w:t>
       </w:r>
     </w:p>
     <w:p>
       <w:pPr>
+        <w:keepNext/>
+        <w:keepLines/>
         <w:spacing w:before="200" w:after="60"/>
         <w:pBdr>
           <w:bottom w:val="single" w:sz="6" w:space="4" w:color="CDD5DD"/>
@@ -4695,6 +5123,161 @@
           <w:sz w:val="30"/>
         </w:rPr>
         <w:t xml:space="preserve">9. </w:t>
+      </w:r>
+      <w:r>
+        <w:rPr>
+          <w:rFonts w:ascii="BIZ UDPGothic" w:hAnsi="BIZ UDPGothic" w:eastAsia="BIZ UDPGothic"/>
+          <w:b/>
+          <w:i w:val="0"/>
+          <w:color w:val="20242C"/>
+          <w:sz w:val="30"/>
+        </w:rPr>
+        <w:t>コメント規約</w:t>
+      </w:r>
+    </w:p>
+    <w:p>
+      <w:pPr>
+        <w:spacing w:after="80"/>
+      </w:pPr>
+      <w:r>
+        <w:rPr>
+          <w:rFonts w:ascii="BIZ UDPGothic" w:hAnsi="BIZ UDPGothic" w:eastAsia="BIZ UDPGothic"/>
+          <w:b w:val="0"/>
+          <w:i w:val="0"/>
+          <w:sz w:val="21"/>
+        </w:rPr>
+        <w:t xml:space="preserve">コメント規約の正典は </w:t>
+      </w:r>
+      <w:r>
+        <w:rPr>
+          <w:rFonts w:ascii="BIZ UDPGothic" w:hAnsi="BIZ UDPGothic" w:eastAsia="BIZ UDPGothic"/>
+          <w:b/>
+          <w:i w:val="0"/>
+          <w:sz w:val="21"/>
+        </w:rPr>
+        <w:t>`docs/コメント規約.md`</w:t>
+      </w:r>
+      <w:r>
+        <w:rPr>
+          <w:rFonts w:ascii="BIZ UDPGothic" w:hAnsi="BIZ UDPGothic" w:eastAsia="BIZ UDPGothic"/>
+          <w:b w:val="0"/>
+          <w:i w:val="0"/>
+          <w:sz w:val="21"/>
+        </w:rPr>
+        <w:t>（全プロジェクト共通）。言語・識別子バッククォート・ クロスファイル参照・体裁（</w:t>
+      </w:r>
+      <w:r>
+        <w:rPr>
+          <w:rFonts w:ascii="BIZ UDGothic" w:hAnsi="BIZ UDGothic" w:eastAsia="BIZ UDGothic"/>
+          <w:b w:val="0"/>
+          <w:i w:val="0"/>
+          <w:sz w:val="20"/>
+        </w:rPr>
+        <w:t>=</w:t>
+      </w:r>
+      <w:r>
+        <w:rPr>
+          <w:rFonts w:ascii="BIZ UDPGothic" w:hAnsi="BIZ UDPGothic" w:eastAsia="BIZ UDPGothic"/>
+          <w:b w:val="0"/>
+          <w:i w:val="0"/>
+          <w:sz w:val="21"/>
+        </w:rPr>
+        <w:t xml:space="preserve"> 罫線の装飾ボックスヘッダ、</w:t>
+      </w:r>
+      <w:r>
+        <w:rPr>
+          <w:rFonts w:ascii="BIZ UDGothic" w:hAnsi="BIZ UDGothic" w:eastAsia="BIZ UDGothic"/>
+          <w:b w:val="0"/>
+          <w:i w:val="0"/>
+          <w:sz w:val="20"/>
+        </w:rPr>
+        <w:t>// ── N. ラベル ──</w:t>
+      </w:r>
+      <w:r>
+        <w:rPr>
+          <w:rFonts w:ascii="BIZ UDPGothic" w:hAnsi="BIZ UDPGothic" w:eastAsia="BIZ UDPGothic"/>
+          <w:b w:val="0"/>
+          <w:i w:val="0"/>
+          <w:sz w:val="21"/>
+        </w:rPr>
+        <w:t xml:space="preserve"> 節区切り）など 共通事項はそちらを参照する。</w:t>
+      </w:r>
+    </w:p>
+    <w:p>
+      <w:pPr>
+        <w:pStyle w:val="ListBullet"/>
+        <w:spacing w:after="40"/>
+        <w:ind w:left="340"/>
+      </w:pPr>
+      <w:r>
+        <w:rPr>
+          <w:rFonts w:ascii="BIZ UDPGothic" w:hAnsi="BIZ UDPGothic" w:eastAsia="BIZ UDPGothic"/>
+          <w:b/>
+          <w:i w:val="0"/>
+          <w:sz w:val="21"/>
+        </w:rPr>
+        <w:t>出力不変の検証（pie-chart 固有）</w:t>
+      </w:r>
+      <w:r>
+        <w:rPr>
+          <w:rFonts w:ascii="BIZ UDPGothic" w:hAnsi="BIZ UDPGothic" w:eastAsia="BIZ UDPGothic"/>
+          <w:b w:val="0"/>
+          <w:i w:val="0"/>
+          <w:sz w:val="21"/>
+        </w:rPr>
+        <w:t xml:space="preserve">: コメントのみの変更でも </w:t>
+      </w:r>
+      <w:r>
+        <w:rPr>
+          <w:rFonts w:ascii="BIZ UDGothic" w:hAnsi="BIZ UDGothic" w:eastAsia="BIZ UDGothic"/>
+          <w:b w:val="0"/>
+          <w:i w:val="0"/>
+          <w:sz w:val="20"/>
+        </w:rPr>
+        <w:t>out/_baseline</w:t>
+      </w:r>
+      <w:r>
+        <w:rPr>
+          <w:rFonts w:ascii="BIZ UDPGothic" w:hAnsi="BIZ UDPGothic" w:eastAsia="BIZ UDPGothic"/>
+          <w:b w:val="0"/>
+          <w:i w:val="0"/>
+          <w:sz w:val="21"/>
+        </w:rPr>
+        <w:t xml:space="preserve"> に対し byte-diff し、</w:t>
+      </w:r>
+    </w:p>
+    <w:p>
+      <w:pPr>
+        <w:spacing w:after="80"/>
+      </w:pPr>
+      <w:r>
+        <w:rPr>
+          <w:rFonts w:ascii="BIZ UDPGothic" w:hAnsi="BIZ UDPGothic" w:eastAsia="BIZ UDPGothic"/>
+          <w:b w:val="0"/>
+          <w:i w:val="0"/>
+          <w:sz w:val="21"/>
+        </w:rPr>
+        <w:t>出力が完全に不変であることを確認する（SVG 出力の決定性に密な pie-chart 限定の鉄則）。</w:t>
+      </w:r>
+    </w:p>
+    <w:p>
+      <w:pPr>
+        <w:keepNext/>
+        <w:keepLines/>
+        <w:spacing w:before="200" w:after="60"/>
+        <w:pBdr>
+          <w:bottom w:val="single" w:sz="6" w:space="4" w:color="CDD5DD"/>
+        </w:pBdr>
+      </w:pPr>
+      <w:r>
+        <w:rPr>
+          <w:rFonts w:ascii="BIZ UDGothic" w:hAnsi="BIZ UDGothic" w:eastAsia="BIZ UDGothic"/>
+          <w:b/>
+          <w:i w:val="0"/>
+          <w:color w:val="1F5C99"/>
+          <w:sz w:val="30"/>
+        </w:rPr>
+        <w:t xml:space="preserve">10. </w:t>
       </w:r>
       <w:r>
         <w:rPr>
@@ -5139,6 +5722,9 @@
     <w:name w:val="Normal"/>
     <w:qFormat/>
     <w:rsid w:val="00FC693F"/>
+    <w:pPr>
+      <w:widowControl/>
+    </w:pPr>
     <w:rPr>
       <w:rFonts w:ascii="BIZ UDPGothic" w:hAnsi="BIZ UDPGothic" w:eastAsia="BIZ UDPGothic"/>
       <w:sz w:val="21"/>

--- a/docs/pie-chart/PieChart_設計書.docx
+++ b/docs/pie-chart/PieChart_設計書.docx
@@ -133,7 +133,43 @@
           <w:i w:val="0"/>
           <w:sz w:val="21"/>
         </w:rPr>
-        <w:t>pie-chart は TypeScript 製の円グラフ SVG レンダラ。</w:t>
+        <w:t xml:space="preserve">pie-chart は TypeScript 製の円グラフ SVG レンダラ（旧称 </w:t>
+      </w:r>
+      <w:r>
+        <w:rPr>
+          <w:rFonts w:ascii="BIZ UDGothic" w:hAnsi="BIZ UDGothic" w:eastAsia="BIZ UDGothic"/>
+          <w:b w:val="0"/>
+          <w:i w:val="0"/>
+          <w:sz w:val="20"/>
+        </w:rPr>
+        <w:t>graph2</w:t>
+      </w:r>
+      <w:r>
+        <w:rPr>
+          <w:rFonts w:ascii="BIZ UDPGothic" w:hAnsi="BIZ UDPGothic" w:eastAsia="BIZ UDPGothic"/>
+          <w:b w:val="0"/>
+          <w:i w:val="0"/>
+          <w:sz w:val="21"/>
+        </w:rPr>
+        <w:t xml:space="preserve">、2026-06 に </w:t>
+      </w:r>
+      <w:r>
+        <w:rPr>
+          <w:rFonts w:ascii="BIZ UDGothic" w:hAnsi="BIZ UDGothic" w:eastAsia="BIZ UDGothic"/>
+          <w:b w:val="0"/>
+          <w:i w:val="0"/>
+          <w:sz w:val="20"/>
+        </w:rPr>
+        <w:t>pie-chart</w:t>
+      </w:r>
+      <w:r>
+        <w:rPr>
+          <w:rFonts w:ascii="BIZ UDPGothic" w:hAnsi="BIZ UDPGothic" w:eastAsia="BIZ UDPGothic"/>
+          <w:b w:val="0"/>
+          <w:i w:val="0"/>
+          <w:sz w:val="21"/>
+        </w:rPr>
+        <w:t xml:space="preserve"> へ改称）。</w:t>
       </w:r>
       <w:r>
         <w:rPr>

--- a/docs/pie-chart/PieChart_設計書.docx
+++ b/docs/pie-chart/PieChart_設計書.docx
@@ -97,6 +97,7 @@
         <w:keepNext/>
         <w:keepLines/>
         <w:spacing w:before="200" w:after="60"/>
+        <w:outlineLvl w:val="0"/>
         <w:pBdr>
           <w:bottom w:val="single" w:sz="6" w:space="4" w:color="CDD5DD"/>
         </w:pBdr>
@@ -457,6 +458,7 @@
         <w:keepNext/>
         <w:keepLines/>
         <w:spacing w:before="200" w:after="60"/>
+        <w:outlineLvl w:val="0"/>
         <w:pBdr>
           <w:bottom w:val="single" w:sz="6" w:space="4" w:color="CDD5DD"/>
         </w:pBdr>
@@ -585,6 +587,7 @@
         <w:keepNext/>
         <w:keepLines/>
         <w:spacing w:before="200" w:after="60"/>
+        <w:outlineLvl w:val="0"/>
         <w:pBdr>
           <w:bottom w:val="single" w:sz="6" w:space="4" w:color="CDD5DD"/>
         </w:pBdr>
@@ -622,12 +625,16 @@
         <w:gridCol w:w="3249"/>
       </w:tblGrid>
       <w:tr>
+        <w:trPr>
+          <w:tblHeader/>
+        </w:trPr>
         <w:tc>
           <w:tcPr>
             <w:tcW w:type="dxa" w:w="3249"/>
             <w:tcBorders>
               <w:bottom w:val="single" w:sz="12" w:space="0" w:color="20242C"/>
             </w:tcBorders>
+            <w:shd w:val="clear" w:color="auto" w:fill="F4F6F8"/>
           </w:tcPr>
           <w:p>
             <w:r/>
@@ -649,6 +656,7 @@
             <w:tcBorders>
               <w:bottom w:val="single" w:sz="12" w:space="0" w:color="20242C"/>
             </w:tcBorders>
+            <w:shd w:val="clear" w:color="auto" w:fill="F4F6F8"/>
           </w:tcPr>
           <w:p>
             <w:r/>
@@ -670,6 +678,7 @@
             <w:tcBorders>
               <w:bottom w:val="single" w:sz="12" w:space="0" w:color="20242C"/>
             </w:tcBorders>
+            <w:shd w:val="clear" w:color="auto" w:fill="F4F6F8"/>
           </w:tcPr>
           <w:p>
             <w:r/>
@@ -687,6 +696,9 @@
         </w:tc>
       </w:tr>
       <w:tr>
+        <w:trPr>
+          <w:cantSplit/>
+        </w:trPr>
         <w:tc>
           <w:tcPr>
             <w:tcW w:type="dxa" w:w="3249"/>
@@ -839,12 +851,16 @@
         </w:tc>
       </w:tr>
       <w:tr>
+        <w:trPr>
+          <w:cantSplit/>
+        </w:trPr>
         <w:tc>
           <w:tcPr>
             <w:tcW w:type="dxa" w:w="3249"/>
             <w:tcBorders>
               <w:bottom w:val="single" w:sz="8" w:space="0" w:color="E8ECF0"/>
             </w:tcBorders>
+            <w:shd w:val="clear" w:color="auto" w:fill="F5F8FB"/>
           </w:tcPr>
           <w:p>
             <w:r/>
@@ -865,6 +881,7 @@
             <w:tcBorders>
               <w:bottom w:val="single" w:sz="8" w:space="0" w:color="E8ECF0"/>
             </w:tcBorders>
+            <w:shd w:val="clear" w:color="auto" w:fill="F5F8FB"/>
           </w:tcPr>
           <w:p>
             <w:r/>
@@ -939,6 +956,7 @@
             <w:tcBorders>
               <w:bottom w:val="single" w:sz="8" w:space="0" w:color="E8ECF0"/>
             </w:tcBorders>
+            <w:shd w:val="clear" w:color="auto" w:fill="F5F8FB"/>
           </w:tcPr>
           <w:p>
             <w:r/>
@@ -973,6 +991,9 @@
         </w:tc>
       </w:tr>
       <w:tr>
+        <w:trPr>
+          <w:cantSplit/>
+        </w:trPr>
         <w:tc>
           <w:tcPr>
             <w:tcW w:type="dxa" w:w="3249"/>
@@ -1071,12 +1092,16 @@
         </w:tc>
       </w:tr>
       <w:tr>
+        <w:trPr>
+          <w:cantSplit/>
+        </w:trPr>
         <w:tc>
           <w:tcPr>
             <w:tcW w:type="dxa" w:w="3249"/>
             <w:tcBorders>
               <w:bottom w:val="single" w:sz="8" w:space="0" w:color="E8ECF0"/>
             </w:tcBorders>
+            <w:shd w:val="clear" w:color="auto" w:fill="F5F8FB"/>
           </w:tcPr>
           <w:p>
             <w:r/>
@@ -1097,6 +1122,7 @@
             <w:tcBorders>
               <w:bottom w:val="single" w:sz="8" w:space="0" w:color="E8ECF0"/>
             </w:tcBorders>
+            <w:shd w:val="clear" w:color="auto" w:fill="F5F8FB"/>
           </w:tcPr>
           <w:p>
             <w:r/>
@@ -1117,6 +1143,7 @@
             <w:tcBorders>
               <w:bottom w:val="single" w:sz="8" w:space="0" w:color="E8ECF0"/>
             </w:tcBorders>
+            <w:shd w:val="clear" w:color="auto" w:fill="F5F8FB"/>
           </w:tcPr>
           <w:p>
             <w:r/>
@@ -1151,6 +1178,9 @@
         </w:tc>
       </w:tr>
       <w:tr>
+        <w:trPr>
+          <w:cantSplit/>
+        </w:trPr>
         <w:tc>
           <w:tcPr>
             <w:tcW w:type="dxa" w:w="3249"/>
@@ -1213,12 +1243,16 @@
         </w:tc>
       </w:tr>
       <w:tr>
+        <w:trPr>
+          <w:cantSplit/>
+        </w:trPr>
         <w:tc>
           <w:tcPr>
             <w:tcW w:type="dxa" w:w="3249"/>
             <w:tcBorders>
               <w:bottom w:val="single" w:sz="8" w:space="0" w:color="E8ECF0"/>
             </w:tcBorders>
+            <w:shd w:val="clear" w:color="auto" w:fill="F5F8FB"/>
           </w:tcPr>
           <w:p>
             <w:r/>
@@ -1239,6 +1273,7 @@
             <w:tcBorders>
               <w:bottom w:val="single" w:sz="8" w:space="0" w:color="E8ECF0"/>
             </w:tcBorders>
+            <w:shd w:val="clear" w:color="auto" w:fill="F5F8FB"/>
           </w:tcPr>
           <w:p>
             <w:r/>
@@ -1259,6 +1294,7 @@
             <w:tcBorders>
               <w:bottom w:val="single" w:sz="8" w:space="0" w:color="E8ECF0"/>
             </w:tcBorders>
+            <w:shd w:val="clear" w:color="auto" w:fill="F5F8FB"/>
           </w:tcPr>
           <w:p>
             <w:r/>
@@ -1329,6 +1365,9 @@
         </w:tc>
       </w:tr>
       <w:tr>
+        <w:trPr>
+          <w:cantSplit/>
+        </w:trPr>
         <w:tc>
           <w:tcPr>
             <w:tcW w:type="dxa" w:w="3249"/>
@@ -1391,12 +1430,16 @@
         </w:tc>
       </w:tr>
       <w:tr>
+        <w:trPr>
+          <w:cantSplit/>
+        </w:trPr>
         <w:tc>
           <w:tcPr>
             <w:tcW w:type="dxa" w:w="3249"/>
             <w:tcBorders>
               <w:bottom w:val="single" w:sz="8" w:space="0" w:color="E8ECF0"/>
             </w:tcBorders>
+            <w:shd w:val="clear" w:color="auto" w:fill="F5F8FB"/>
           </w:tcPr>
           <w:p>
             <w:r/>
@@ -1417,6 +1460,7 @@
             <w:tcBorders>
               <w:bottom w:val="single" w:sz="8" w:space="0" w:color="E8ECF0"/>
             </w:tcBorders>
+            <w:shd w:val="clear" w:color="auto" w:fill="F5F8FB"/>
           </w:tcPr>
           <w:p>
             <w:r/>
@@ -1437,6 +1481,7 @@
             <w:tcBorders>
               <w:bottom w:val="single" w:sz="8" w:space="0" w:color="E8ECF0"/>
             </w:tcBorders>
+            <w:shd w:val="clear" w:color="auto" w:fill="F5F8FB"/>
           </w:tcPr>
           <w:p>
             <w:r/>
@@ -1453,6 +1498,9 @@
         </w:tc>
       </w:tr>
       <w:tr>
+        <w:trPr>
+          <w:cantSplit/>
+        </w:trPr>
         <w:tc>
           <w:tcPr>
             <w:tcW w:type="dxa" w:w="3249"/>
@@ -1533,12 +1581,16 @@
         </w:tc>
       </w:tr>
       <w:tr>
+        <w:trPr>
+          <w:cantSplit/>
+        </w:trPr>
         <w:tc>
           <w:tcPr>
             <w:tcW w:type="dxa" w:w="3249"/>
             <w:tcBorders>
               <w:bottom w:val="single" w:sz="8" w:space="0" w:color="E8ECF0"/>
             </w:tcBorders>
+            <w:shd w:val="clear" w:color="auto" w:fill="F5F8FB"/>
           </w:tcPr>
           <w:p>
             <w:r/>
@@ -1559,6 +1611,7 @@
             <w:tcBorders>
               <w:bottom w:val="single" w:sz="8" w:space="0" w:color="E8ECF0"/>
             </w:tcBorders>
+            <w:shd w:val="clear" w:color="auto" w:fill="F5F8FB"/>
           </w:tcPr>
           <w:p>
             <w:r/>
@@ -1579,6 +1632,7 @@
             <w:tcBorders>
               <w:bottom w:val="single" w:sz="8" w:space="0" w:color="E8ECF0"/>
             </w:tcBorders>
+            <w:shd w:val="clear" w:color="auto" w:fill="F5F8FB"/>
           </w:tcPr>
           <w:p>
             <w:r/>
@@ -1604,6 +1658,9 @@
         </w:tc>
       </w:tr>
       <w:tr>
+        <w:trPr>
+          <w:cantSplit/>
+        </w:trPr>
         <w:tc>
           <w:tcPr>
             <w:tcW w:type="dxa" w:w="3249"/>
@@ -1756,12 +1813,16 @@
         </w:tc>
       </w:tr>
       <w:tr>
+        <w:trPr>
+          <w:cantSplit/>
+        </w:trPr>
         <w:tc>
           <w:tcPr>
             <w:tcW w:type="dxa" w:w="3249"/>
             <w:tcBorders>
               <w:bottom w:val="single" w:sz="8" w:space="0" w:color="E8ECF0"/>
             </w:tcBorders>
+            <w:shd w:val="clear" w:color="auto" w:fill="F5F8FB"/>
           </w:tcPr>
           <w:p>
             <w:r/>
@@ -1782,6 +1843,7 @@
             <w:tcBorders>
               <w:bottom w:val="single" w:sz="8" w:space="0" w:color="E8ECF0"/>
             </w:tcBorders>
+            <w:shd w:val="clear" w:color="auto" w:fill="F5F8FB"/>
           </w:tcPr>
           <w:p>
             <w:r/>
@@ -1856,6 +1918,7 @@
             <w:tcBorders>
               <w:bottom w:val="single" w:sz="8" w:space="0" w:color="E8ECF0"/>
             </w:tcBorders>
+            <w:shd w:val="clear" w:color="auto" w:fill="F5F8FB"/>
           </w:tcPr>
           <w:p>
             <w:r/>
@@ -1877,6 +1940,7 @@
         <w:keepNext/>
         <w:keepLines/>
         <w:spacing w:before="140" w:after="60"/>
+        <w:outlineLvl w:val="1"/>
       </w:pPr>
       <w:r>
         <w:rPr>
@@ -1990,6 +2054,7 @@
         <w:keepNext/>
         <w:keepLines/>
         <w:spacing w:before="200" w:after="60"/>
+        <w:outlineLvl w:val="0"/>
         <w:pBdr>
           <w:bottom w:val="single" w:sz="6" w:space="4" w:color="CDD5DD"/>
         </w:pBdr>
@@ -2620,6 +2685,7 @@
         <w:keepNext/>
         <w:keepLines/>
         <w:spacing w:before="200" w:after="60"/>
+        <w:outlineLvl w:val="0"/>
         <w:pBdr>
           <w:bottom w:val="single" w:sz="6" w:space="4" w:color="CDD5DD"/>
         </w:pBdr>
@@ -2735,12 +2801,16 @@
         <w:gridCol w:w="4873"/>
       </w:tblGrid>
       <w:tr>
+        <w:trPr>
+          <w:tblHeader/>
+        </w:trPr>
         <w:tc>
           <w:tcPr>
             <w:tcW w:type="dxa" w:w="4873"/>
             <w:tcBorders>
               <w:bottom w:val="single" w:sz="12" w:space="0" w:color="20242C"/>
             </w:tcBorders>
+            <w:shd w:val="clear" w:color="auto" w:fill="F4F6F8"/>
           </w:tcPr>
           <w:p>
             <w:r/>
@@ -2762,6 +2832,7 @@
             <w:tcBorders>
               <w:bottom w:val="single" w:sz="12" w:space="0" w:color="20242C"/>
             </w:tcBorders>
+            <w:shd w:val="clear" w:color="auto" w:fill="F4F6F8"/>
           </w:tcPr>
           <w:p>
             <w:r/>
@@ -2779,6 +2850,9 @@
         </w:tc>
       </w:tr>
       <w:tr>
+        <w:trPr>
+          <w:cantSplit/>
+        </w:trPr>
         <w:tc>
           <w:tcPr>
             <w:tcW w:type="dxa" w:w="4873"/>
@@ -2821,12 +2895,16 @@
         </w:tc>
       </w:tr>
       <w:tr>
+        <w:trPr>
+          <w:cantSplit/>
+        </w:trPr>
         <w:tc>
           <w:tcPr>
             <w:tcW w:type="dxa" w:w="4873"/>
             <w:tcBorders>
               <w:bottom w:val="single" w:sz="8" w:space="0" w:color="E8ECF0"/>
             </w:tcBorders>
+            <w:shd w:val="clear" w:color="auto" w:fill="F5F8FB"/>
           </w:tcPr>
           <w:p>
             <w:r/>
@@ -2847,6 +2925,7 @@
             <w:tcBorders>
               <w:bottom w:val="single" w:sz="8" w:space="0" w:color="E8ECF0"/>
             </w:tcBorders>
+            <w:shd w:val="clear" w:color="auto" w:fill="F5F8FB"/>
           </w:tcPr>
           <w:p>
             <w:r/>
@@ -2863,6 +2942,9 @@
         </w:tc>
       </w:tr>
       <w:tr>
+        <w:trPr>
+          <w:cantSplit/>
+        </w:trPr>
         <w:tc>
           <w:tcPr>
             <w:tcW w:type="dxa" w:w="4873"/>
@@ -2905,12 +2987,16 @@
         </w:tc>
       </w:tr>
       <w:tr>
+        <w:trPr>
+          <w:cantSplit/>
+        </w:trPr>
         <w:tc>
           <w:tcPr>
             <w:tcW w:type="dxa" w:w="4873"/>
             <w:tcBorders>
               <w:bottom w:val="single" w:sz="8" w:space="0" w:color="E8ECF0"/>
             </w:tcBorders>
+            <w:shd w:val="clear" w:color="auto" w:fill="F5F8FB"/>
           </w:tcPr>
           <w:p>
             <w:r/>
@@ -2931,6 +3017,7 @@
             <w:tcBorders>
               <w:bottom w:val="single" w:sz="8" w:space="0" w:color="E8ECF0"/>
             </w:tcBorders>
+            <w:shd w:val="clear" w:color="auto" w:fill="F5F8FB"/>
           </w:tcPr>
           <w:p>
             <w:r/>
@@ -2965,6 +3052,9 @@
         </w:tc>
       </w:tr>
       <w:tr>
+        <w:trPr>
+          <w:cantSplit/>
+        </w:trPr>
         <w:tc>
           <w:tcPr>
             <w:tcW w:type="dxa" w:w="4873"/>
@@ -3007,12 +3097,16 @@
         </w:tc>
       </w:tr>
       <w:tr>
+        <w:trPr>
+          <w:cantSplit/>
+        </w:trPr>
         <w:tc>
           <w:tcPr>
             <w:tcW w:type="dxa" w:w="4873"/>
             <w:tcBorders>
               <w:bottom w:val="single" w:sz="8" w:space="0" w:color="E8ECF0"/>
             </w:tcBorders>
+            <w:shd w:val="clear" w:color="auto" w:fill="F5F8FB"/>
           </w:tcPr>
           <w:p>
             <w:r/>
@@ -3033,6 +3127,7 @@
             <w:tcBorders>
               <w:bottom w:val="single" w:sz="8" w:space="0" w:color="E8ECF0"/>
             </w:tcBorders>
+            <w:shd w:val="clear" w:color="auto" w:fill="F5F8FB"/>
           </w:tcPr>
           <w:p>
             <w:r/>
@@ -3049,6 +3144,9 @@
         </w:tc>
       </w:tr>
       <w:tr>
+        <w:trPr>
+          <w:cantSplit/>
+        </w:trPr>
         <w:tc>
           <w:tcPr>
             <w:tcW w:type="dxa" w:w="4873"/>
@@ -3091,12 +3189,16 @@
         </w:tc>
       </w:tr>
       <w:tr>
+        <w:trPr>
+          <w:cantSplit/>
+        </w:trPr>
         <w:tc>
           <w:tcPr>
             <w:tcW w:type="dxa" w:w="4873"/>
             <w:tcBorders>
               <w:bottom w:val="single" w:sz="8" w:space="0" w:color="E8ECF0"/>
             </w:tcBorders>
+            <w:shd w:val="clear" w:color="auto" w:fill="F5F8FB"/>
           </w:tcPr>
           <w:p>
             <w:r/>
@@ -3117,6 +3219,7 @@
             <w:tcBorders>
               <w:bottom w:val="single" w:sz="8" w:space="0" w:color="E8ECF0"/>
             </w:tcBorders>
+            <w:shd w:val="clear" w:color="auto" w:fill="F5F8FB"/>
           </w:tcPr>
           <w:p>
             <w:r/>
@@ -3151,6 +3254,9 @@
         </w:tc>
       </w:tr>
       <w:tr>
+        <w:trPr>
+          <w:cantSplit/>
+        </w:trPr>
         <w:tc>
           <w:tcPr>
             <w:tcW w:type="dxa" w:w="4873"/>
@@ -3193,12 +3299,16 @@
         </w:tc>
       </w:tr>
       <w:tr>
+        <w:trPr>
+          <w:cantSplit/>
+        </w:trPr>
         <w:tc>
           <w:tcPr>
             <w:tcW w:type="dxa" w:w="4873"/>
             <w:tcBorders>
               <w:bottom w:val="single" w:sz="8" w:space="0" w:color="E8ECF0"/>
             </w:tcBorders>
+            <w:shd w:val="clear" w:color="auto" w:fill="F5F8FB"/>
           </w:tcPr>
           <w:p>
             <w:r/>
@@ -3219,6 +3329,7 @@
             <w:tcBorders>
               <w:bottom w:val="single" w:sz="8" w:space="0" w:color="E8ECF0"/>
             </w:tcBorders>
+            <w:shd w:val="clear" w:color="auto" w:fill="F5F8FB"/>
           </w:tcPr>
           <w:p>
             <w:r/>
@@ -3362,6 +3473,7 @@
         <w:keepNext/>
         <w:keepLines/>
         <w:spacing w:before="200" w:after="60"/>
+        <w:outlineLvl w:val="0"/>
         <w:pBdr>
           <w:bottom w:val="single" w:sz="6" w:space="4" w:color="CDD5DD"/>
         </w:pBdr>
@@ -3682,6 +3794,7 @@
         <w:keepNext/>
         <w:keepLines/>
         <w:spacing w:before="140" w:after="60"/>
+        <w:outlineLvl w:val="1"/>
       </w:pPr>
       <w:r>
         <w:rPr>
@@ -3978,6 +4091,7 @@
         <w:keepNext/>
         <w:keepLines/>
         <w:spacing w:before="200" w:after="60"/>
+        <w:outlineLvl w:val="0"/>
         <w:pBdr>
           <w:bottom w:val="single" w:sz="6" w:space="4" w:color="CDD5DD"/>
         </w:pBdr>
@@ -4579,6 +4693,7 @@
         <w:keepNext/>
         <w:keepLines/>
         <w:spacing w:before="200" w:after="60"/>
+        <w:outlineLvl w:val="0"/>
         <w:pBdr>
           <w:bottom w:val="single" w:sz="6" w:space="4" w:color="CDD5DD"/>
         </w:pBdr>
@@ -5146,6 +5261,7 @@
         <w:keepNext/>
         <w:keepLines/>
         <w:spacing w:before="200" w:after="60"/>
+        <w:outlineLvl w:val="0"/>
         <w:pBdr>
           <w:bottom w:val="single" w:sz="6" w:space="4" w:color="CDD5DD"/>
         </w:pBdr>
@@ -5301,6 +5417,7 @@
         <w:keepNext/>
         <w:keepLines/>
         <w:spacing w:before="200" w:after="60"/>
+        <w:outlineLvl w:val="0"/>
         <w:pBdr>
           <w:bottom w:val="single" w:sz="6" w:space="4" w:color="CDD5DD"/>
         </w:pBdr>
@@ -5386,6 +5503,7 @@
       </w:r>
     </w:p>
     <w:sectPr>
+      <w:footerReference w:type="default" r:id="rId9"/>
       <w:pgSz w:w="12240" w:h="15840"/>
       <w:pgMar w:top="1134" w:right="1247" w:bottom="1134" w:left="1247" w:header="720" w:footer="720" w:gutter="0"/>
       <w:cols w:space="720"/>
@@ -5393,6 +5511,76 @@
     </w:sectPr>
   </w:body>
 </w:document>
+</file>
+
+<file path=word/footer1.xml><?xml version="1.0" encoding="utf-8"?>
+<w:ftr xmlns:m="http://schemas.openxmlformats.org/officeDocument/2006/math" xmlns:mc="http://schemas.openxmlformats.org/markup-compatibility/2006" xmlns:mo="http://schemas.microsoft.com/office/mac/office/2008/main" xmlns:mv="urn:schemas-microsoft-com:mac:vml" xmlns:o="urn:schemas-microsoft-com:office:office" xmlns:r="http://schemas.openxmlformats.org/officeDocument/2006/relationships" xmlns:v="urn:schemas-microsoft-com:vml" xmlns:w10="urn:schemas-microsoft-com:office:word" xmlns:w14="http://schemas.microsoft.com/office/word/2010/wordml" xmlns:w="http://schemas.openxmlformats.org/wordprocessingml/2006/main" xmlns:wne="http://schemas.microsoft.com/office/word/2006/wordml" xmlns:wp14="http://schemas.microsoft.com/office/word/2010/wordprocessingDrawing" xmlns:wp="http://schemas.openxmlformats.org/drawingml/2006/wordprocessingDrawing" xmlns:wpc="http://schemas.microsoft.com/office/word/2010/wordprocessingCanvas" xmlns:wpg="http://schemas.microsoft.com/office/word/2010/wordprocessingGroup" xmlns:wpi="http://schemas.microsoft.com/office/word/2010/wordprocessingInk" xmlns:wps="http://schemas.microsoft.com/office/word/2010/wordprocessingShape" mc:Ignorable="w14 wp14">
+  <w:p>
+    <w:pPr>
+      <w:pBdr>
+        <w:top w:val="single" w:sz="4" w:space="4" w:color="CDD5DD"/>
+      </w:pBdr>
+      <w:tabs>
+        <w:tab w:pos="9746" w:val="right"/>
+      </w:tabs>
+    </w:pPr>
+    <w:r>
+      <w:rPr>
+        <w:rFonts w:ascii="BIZ UDPGothic" w:hAnsi="BIZ UDPGothic" w:eastAsia="BIZ UDPGothic"/>
+        <w:b w:val="0"/>
+        <w:i w:val="0"/>
+        <w:color w:val="606874"/>
+        <w:sz w:val="16"/>
+      </w:rPr>
+      <w:t>pie-chart 詳細設計書　v1.0</w:t>
+    </w:r>
+    <w:r>
+      <w:tab/>
+    </w:r>
+    <w:r>
+      <w:fldChar w:fldCharType="begin"/>
+    </w:r>
+    <w:r>
+      <w:rPr>
+        <w:rFonts w:ascii="BIZ UDGothic" w:hAnsi="BIZ UDGothic" w:eastAsia="BIZ UDGothic"/>
+        <w:b w:val="0"/>
+        <w:i w:val="0"/>
+        <w:color w:val="606874"/>
+        <w:sz w:val="16"/>
+      </w:rPr>
+      <w:instrText xml:space="preserve"> PAGE </w:instrText>
+    </w:r>
+    <w:r>
+      <w:fldChar w:fldCharType="end"/>
+    </w:r>
+    <w:r>
+      <w:rPr>
+        <w:rFonts w:ascii="BIZ UDGothic" w:hAnsi="BIZ UDGothic" w:eastAsia="BIZ UDGothic"/>
+        <w:b w:val="0"/>
+        <w:i w:val="0"/>
+        <w:color w:val="606874"/>
+        <w:sz w:val="16"/>
+      </w:rPr>
+      <w:t xml:space="preserve"> / </w:t>
+    </w:r>
+    <w:r>
+      <w:fldChar w:fldCharType="begin"/>
+    </w:r>
+    <w:r>
+      <w:rPr>
+        <w:rFonts w:ascii="BIZ UDGothic" w:hAnsi="BIZ UDGothic" w:eastAsia="BIZ UDGothic"/>
+        <w:b w:val="0"/>
+        <w:i w:val="0"/>
+        <w:color w:val="606874"/>
+        <w:sz w:val="16"/>
+      </w:rPr>
+      <w:instrText xml:space="preserve"> NUMPAGES </w:instrText>
+    </w:r>
+    <w:r>
+      <w:fldChar w:fldCharType="end"/>
+    </w:r>
+  </w:p>
+</w:ftr>
 </file>
 
 <file path=word/numbering.xml><?xml version="1.0" encoding="utf-8"?>

--- a/docs/pie-chart/PieChart_設計書.docx
+++ b/docs/pie-chart/PieChart_設計書.docx
@@ -62,6 +62,452 @@
     </w:p>
     <w:p>
       <w:pPr>
+        <w:spacing w:before="200" w:after="120"/>
+        <w:pBdr>
+          <w:bottom w:val="single" w:sz="6" w:space="4" w:color="CDD5DD"/>
+        </w:pBdr>
+      </w:pPr>
+      <w:r>
+        <w:rPr>
+          <w:rFonts w:ascii="BIZ UDPGothic" w:hAnsi="BIZ UDPGothic" w:eastAsia="BIZ UDPGothic"/>
+          <w:b/>
+          <w:i w:val="0"/>
+          <w:color w:val="20242C"/>
+          <w:sz w:val="30"/>
+        </w:rPr>
+        <w:t>目次</w:t>
+      </w:r>
+    </w:p>
+    <w:p>
+      <w:pPr>
+        <w:spacing w:after="40"/>
+      </w:pPr>
+      <w:r>
+        <w:rPr>
+          <w:rFonts w:ascii="BIZ UDGothic" w:hAnsi="BIZ UDGothic" w:eastAsia="BIZ UDGothic"/>
+          <w:b/>
+          <w:i w:val="0"/>
+          <w:color w:val="1F5C99"/>
+          <w:sz w:val="21"/>
+        </w:rPr>
+        <w:t xml:space="preserve">1. </w:t>
+      </w:r>
+      <w:r>
+        <w:rPr>
+          <w:rFonts w:ascii="BIZ UDPGothic" w:hAnsi="BIZ UDPGothic" w:eastAsia="BIZ UDPGothic"/>
+          <w:b/>
+          <w:i w:val="0"/>
+          <w:color w:val="20242C"/>
+          <w:sz w:val="21"/>
+        </w:rPr>
+        <w:t>概要・目的</w:t>
+      </w:r>
+    </w:p>
+    <w:p>
+      <w:pPr>
+        <w:spacing w:after="40"/>
+      </w:pPr>
+      <w:r>
+        <w:rPr>
+          <w:rFonts w:ascii="BIZ UDGothic" w:hAnsi="BIZ UDGothic" w:eastAsia="BIZ UDGothic"/>
+          <w:b/>
+          <w:i w:val="0"/>
+          <w:color w:val="1F5C99"/>
+          <w:sz w:val="21"/>
+        </w:rPr>
+        <w:t xml:space="preserve">2. </w:t>
+      </w:r>
+      <w:r>
+        <w:rPr>
+          <w:rFonts w:ascii="BIZ UDPGothic" w:hAnsi="BIZ UDPGothic" w:eastAsia="BIZ UDPGothic"/>
+          <w:b/>
+          <w:i w:val="0"/>
+          <w:color w:val="20242C"/>
+          <w:sz w:val="21"/>
+        </w:rPr>
+        <w:t>レンダリングパイプラインとレイヤ構成</w:t>
+      </w:r>
+    </w:p>
+    <w:p>
+      <w:pPr>
+        <w:spacing w:after="40"/>
+        <w:ind w:left="283"/>
+      </w:pPr>
+      <w:r>
+        <w:rPr>
+          <w:rFonts w:ascii="BIZ UDGothic" w:hAnsi="BIZ UDGothic" w:eastAsia="BIZ UDGothic"/>
+          <w:b w:val="0"/>
+          <w:i w:val="0"/>
+          <w:color w:val="606874"/>
+          <w:sz w:val="19"/>
+        </w:rPr>
+        <w:t xml:space="preserve">2.1 </w:t>
+      </w:r>
+      <w:r>
+        <w:rPr>
+          <w:rFonts w:ascii="BIZ UDPGothic" w:hAnsi="BIZ UDPGothic" w:eastAsia="BIZ UDPGothic"/>
+          <w:b w:val="0"/>
+          <w:i w:val="0"/>
+          <w:color w:val="606874"/>
+          <w:sz w:val="19"/>
+        </w:rPr>
+        <w:t>レンダリングパイプライン</w:t>
+      </w:r>
+    </w:p>
+    <w:p>
+      <w:pPr>
+        <w:spacing w:after="40"/>
+        <w:ind w:left="283"/>
+      </w:pPr>
+      <w:r>
+        <w:rPr>
+          <w:rFonts w:ascii="BIZ UDGothic" w:hAnsi="BIZ UDGothic" w:eastAsia="BIZ UDGothic"/>
+          <w:b w:val="0"/>
+          <w:i w:val="0"/>
+          <w:color w:val="606874"/>
+          <w:sz w:val="19"/>
+        </w:rPr>
+        <w:t xml:space="preserve">2.2 </w:t>
+      </w:r>
+      <w:r>
+        <w:rPr>
+          <w:rFonts w:ascii="BIZ UDPGothic" w:hAnsi="BIZ UDPGothic" w:eastAsia="BIZ UDPGothic"/>
+          <w:b w:val="0"/>
+          <w:i w:val="0"/>
+          <w:color w:val="606874"/>
+          <w:sz w:val="19"/>
+        </w:rPr>
+        <w:t>レイヤごとの役割</w:t>
+      </w:r>
+    </w:p>
+    <w:p>
+      <w:pPr>
+        <w:spacing w:after="40"/>
+        <w:ind w:left="283"/>
+      </w:pPr>
+      <w:r>
+        <w:rPr>
+          <w:rFonts w:ascii="BIZ UDGothic" w:hAnsi="BIZ UDGothic" w:eastAsia="BIZ UDGothic"/>
+          <w:b w:val="0"/>
+          <w:i w:val="0"/>
+          <w:color w:val="606874"/>
+          <w:sz w:val="19"/>
+        </w:rPr>
+        <w:t xml:space="preserve">2.3 </w:t>
+      </w:r>
+      <w:r>
+        <w:rPr>
+          <w:rFonts w:ascii="BIZ UDPGothic" w:hAnsi="BIZ UDPGothic" w:eastAsia="BIZ UDPGothic"/>
+          <w:b w:val="0"/>
+          <w:i w:val="0"/>
+          <w:color w:val="606874"/>
+          <w:sz w:val="19"/>
+        </w:rPr>
+        <w:t>分割方針</w:t>
+      </w:r>
+    </w:p>
+    <w:p>
+      <w:pPr>
+        <w:spacing w:after="40"/>
+      </w:pPr>
+      <w:r>
+        <w:rPr>
+          <w:rFonts w:ascii="BIZ UDGothic" w:hAnsi="BIZ UDGothic" w:eastAsia="BIZ UDGothic"/>
+          <w:b/>
+          <w:i w:val="0"/>
+          <w:color w:val="1F5C99"/>
+          <w:sz w:val="21"/>
+        </w:rPr>
+        <w:t xml:space="preserve">3. </w:t>
+      </w:r>
+      <w:r>
+        <w:rPr>
+          <w:rFonts w:ascii="BIZ UDPGothic" w:hAnsi="BIZ UDPGothic" w:eastAsia="BIZ UDPGothic"/>
+          <w:b/>
+          <w:i w:val="0"/>
+          <w:color w:val="20242C"/>
+          <w:sz w:val="21"/>
+        </w:rPr>
+        <w:t>ラベル配置アルゴリズム</w:t>
+      </w:r>
+    </w:p>
+    <w:p>
+      <w:pPr>
+        <w:spacing w:after="40"/>
+        <w:ind w:left="283"/>
+      </w:pPr>
+      <w:r>
+        <w:rPr>
+          <w:rFonts w:ascii="BIZ UDGothic" w:hAnsi="BIZ UDGothic" w:eastAsia="BIZ UDGothic"/>
+          <w:b w:val="0"/>
+          <w:i w:val="0"/>
+          <w:color w:val="606874"/>
+          <w:sz w:val="19"/>
+        </w:rPr>
+        <w:t xml:space="preserve">3.1 </w:t>
+      </w:r>
+      <w:r>
+        <w:rPr>
+          <w:rFonts w:ascii="BIZ UDPGothic" w:hAnsi="BIZ UDPGothic" w:eastAsia="BIZ UDPGothic"/>
+          <w:b w:val="0"/>
+          <w:i w:val="0"/>
+          <w:color w:val="606874"/>
+          <w:sz w:val="19"/>
+        </w:rPr>
+        <w:t>ラベル配置の流れ（</w:t>
+      </w:r>
+      <w:r>
+        <w:rPr>
+          <w:rFonts w:ascii="BIZ UDGothic" w:hAnsi="BIZ UDGothic" w:eastAsia="BIZ UDGothic"/>
+          <w:b w:val="0"/>
+          <w:i w:val="0"/>
+          <w:color w:val="606874"/>
+          <w:sz w:val="18"/>
+        </w:rPr>
+        <w:t>layout.ts</w:t>
+      </w:r>
+      <w:r>
+        <w:rPr>
+          <w:rFonts w:ascii="BIZ UDPGothic" w:hAnsi="BIZ UDPGothic" w:eastAsia="BIZ UDPGothic"/>
+          <w:b w:val="0"/>
+          <w:i w:val="0"/>
+          <w:color w:val="606874"/>
+          <w:sz w:val="19"/>
+        </w:rPr>
+        <w:t xml:space="preserve"> 核心部）</w:t>
+      </w:r>
+    </w:p>
+    <w:p>
+      <w:pPr>
+        <w:spacing w:after="40"/>
+        <w:ind w:left="283"/>
+      </w:pPr>
+      <w:r>
+        <w:rPr>
+          <w:rFonts w:ascii="BIZ UDGothic" w:hAnsi="BIZ UDGothic" w:eastAsia="BIZ UDGothic"/>
+          <w:b w:val="0"/>
+          <w:i w:val="0"/>
+          <w:color w:val="606874"/>
+          <w:sz w:val="19"/>
+        </w:rPr>
+        <w:t xml:space="preserve">3.2 </w:t>
+      </w:r>
+      <w:r>
+        <w:rPr>
+          <w:rFonts w:ascii="BIZ UDPGothic" w:hAnsi="BIZ UDPGothic" w:eastAsia="BIZ UDPGothic"/>
+          <w:b w:val="0"/>
+          <w:i w:val="0"/>
+          <w:color w:val="606874"/>
+          <w:sz w:val="19"/>
+        </w:rPr>
+        <w:t>リーダー線の分岐（</w:t>
+      </w:r>
+      <w:r>
+        <w:rPr>
+          <w:rFonts w:ascii="BIZ UDGothic" w:hAnsi="BIZ UDGothic" w:eastAsia="BIZ UDGothic"/>
+          <w:b w:val="0"/>
+          <w:i w:val="0"/>
+          <w:color w:val="606874"/>
+          <w:sz w:val="18"/>
+        </w:rPr>
+        <w:t>label_placement.ts</w:t>
+      </w:r>
+      <w:r>
+        <w:rPr>
+          <w:rFonts w:ascii="BIZ UDPGothic" w:hAnsi="BIZ UDPGothic" w:eastAsia="BIZ UDPGothic"/>
+          <w:b w:val="0"/>
+          <w:i w:val="0"/>
+          <w:color w:val="606874"/>
+          <w:sz w:val="19"/>
+        </w:rPr>
+        <w:t>）</w:t>
+      </w:r>
+    </w:p>
+    <w:p>
+      <w:pPr>
+        <w:spacing w:after="40"/>
+      </w:pPr>
+      <w:r>
+        <w:rPr>
+          <w:rFonts w:ascii="BIZ UDGothic" w:hAnsi="BIZ UDGothic" w:eastAsia="BIZ UDGothic"/>
+          <w:b/>
+          <w:i w:val="0"/>
+          <w:color w:val="1F5C99"/>
+          <w:sz w:val="21"/>
+        </w:rPr>
+        <w:t xml:space="preserve">4. </w:t>
+      </w:r>
+      <w:r>
+        <w:rPr>
+          <w:rFonts w:ascii="BIZ UDPGothic" w:hAnsi="BIZ UDPGothic" w:eastAsia="BIZ UDPGothic"/>
+          <w:b/>
+          <w:i w:val="0"/>
+          <w:color w:val="20242C"/>
+          <w:sz w:val="21"/>
+        </w:rPr>
+        <w:t>決定的 SVG と回帰検証</w:t>
+      </w:r>
+    </w:p>
+    <w:p>
+      <w:pPr>
+        <w:spacing w:after="40"/>
+        <w:ind w:left="283"/>
+      </w:pPr>
+      <w:r>
+        <w:rPr>
+          <w:rFonts w:ascii="BIZ UDGothic" w:hAnsi="BIZ UDGothic" w:eastAsia="BIZ UDGothic"/>
+          <w:b w:val="0"/>
+          <w:i w:val="0"/>
+          <w:color w:val="606874"/>
+          <w:sz w:val="19"/>
+        </w:rPr>
+        <w:t xml:space="preserve">4.1 </w:t>
+      </w:r>
+      <w:r>
+        <w:rPr>
+          <w:rFonts w:ascii="BIZ UDPGothic" w:hAnsi="BIZ UDPGothic" w:eastAsia="BIZ UDPGothic"/>
+          <w:b w:val="0"/>
+          <w:i w:val="0"/>
+          <w:color w:val="606874"/>
+          <w:sz w:val="19"/>
+        </w:rPr>
+        <w:t>tight-pack warning の現況（2026-06-12 更新）</w:t>
+      </w:r>
+    </w:p>
+    <w:p>
+      <w:pPr>
+        <w:spacing w:after="40"/>
+      </w:pPr>
+      <w:r>
+        <w:rPr>
+          <w:rFonts w:ascii="BIZ UDGothic" w:hAnsi="BIZ UDGothic" w:eastAsia="BIZ UDGothic"/>
+          <w:b/>
+          <w:i w:val="0"/>
+          <w:color w:val="1F5C99"/>
+          <w:sz w:val="21"/>
+        </w:rPr>
+        <w:t xml:space="preserve">5. </w:t>
+      </w:r>
+      <w:r>
+        <w:rPr>
+          <w:rFonts w:ascii="BIZ UDPGothic" w:hAnsi="BIZ UDPGothic" w:eastAsia="BIZ UDPGothic"/>
+          <w:b/>
+          <w:i w:val="0"/>
+          <w:color w:val="20242C"/>
+          <w:sz w:val="21"/>
+        </w:rPr>
+        <w:t>exe 配布（Node SEA + 外部参照）</w:t>
+      </w:r>
+    </w:p>
+    <w:p>
+      <w:pPr>
+        <w:spacing w:after="40"/>
+      </w:pPr>
+      <w:r>
+        <w:rPr>
+          <w:rFonts w:ascii="BIZ UDGothic" w:hAnsi="BIZ UDGothic" w:eastAsia="BIZ UDGothic"/>
+          <w:b/>
+          <w:i w:val="0"/>
+          <w:color w:val="1F5C99"/>
+          <w:sz w:val="21"/>
+        </w:rPr>
+        <w:t xml:space="preserve">6. </w:t>
+      </w:r>
+      <w:r>
+        <w:rPr>
+          <w:rFonts w:ascii="BIZ UDPGothic" w:hAnsi="BIZ UDPGothic" w:eastAsia="BIZ UDPGothic"/>
+          <w:b/>
+          <w:i w:val="0"/>
+          <w:color w:val="20242C"/>
+          <w:sz w:val="21"/>
+        </w:rPr>
+        <w:t>固定パラメータ・寸法</w:t>
+      </w:r>
+    </w:p>
+    <w:p>
+      <w:pPr>
+        <w:spacing w:after="40"/>
+      </w:pPr>
+      <w:r>
+        <w:rPr>
+          <w:rFonts w:ascii="BIZ UDGothic" w:hAnsi="BIZ UDGothic" w:eastAsia="BIZ UDGothic"/>
+          <w:b/>
+          <w:i w:val="0"/>
+          <w:color w:val="1F5C99"/>
+          <w:sz w:val="21"/>
+        </w:rPr>
+        <w:t xml:space="preserve">7. </w:t>
+      </w:r>
+      <w:r>
+        <w:rPr>
+          <w:rFonts w:ascii="BIZ UDPGothic" w:hAnsi="BIZ UDPGothic" w:eastAsia="BIZ UDPGothic"/>
+          <w:b/>
+          <w:i w:val="0"/>
+          <w:color w:val="20242C"/>
+          <w:sz w:val="21"/>
+        </w:rPr>
+        <w:t>開発規約と TypeScript 設定</w:t>
+      </w:r>
+    </w:p>
+    <w:p>
+      <w:pPr>
+        <w:spacing w:after="40"/>
+        <w:ind w:left="283"/>
+      </w:pPr>
+      <w:r>
+        <w:rPr>
+          <w:rFonts w:ascii="BIZ UDGothic" w:hAnsi="BIZ UDGothic" w:eastAsia="BIZ UDGothic"/>
+          <w:b w:val="0"/>
+          <w:i w:val="0"/>
+          <w:color w:val="606874"/>
+          <w:sz w:val="19"/>
+        </w:rPr>
+        <w:t xml:space="preserve">7.1 </w:t>
+      </w:r>
+      <w:r>
+        <w:rPr>
+          <w:rFonts w:ascii="BIZ UDPGothic" w:hAnsi="BIZ UDPGothic" w:eastAsia="BIZ UDPGothic"/>
+          <w:b w:val="0"/>
+          <w:i w:val="0"/>
+          <w:color w:val="606874"/>
+          <w:sz w:val="19"/>
+        </w:rPr>
+        <w:t>コメント規約</w:t>
+      </w:r>
+    </w:p>
+    <w:p>
+      <w:pPr>
+        <w:spacing w:after="40"/>
+        <w:ind w:left="283"/>
+      </w:pPr>
+      <w:r>
+        <w:rPr>
+          <w:rFonts w:ascii="BIZ UDGothic" w:hAnsi="BIZ UDGothic" w:eastAsia="BIZ UDGothic"/>
+          <w:b w:val="0"/>
+          <w:i w:val="0"/>
+          <w:color w:val="606874"/>
+          <w:sz w:val="19"/>
+        </w:rPr>
+        <w:t xml:space="preserve">7.2 </w:t>
+      </w:r>
+      <w:r>
+        <w:rPr>
+          <w:rFonts w:ascii="BIZ UDPGothic" w:hAnsi="BIZ UDPGothic" w:eastAsia="BIZ UDPGothic"/>
+          <w:b w:val="0"/>
+          <w:i w:val="0"/>
+          <w:color w:val="606874"/>
+          <w:sz w:val="19"/>
+        </w:rPr>
+        <w:t>TypeScript 設定</w:t>
+      </w:r>
+    </w:p>
+    <w:p>
+      <w:r>
+        <w:br w:type="page"/>
+      </w:r>
+    </w:p>
+    <w:p>
+      <w:pPr>
         <w:spacing w:after="80"/>
       </w:pPr>
       <w:r>
@@ -457,6 +903,7 @@
       <w:pPr>
         <w:keepNext/>
         <w:keepLines/>
+        <w:pageBreakBefore/>
         <w:spacing w:before="200" w:after="60"/>
         <w:outlineLvl w:val="0"/>
         <w:pBdr>
@@ -480,6 +927,48 @@
           <w:i w:val="0"/>
           <w:color w:val="20242C"/>
           <w:sz w:val="30"/>
+        </w:rPr>
+        <w:t>レンダリングパイプラインとレイヤ構成</w:t>
+      </w:r>
+    </w:p>
+    <w:p>
+      <w:pPr>
+        <w:spacing w:after="80"/>
+      </w:pPr>
+      <w:r>
+        <w:rPr>
+          <w:rFonts w:ascii="BIZ UDPGothic" w:hAnsi="BIZ UDPGothic" w:eastAsia="BIZ UDPGothic"/>
+          <w:b w:val="0"/>
+          <w:i w:val="0"/>
+          <w:sz w:val="21"/>
+        </w:rPr>
+        <w:t>入力からレンダリング済み SVG までの流れと、各レイヤの責務・分割方針を示す。</w:t>
+      </w:r>
+    </w:p>
+    <w:p>
+      <w:pPr>
+        <w:keepNext/>
+        <w:keepLines/>
+        <w:spacing w:before="140" w:after="60"/>
+        <w:outlineLvl w:val="1"/>
+      </w:pPr>
+      <w:r>
+        <w:rPr>
+          <w:rFonts w:ascii="BIZ UDGothic" w:hAnsi="BIZ UDGothic" w:eastAsia="BIZ UDGothic"/>
+          <w:b/>
+          <w:i w:val="0"/>
+          <w:color w:val="1F5C99"/>
+          <w:sz w:val="26"/>
+        </w:rPr>
+        <w:t xml:space="preserve">2.1 </w:t>
+      </w:r>
+      <w:r>
+        <w:rPr>
+          <w:rFonts w:ascii="BIZ UDPGothic" w:hAnsi="BIZ UDPGothic" w:eastAsia="BIZ UDPGothic"/>
+          <w:b/>
+          <w:i w:val="0"/>
+          <w:color w:val="20242C"/>
+          <w:sz w:val="26"/>
         </w:rPr>
         <w:t>レンダリングパイプライン</w:t>
       </w:r>
@@ -586,11 +1075,8 @@
       <w:pPr>
         <w:keepNext/>
         <w:keepLines/>
-        <w:spacing w:before="200" w:after="60"/>
-        <w:outlineLvl w:val="0"/>
-        <w:pBdr>
-          <w:bottom w:val="single" w:sz="6" w:space="4" w:color="CDD5DD"/>
-        </w:pBdr>
+        <w:spacing w:before="140" w:after="60"/>
+        <w:outlineLvl w:val="1"/>
       </w:pPr>
       <w:r>
         <w:rPr>
@@ -598,9 +1084,9 @@
           <w:b/>
           <w:i w:val="0"/>
           <w:color w:val="1F5C99"/>
-          <w:sz w:val="30"/>
-        </w:rPr>
-        <w:t xml:space="preserve">3. </w:t>
+          <w:sz w:val="26"/>
+        </w:rPr>
+        <w:t xml:space="preserve">2.2 </w:t>
       </w:r>
       <w:r>
         <w:rPr>
@@ -608,7 +1094,7 @@
           <w:b/>
           <w:i w:val="0"/>
           <w:color w:val="20242C"/>
-          <w:sz w:val="30"/>
+          <w:sz w:val="26"/>
         </w:rPr>
         <w:t>レイヤごとの役割</w:t>
       </w:r>
@@ -1950,7 +2436,7 @@
           <w:color w:val="1F5C99"/>
           <w:sz w:val="26"/>
         </w:rPr>
-        <w:t xml:space="preserve">3.1 </w:t>
+        <w:t xml:space="preserve">2.3 </w:t>
       </w:r>
       <w:r>
         <w:rPr>
@@ -2053,6 +2539,7 @@
       <w:pPr>
         <w:keepNext/>
         <w:keepLines/>
+        <w:pageBreakBefore/>
         <w:spacing w:before="200" w:after="60"/>
         <w:outlineLvl w:val="0"/>
         <w:pBdr>
@@ -2067,7 +2554,7 @@
           <w:color w:val="1F5C99"/>
           <w:sz w:val="30"/>
         </w:rPr>
-        <w:t xml:space="preserve">4. </w:t>
+        <w:t xml:space="preserve">3. </w:t>
       </w:r>
       <w:r>
         <w:rPr>
@@ -2077,17 +2564,75 @@
           <w:color w:val="20242C"/>
           <w:sz w:val="30"/>
         </w:rPr>
-        <w:t>ラベル配置の流れ（</w:t>
-      </w:r>
+        <w:t>ラベル配置アルゴリズム</w:t>
+      </w:r>
+    </w:p>
+    <w:p>
+      <w:pPr>
+        <w:spacing w:after="80"/>
+      </w:pPr>
+      <w:r>
+        <w:rPr>
+          <w:rFonts w:ascii="BIZ UDPGothic" w:hAnsi="BIZ UDPGothic" w:eastAsia="BIZ UDPGothic"/>
+          <w:b w:val="0"/>
+          <w:i w:val="0"/>
+          <w:sz w:val="21"/>
+        </w:rPr>
+        <w:t>ラベル位置の決定（</w:t>
+      </w:r>
+      <w:r>
+        <w:rPr>
+          <w:rFonts w:ascii="BIZ UDGothic" w:hAnsi="BIZ UDGothic" w:eastAsia="BIZ UDGothic"/>
+          <w:b w:val="0"/>
+          <w:i w:val="0"/>
+          <w:sz w:val="20"/>
+        </w:rPr>
+        <w:t>layout.ts</w:t>
+      </w:r>
+      <w:r>
+        <w:rPr>
+          <w:rFonts w:ascii="BIZ UDPGothic" w:hAnsi="BIZ UDPGothic" w:eastAsia="BIZ UDPGothic"/>
+          <w:b w:val="0"/>
+          <w:i w:val="0"/>
+          <w:sz w:val="21"/>
+        </w:rPr>
+        <w:t>）と引出線の経路選択（</w:t>
+      </w:r>
+      <w:r>
+        <w:rPr>
+          <w:rFonts w:ascii="BIZ UDGothic" w:hAnsi="BIZ UDGothic" w:eastAsia="BIZ UDGothic"/>
+          <w:b w:val="0"/>
+          <w:i w:val="0"/>
+          <w:sz w:val="20"/>
+        </w:rPr>
+        <w:t>label_placement.ts</w:t>
+      </w:r>
+      <w:r>
+        <w:rPr>
+          <w:rFonts w:ascii="BIZ UDPGothic" w:hAnsi="BIZ UDPGothic" w:eastAsia="BIZ UDPGothic"/>
+          <w:b w:val="0"/>
+          <w:i w:val="0"/>
+          <w:sz w:val="21"/>
+        </w:rPr>
+        <w:t>）の 2 段で構成する。</w:t>
+      </w:r>
+    </w:p>
+    <w:p>
+      <w:pPr>
+        <w:keepNext/>
+        <w:keepLines/>
+        <w:spacing w:before="140" w:after="60"/>
+        <w:outlineLvl w:val="1"/>
+      </w:pPr>
       <w:r>
         <w:rPr>
           <w:rFonts w:ascii="BIZ UDGothic" w:hAnsi="BIZ UDGothic" w:eastAsia="BIZ UDGothic"/>
           <w:b/>
           <w:i w:val="0"/>
-          <w:color w:val="20242C"/>
-          <w:sz w:val="29"/>
-        </w:rPr>
-        <w:t>layout.ts</w:t>
+          <w:color w:val="1F5C99"/>
+          <w:sz w:val="26"/>
+        </w:rPr>
+        <w:t xml:space="preserve">3.1 </w:t>
       </w:r>
       <w:r>
         <w:rPr>
@@ -2095,7 +2640,27 @@
           <w:b/>
           <w:i w:val="0"/>
           <w:color w:val="20242C"/>
-          <w:sz w:val="30"/>
+          <w:sz w:val="26"/>
+        </w:rPr>
+        <w:t>ラベル配置の流れ（</w:t>
+      </w:r>
+      <w:r>
+        <w:rPr>
+          <w:rFonts w:ascii="BIZ UDGothic" w:hAnsi="BIZ UDGothic" w:eastAsia="BIZ UDGothic"/>
+          <w:b/>
+          <w:i w:val="0"/>
+          <w:color w:val="20242C"/>
+          <w:sz w:val="25"/>
+        </w:rPr>
+        <w:t>layout.ts</w:t>
+      </w:r>
+      <w:r>
+        <w:rPr>
+          <w:rFonts w:ascii="BIZ UDPGothic" w:hAnsi="BIZ UDPGothic" w:eastAsia="BIZ UDPGothic"/>
+          <w:b/>
+          <w:i w:val="0"/>
+          <w:color w:val="20242C"/>
+          <w:sz w:val="26"/>
         </w:rPr>
         <w:t xml:space="preserve"> 核心部）</w:t>
       </w:r>
@@ -2684,11 +3249,8 @@
       <w:pPr>
         <w:keepNext/>
         <w:keepLines/>
-        <w:spacing w:before="200" w:after="60"/>
-        <w:outlineLvl w:val="0"/>
-        <w:pBdr>
-          <w:bottom w:val="single" w:sz="6" w:space="4" w:color="CDD5DD"/>
-        </w:pBdr>
+        <w:spacing w:before="140" w:after="60"/>
+        <w:outlineLvl w:val="1"/>
       </w:pPr>
       <w:r>
         <w:rPr>
@@ -2696,9 +3258,9 @@
           <w:b/>
           <w:i w:val="0"/>
           <w:color w:val="1F5C99"/>
-          <w:sz w:val="30"/>
-        </w:rPr>
-        <w:t xml:space="preserve">5. </w:t>
+          <w:sz w:val="26"/>
+        </w:rPr>
+        <w:t xml:space="preserve">3.2 </w:t>
       </w:r>
       <w:r>
         <w:rPr>
@@ -2706,7 +3268,7 @@
           <w:b/>
           <w:i w:val="0"/>
           <w:color w:val="20242C"/>
-          <w:sz w:val="30"/>
+          <w:sz w:val="26"/>
         </w:rPr>
         <w:t>リーダー線の分岐（</w:t>
       </w:r>
@@ -2716,7 +3278,7 @@
           <w:b/>
           <w:i w:val="0"/>
           <w:color w:val="20242C"/>
-          <w:sz w:val="29"/>
+          <w:sz w:val="25"/>
         </w:rPr>
         <w:t>label_placement.ts</w:t>
       </w:r>
@@ -2726,7 +3288,7 @@
           <w:b/>
           <w:i w:val="0"/>
           <w:color w:val="20242C"/>
-          <w:sz w:val="30"/>
+          <w:sz w:val="26"/>
         </w:rPr>
         <w:t>）</w:t>
       </w:r>
@@ -3472,6 +4034,7 @@
       <w:pPr>
         <w:keepNext/>
         <w:keepLines/>
+        <w:pageBreakBefore/>
         <w:spacing w:before="200" w:after="60"/>
         <w:outlineLvl w:val="0"/>
         <w:pBdr>
@@ -3486,7 +4049,7 @@
           <w:color w:val="1F5C99"/>
           <w:sz w:val="30"/>
         </w:rPr>
-        <w:t xml:space="preserve">6. </w:t>
+        <w:t xml:space="preserve">4. </w:t>
       </w:r>
       <w:r>
         <w:rPr>
@@ -3804,7 +4367,7 @@
           <w:color w:val="1F5C99"/>
           <w:sz w:val="26"/>
         </w:rPr>
-        <w:t xml:space="preserve">6.1 </w:t>
+        <w:t xml:space="preserve">4.1 </w:t>
       </w:r>
       <w:r>
         <w:rPr>
@@ -4090,6 +4653,7 @@
       <w:pPr>
         <w:keepNext/>
         <w:keepLines/>
+        <w:pageBreakBefore/>
         <w:spacing w:before="200" w:after="60"/>
         <w:outlineLvl w:val="0"/>
         <w:pBdr>
@@ -4104,7 +4668,7 @@
           <w:color w:val="1F5C99"/>
           <w:sz w:val="30"/>
         </w:rPr>
-        <w:t xml:space="preserve">7. </w:t>
+        <w:t xml:space="preserve">5. </w:t>
       </w:r>
       <w:r>
         <w:rPr>
@@ -4692,6 +5256,7 @@
       <w:pPr>
         <w:keepNext/>
         <w:keepLines/>
+        <w:pageBreakBefore/>
         <w:spacing w:before="200" w:after="60"/>
         <w:outlineLvl w:val="0"/>
         <w:pBdr>
@@ -4706,7 +5271,7 @@
           <w:color w:val="1F5C99"/>
           <w:sz w:val="30"/>
         </w:rPr>
-        <w:t xml:space="preserve">8. </w:t>
+        <w:t xml:space="preserve">6. </w:t>
       </w:r>
       <w:r>
         <w:rPr>
@@ -5260,6 +5825,7 @@
       <w:pPr>
         <w:keepNext/>
         <w:keepLines/>
+        <w:pageBreakBefore/>
         <w:spacing w:before="200" w:after="60"/>
         <w:outlineLvl w:val="0"/>
         <w:pBdr>
@@ -5274,7 +5840,7 @@
           <w:color w:val="1F5C99"/>
           <w:sz w:val="30"/>
         </w:rPr>
-        <w:t xml:space="preserve">9. </w:t>
+        <w:t xml:space="preserve">7. </w:t>
       </w:r>
       <w:r>
         <w:rPr>
@@ -5283,6 +5849,48 @@
           <w:i w:val="0"/>
           <w:color w:val="20242C"/>
           <w:sz w:val="30"/>
+        </w:rPr>
+        <w:t>開発規約と TypeScript 設定</w:t>
+      </w:r>
+    </w:p>
+    <w:p>
+      <w:pPr>
+        <w:spacing w:after="80"/>
+      </w:pPr>
+      <w:r>
+        <w:rPr>
+          <w:rFonts w:ascii="BIZ UDPGothic" w:hAnsi="BIZ UDPGothic" w:eastAsia="BIZ UDPGothic"/>
+          <w:b w:val="0"/>
+          <w:i w:val="0"/>
+          <w:sz w:val="21"/>
+        </w:rPr>
+        <w:t>コード変更時に必ず守る規約と、コンパイラ設定の現況をまとめる。</w:t>
+      </w:r>
+    </w:p>
+    <w:p>
+      <w:pPr>
+        <w:keepNext/>
+        <w:keepLines/>
+        <w:spacing w:before="140" w:after="60"/>
+        <w:outlineLvl w:val="1"/>
+      </w:pPr>
+      <w:r>
+        <w:rPr>
+          <w:rFonts w:ascii="BIZ UDGothic" w:hAnsi="BIZ UDGothic" w:eastAsia="BIZ UDGothic"/>
+          <w:b/>
+          <w:i w:val="0"/>
+          <w:color w:val="1F5C99"/>
+          <w:sz w:val="26"/>
+        </w:rPr>
+        <w:t xml:space="preserve">7.1 </w:t>
+      </w:r>
+      <w:r>
+        <w:rPr>
+          <w:rFonts w:ascii="BIZ UDPGothic" w:hAnsi="BIZ UDPGothic" w:eastAsia="BIZ UDPGothic"/>
+          <w:b/>
+          <w:i w:val="0"/>
+          <w:color w:val="20242C"/>
+          <w:sz w:val="26"/>
         </w:rPr>
         <w:t>コメント規約</w:t>
       </w:r>
@@ -5416,11 +6024,8 @@
       <w:pPr>
         <w:keepNext/>
         <w:keepLines/>
-        <w:spacing w:before="200" w:after="60"/>
-        <w:outlineLvl w:val="0"/>
-        <w:pBdr>
-          <w:bottom w:val="single" w:sz="6" w:space="4" w:color="CDD5DD"/>
-        </w:pBdr>
+        <w:spacing w:before="140" w:after="60"/>
+        <w:outlineLvl w:val="1"/>
       </w:pPr>
       <w:r>
         <w:rPr>
@@ -5428,9 +6033,9 @@
           <w:b/>
           <w:i w:val="0"/>
           <w:color w:val="1F5C99"/>
-          <w:sz w:val="30"/>
-        </w:rPr>
-        <w:t xml:space="preserve">10. </w:t>
+          <w:sz w:val="26"/>
+        </w:rPr>
+        <w:t xml:space="preserve">7.2 </w:t>
       </w:r>
       <w:r>
         <w:rPr>
@@ -5438,7 +6043,7 @@
           <w:b/>
           <w:i w:val="0"/>
           <w:color w:val="20242C"/>
-          <w:sz w:val="30"/>
+          <w:sz w:val="26"/>
         </w:rPr>
         <w:t>TypeScript 設定</w:t>
       </w:r>

--- a/docs/pie-chart/PieChart_設計書.docx
+++ b/docs/pie-chart/PieChart_設計書.docx
@@ -1023,52 +1023,523 @@
         <w:t>）。</w:t>
       </w:r>
     </w:p>
+    <w:tbl>
+      <w:tblPr>
+        <w:tblW w:type="auto" w:w="0"/>
+        <w:jc w:val="center"/>
+        <w:tblLook w:firstColumn="1" w:firstRow="1" w:lastColumn="0" w:lastRow="0" w:noHBand="0" w:noVBand="1" w:val="04A0"/>
+      </w:tblPr>
+      <w:tblGrid>
+        <w:gridCol w:w="9746"/>
+      </w:tblGrid>
+      <w:tr>
+        <w:trPr>
+          <w:cantSplit/>
+        </w:trPr>
+        <w:tc>
+          <w:tcPr>
+            <w:tcW w:type="dxa" w:w="9746"/>
+            <w:tcBorders>
+              <w:top w:val="single" w:sz="8" w:space="0" w:color="DCE3EA"/>
+              <w:left w:val="single" w:sz="8" w:space="0" w:color="DCE3EA"/>
+              <w:bottom w:val="single" w:sz="8" w:space="0" w:color="DCE3EA"/>
+              <w:right w:val="single" w:sz="8" w:space="0" w:color="DCE3EA"/>
+            </w:tcBorders>
+          </w:tcPr>
+          <w:p>
+            <w:pPr>
+              <w:jc w:val="center"/>
+            </w:pPr>
+            <w:r>
+              <w:drawing>
+                <wp:inline xmlns:a="http://schemas.openxmlformats.org/drawingml/2006/main" xmlns:pic="http://schemas.openxmlformats.org/drawingml/2006/picture">
+                  <wp:extent cx="5760000" cy="3264000"/>
+                  <wp:docPr id="1" name="Picture 1"/>
+                  <wp:cNvGraphicFramePr>
+                    <a:graphicFrameLocks noChangeAspect="1"/>
+                  </wp:cNvGraphicFramePr>
+                  <a:graphic>
+                    <a:graphicData uri="http://schemas.openxmlformats.org/drawingml/2006/picture">
+                      <pic:pic>
+                        <pic:nvPicPr>
+                          <pic:cNvPr id="0" name="architecture.png"/>
+                          <pic:cNvPicPr/>
+                        </pic:nvPicPr>
+                        <pic:blipFill>
+                          <a:blip r:embed="rId10"/>
+                          <a:stretch>
+                            <a:fillRect/>
+                          </a:stretch>
+                        </pic:blipFill>
+                        <pic:spPr>
+                          <a:xfrm>
+                            <a:off x="0" y="0"/>
+                            <a:ext cx="5760000" cy="3264000"/>
+                          </a:xfrm>
+                          <a:prstGeom prst="rect"/>
+                        </pic:spPr>
+                      </pic:pic>
+                    </a:graphicData>
+                  </a:graphic>
+                </wp:inline>
+              </w:drawing>
+            </w:r>
+          </w:p>
+        </w:tc>
+      </w:tr>
+    </w:tbl>
     <w:p>
       <w:pPr>
-        <w:spacing w:before="60" w:after="120"/>
-        <w:ind w:left="170"/>
-        <w:shd w:val="clear" w:color="auto" w:fill="F4F6F8"/>
-        <w:keepLines/>
-        <w:pBdr>
-          <w:left w:val="single" w:sz="16" w:space="6" w:color="C4CCD4"/>
-        </w:pBdr>
+        <w:spacing w:after="160"/>
+        <w:jc w:val="center"/>
       </w:pPr>
       <w:r>
         <w:rPr>
           <w:rFonts w:ascii="BIZ UDGothic" w:hAnsi="BIZ UDGothic" w:eastAsia="BIZ UDGothic"/>
           <w:b w:val="0"/>
           <w:i w:val="0"/>
+          <w:color w:val="606874"/>
           <w:sz w:val="18"/>
         </w:rPr>
-        <w:t>入力 (samples.json / JSON / 配列 / xlsx / DB:SQL Server)</w:t>
-        <w:br/>
-        <w:t xml:space="preserve">   │  (data.ts: normalizeInputItems / resolveInputData{,Async}、xlsx は xlsx_loader.ts、DB は db_loader.ts)</w:t>
-        <w:br/>
-        <w:t xml:space="preserve">   ▼</w:t>
-        <w:br/>
-        <w:t>Item[] {name, value}</w:t>
-        <w:br/>
-        <w:t xml:space="preserve">   │</w:t>
-        <w:br/>
-        <w:t xml:space="preserve">   ▼</w:t>
-        <w:br/>
-        <w:t>renderPdfStylePieToSvg (async, svg_export/index.ts)   ← 最終アセンブリ・ヘアピン leader 省略・leader 交差検査</w:t>
-        <w:br/>
-        <w:t xml:space="preserve">   ├─→ config.ts             createPieLayoutConfig / makeColors        (寸法・スケール・配色)</w:t>
-        <w:br/>
-        <w:t xml:space="preserve">   ├─→ layout.ts             layoutLabels                              (論理座標でラベル位置決定)</w:t>
-        <w:br/>
-        <w:t xml:space="preserve">   ├─→ svg_export/rendering.ts  createCoordinateSystem / buildSlicePath / computeArcs / textFragment</w:t>
-        <w:br/>
-        <w:t xml:space="preserve">   ├─→ label_placement.ts    drawLabelFragments / leaderPath           (経路選択 + 引出線 path)</w:t>
-        <w:br/>
-        <w:t xml:space="preserve">   ├─→ svg_export/post_layout.ts  resolveLabelOverlaps / runCompactCascade / applyVisualViewBoxNudge</w:t>
-        <w:br/>
-        <w:t xml:space="preserve">   └─→ svg_export/font.ts    buildFontFaceDefs                         (TTF → WOFF2 埋込)</w:t>
-        <w:br/>
-        <w:t xml:space="preserve">   ▼</w:t>
-        <w:br/>
+        <w:t xml:space="preserve">fig.1 </w:t>
+      </w:r>
+      <w:r>
+        <w:rPr>
+          <w:rFonts w:ascii="BIZ UDPGothic" w:hAnsi="BIZ UDPGothic" w:eastAsia="BIZ UDPGothic"/>
+          <w:b w:val="0"/>
+          <w:i w:val="0"/>
+          <w:color w:val="606874"/>
+          <w:sz w:val="18"/>
+        </w:rPr>
+        <w:t>pie-chart レンダリングパイプライン（入力 3 系統 → 決定的 SVG）</w:t>
+      </w:r>
+    </w:p>
+    <w:p>
+      <w:pPr>
+        <w:spacing w:after="80"/>
+      </w:pPr>
+      <w:r>
+        <w:rPr>
+          <w:rFonts w:ascii="BIZ UDPGothic" w:hAnsi="BIZ UDPGothic" w:eastAsia="BIZ UDPGothic"/>
+          <w:b w:val="0"/>
+          <w:i w:val="0"/>
+          <w:sz w:val="21"/>
+        </w:rPr>
+        <w:t xml:space="preserve">各段の公開 API は </w:t>
+      </w:r>
+      <w:r>
+        <w:rPr>
+          <w:rFonts w:ascii="BIZ UDGothic" w:hAnsi="BIZ UDGothic" w:eastAsia="BIZ UDGothic"/>
+          <w:b w:val="0"/>
+          <w:i w:val="0"/>
+          <w:sz w:val="20"/>
+        </w:rPr>
+        <w:t>data.ts</w:t>
+      </w:r>
+      <w:r>
+        <w:rPr>
+          <w:rFonts w:ascii="BIZ UDPGothic" w:hAnsi="BIZ UDPGothic" w:eastAsia="BIZ UDPGothic"/>
+          <w:b w:val="0"/>
+          <w:i w:val="0"/>
+          <w:sz w:val="21"/>
+        </w:rPr>
+        <w:t xml:space="preserve"> </w:t>
+      </w:r>
+      <w:r>
+        <w:rPr>
+          <w:rFonts w:ascii="BIZ UDGothic" w:hAnsi="BIZ UDGothic" w:eastAsia="BIZ UDGothic"/>
+          <w:b w:val="0"/>
+          <w:i w:val="0"/>
+          <w:sz w:val="20"/>
+        </w:rPr>
+        <w:t>normalizeInputItems</w:t>
+      </w:r>
+      <w:r>
+        <w:rPr>
+          <w:rFonts w:ascii="BIZ UDPGothic" w:hAnsi="BIZ UDPGothic" w:eastAsia="BIZ UDPGothic"/>
+          <w:b w:val="0"/>
+          <w:i w:val="0"/>
+          <w:sz w:val="21"/>
+        </w:rPr>
+        <w:t xml:space="preserve"> / </w:t>
+      </w:r>
+      <w:r>
+        <w:rPr>
+          <w:rFonts w:ascii="BIZ UDGothic" w:hAnsi="BIZ UDGothic" w:eastAsia="BIZ UDGothic"/>
+          <w:b w:val="0"/>
+          <w:i w:val="0"/>
+          <w:sz w:val="20"/>
+        </w:rPr>
+        <w:t>resolveInputData{,Async}</w:t>
+      </w:r>
+      <w:r>
+        <w:rPr>
+          <w:rFonts w:ascii="BIZ UDPGothic" w:hAnsi="BIZ UDPGothic" w:eastAsia="BIZ UDPGothic"/>
+          <w:b w:val="0"/>
+          <w:i w:val="0"/>
+          <w:sz w:val="21"/>
+        </w:rPr>
+        <w:t>、</w:t>
+      </w:r>
+      <w:r>
+        <w:rPr>
+          <w:rFonts w:ascii="BIZ UDGothic" w:hAnsi="BIZ UDGothic" w:eastAsia="BIZ UDGothic"/>
+          <w:b w:val="0"/>
+          <w:i w:val="0"/>
+          <w:sz w:val="20"/>
+        </w:rPr>
+        <w:t>config.ts</w:t>
+      </w:r>
+      <w:r>
+        <w:rPr>
+          <w:rFonts w:ascii="BIZ UDPGothic" w:hAnsi="BIZ UDPGothic" w:eastAsia="BIZ UDPGothic"/>
+          <w:b w:val="0"/>
+          <w:i w:val="0"/>
+          <w:sz w:val="21"/>
+        </w:rPr>
+        <w:t xml:space="preserve"> </w:t>
+      </w:r>
+      <w:r>
+        <w:rPr>
+          <w:rFonts w:ascii="BIZ UDGothic" w:hAnsi="BIZ UDGothic" w:eastAsia="BIZ UDGothic"/>
+          <w:b w:val="0"/>
+          <w:i w:val="0"/>
+          <w:sz w:val="20"/>
+        </w:rPr>
+        <w:t>createPieLayoutConfig</w:t>
+      </w:r>
+      <w:r>
+        <w:rPr>
+          <w:rFonts w:ascii="BIZ UDPGothic" w:hAnsi="BIZ UDPGothic" w:eastAsia="BIZ UDPGothic"/>
+          <w:b w:val="0"/>
+          <w:i w:val="0"/>
+          <w:sz w:val="21"/>
+        </w:rPr>
+        <w:t xml:space="preserve"> / </w:t>
+      </w:r>
+      <w:r>
+        <w:rPr>
+          <w:rFonts w:ascii="BIZ UDGothic" w:hAnsi="BIZ UDGothic" w:eastAsia="BIZ UDGothic"/>
+          <w:b w:val="0"/>
+          <w:i w:val="0"/>
+          <w:sz w:val="20"/>
+        </w:rPr>
+        <w:t>makeColors</w:t>
+      </w:r>
+      <w:r>
+        <w:rPr>
+          <w:rFonts w:ascii="BIZ UDPGothic" w:hAnsi="BIZ UDPGothic" w:eastAsia="BIZ UDPGothic"/>
+          <w:b w:val="0"/>
+          <w:i w:val="0"/>
+          <w:sz w:val="21"/>
+        </w:rPr>
+        <w:t>、</w:t>
+      </w:r>
+      <w:r>
+        <w:rPr>
+          <w:rFonts w:ascii="BIZ UDGothic" w:hAnsi="BIZ UDGothic" w:eastAsia="BIZ UDGothic"/>
+          <w:b w:val="0"/>
+          <w:i w:val="0"/>
+          <w:sz w:val="20"/>
+        </w:rPr>
+        <w:t>layout.ts</w:t>
+      </w:r>
+      <w:r>
+        <w:rPr>
+          <w:rFonts w:ascii="BIZ UDPGothic" w:hAnsi="BIZ UDPGothic" w:eastAsia="BIZ UDPGothic"/>
+          <w:b w:val="0"/>
+          <w:i w:val="0"/>
+          <w:sz w:val="21"/>
+        </w:rPr>
+        <w:t xml:space="preserve"> </w:t>
+      </w:r>
+      <w:r>
+        <w:rPr>
+          <w:rFonts w:ascii="BIZ UDGothic" w:hAnsi="BIZ UDGothic" w:eastAsia="BIZ UDGothic"/>
+          <w:b w:val="0"/>
+          <w:i w:val="0"/>
+          <w:sz w:val="20"/>
+        </w:rPr>
+        <w:t>layoutLabels</w:t>
+      </w:r>
+      <w:r>
+        <w:rPr>
+          <w:rFonts w:ascii="BIZ UDPGothic" w:hAnsi="BIZ UDPGothic" w:eastAsia="BIZ UDPGothic"/>
+          <w:b w:val="0"/>
+          <w:i w:val="0"/>
+          <w:sz w:val="21"/>
+        </w:rPr>
+        <w:t>、</w:t>
+      </w:r>
+      <w:r>
+        <w:rPr>
+          <w:rFonts w:ascii="BIZ UDGothic" w:hAnsi="BIZ UDGothic" w:eastAsia="BIZ UDGothic"/>
+          <w:b w:val="0"/>
+          <w:i w:val="0"/>
+          <w:sz w:val="20"/>
+        </w:rPr>
+        <w:t>svg_export/rendering.ts</w:t>
+      </w:r>
+      <w:r>
+        <w:rPr>
+          <w:rFonts w:ascii="BIZ UDPGothic" w:hAnsi="BIZ UDPGothic" w:eastAsia="BIZ UDPGothic"/>
+          <w:b w:val="0"/>
+          <w:i w:val="0"/>
+          <w:sz w:val="21"/>
+        </w:rPr>
+        <w:t xml:space="preserve"> </w:t>
+      </w:r>
+      <w:r>
+        <w:rPr>
+          <w:rFonts w:ascii="BIZ UDGothic" w:hAnsi="BIZ UDGothic" w:eastAsia="BIZ UDGothic"/>
+          <w:b w:val="0"/>
+          <w:i w:val="0"/>
+          <w:sz w:val="20"/>
+        </w:rPr>
+        <w:t>createCoordinateSystem</w:t>
+      </w:r>
+      <w:r>
+        <w:rPr>
+          <w:rFonts w:ascii="BIZ UDPGothic" w:hAnsi="BIZ UDPGothic" w:eastAsia="BIZ UDPGothic"/>
+          <w:b w:val="0"/>
+          <w:i w:val="0"/>
+          <w:sz w:val="21"/>
+        </w:rPr>
+        <w:t xml:space="preserve"> / </w:t>
+      </w:r>
+      <w:r>
+        <w:rPr>
+          <w:rFonts w:ascii="BIZ UDGothic" w:hAnsi="BIZ UDGothic" w:eastAsia="BIZ UDGothic"/>
+          <w:b w:val="0"/>
+          <w:i w:val="0"/>
+          <w:sz w:val="20"/>
+        </w:rPr>
+        <w:t>buildSlicePath</w:t>
+      </w:r>
+      <w:r>
+        <w:rPr>
+          <w:rFonts w:ascii="BIZ UDPGothic" w:hAnsi="BIZ UDPGothic" w:eastAsia="BIZ UDPGothic"/>
+          <w:b w:val="0"/>
+          <w:i w:val="0"/>
+          <w:sz w:val="21"/>
+        </w:rPr>
+        <w:t xml:space="preserve"> / </w:t>
+      </w:r>
+      <w:r>
+        <w:rPr>
+          <w:rFonts w:ascii="BIZ UDGothic" w:hAnsi="BIZ UDGothic" w:eastAsia="BIZ UDGothic"/>
+          <w:b w:val="0"/>
+          <w:i w:val="0"/>
+          <w:sz w:val="20"/>
+        </w:rPr>
+        <w:t>computeArcs</w:t>
+      </w:r>
+      <w:r>
+        <w:rPr>
+          <w:rFonts w:ascii="BIZ UDPGothic" w:hAnsi="BIZ UDPGothic" w:eastAsia="BIZ UDPGothic"/>
+          <w:b w:val="0"/>
+          <w:i w:val="0"/>
+          <w:sz w:val="21"/>
+        </w:rPr>
+        <w:t xml:space="preserve"> / </w:t>
+      </w:r>
+      <w:r>
+        <w:rPr>
+          <w:rFonts w:ascii="BIZ UDGothic" w:hAnsi="BIZ UDGothic" w:eastAsia="BIZ UDGothic"/>
+          <w:b w:val="0"/>
+          <w:i w:val="0"/>
+          <w:sz w:val="20"/>
+        </w:rPr>
+        <w:t>textFragment</w:t>
+      </w:r>
+      <w:r>
+        <w:rPr>
+          <w:rFonts w:ascii="BIZ UDPGothic" w:hAnsi="BIZ UDPGothic" w:eastAsia="BIZ UDPGothic"/>
+          <w:b w:val="0"/>
+          <w:i w:val="0"/>
+          <w:sz w:val="21"/>
+        </w:rPr>
+        <w:t>、</w:t>
+      </w:r>
+      <w:r>
+        <w:rPr>
+          <w:rFonts w:ascii="BIZ UDGothic" w:hAnsi="BIZ UDGothic" w:eastAsia="BIZ UDGothic"/>
+          <w:b w:val="0"/>
+          <w:i w:val="0"/>
+          <w:sz w:val="20"/>
+        </w:rPr>
+        <w:t>label_placement.ts</w:t>
+      </w:r>
+      <w:r>
+        <w:rPr>
+          <w:rFonts w:ascii="BIZ UDPGothic" w:hAnsi="BIZ UDPGothic" w:eastAsia="BIZ UDPGothic"/>
+          <w:b w:val="0"/>
+          <w:i w:val="0"/>
+          <w:sz w:val="21"/>
+        </w:rPr>
+        <w:t xml:space="preserve"> </w:t>
+      </w:r>
+      <w:r>
+        <w:rPr>
+          <w:rFonts w:ascii="BIZ UDGothic" w:hAnsi="BIZ UDGothic" w:eastAsia="BIZ UDGothic"/>
+          <w:b w:val="0"/>
+          <w:i w:val="0"/>
+          <w:sz w:val="20"/>
+        </w:rPr>
+        <w:t>drawLabelFragments</w:t>
+      </w:r>
+      <w:r>
+        <w:rPr>
+          <w:rFonts w:ascii="BIZ UDPGothic" w:hAnsi="BIZ UDPGothic" w:eastAsia="BIZ UDPGothic"/>
+          <w:b w:val="0"/>
+          <w:i w:val="0"/>
+          <w:sz w:val="21"/>
+        </w:rPr>
+        <w:t xml:space="preserve"> / </w:t>
+      </w:r>
+      <w:r>
+        <w:rPr>
+          <w:rFonts w:ascii="BIZ UDGothic" w:hAnsi="BIZ UDGothic" w:eastAsia="BIZ UDGothic"/>
+          <w:b w:val="0"/>
+          <w:i w:val="0"/>
+          <w:sz w:val="20"/>
+        </w:rPr>
+        <w:t>leaderPath</w:t>
+      </w:r>
+      <w:r>
+        <w:rPr>
+          <w:rFonts w:ascii="BIZ UDPGothic" w:hAnsi="BIZ UDPGothic" w:eastAsia="BIZ UDPGothic"/>
+          <w:b w:val="0"/>
+          <w:i w:val="0"/>
+          <w:sz w:val="21"/>
+        </w:rPr>
+        <w:t>、</w:t>
+      </w:r>
+      <w:r>
+        <w:rPr>
+          <w:rFonts w:ascii="BIZ UDGothic" w:hAnsi="BIZ UDGothic" w:eastAsia="BIZ UDGothic"/>
+          <w:b w:val="0"/>
+          <w:i w:val="0"/>
+          <w:sz w:val="20"/>
+        </w:rPr>
+        <w:t>svg_export/post_layout.ts</w:t>
+      </w:r>
+      <w:r>
+        <w:rPr>
+          <w:rFonts w:ascii="BIZ UDPGothic" w:hAnsi="BIZ UDPGothic" w:eastAsia="BIZ UDPGothic"/>
+          <w:b w:val="0"/>
+          <w:i w:val="0"/>
+          <w:sz w:val="21"/>
+        </w:rPr>
+        <w:t xml:space="preserve"> </w:t>
+      </w:r>
+      <w:r>
+        <w:rPr>
+          <w:rFonts w:ascii="BIZ UDGothic" w:hAnsi="BIZ UDGothic" w:eastAsia="BIZ UDGothic"/>
+          <w:b w:val="0"/>
+          <w:i w:val="0"/>
+          <w:sz w:val="20"/>
+        </w:rPr>
+        <w:t>resolveLabelOverlaps</w:t>
+      </w:r>
+      <w:r>
+        <w:rPr>
+          <w:rFonts w:ascii="BIZ UDPGothic" w:hAnsi="BIZ UDPGothic" w:eastAsia="BIZ UDPGothic"/>
+          <w:b w:val="0"/>
+          <w:i w:val="0"/>
+          <w:sz w:val="21"/>
+        </w:rPr>
+        <w:t xml:space="preserve"> / </w:t>
+      </w:r>
+      <w:r>
+        <w:rPr>
+          <w:rFonts w:ascii="BIZ UDGothic" w:hAnsi="BIZ UDGothic" w:eastAsia="BIZ UDGothic"/>
+          <w:b w:val="0"/>
+          <w:i w:val="0"/>
+          <w:sz w:val="20"/>
+        </w:rPr>
+        <w:t>runCompactCascade</w:t>
+      </w:r>
+      <w:r>
+        <w:rPr>
+          <w:rFonts w:ascii="BIZ UDPGothic" w:hAnsi="BIZ UDPGothic" w:eastAsia="BIZ UDPGothic"/>
+          <w:b w:val="0"/>
+          <w:i w:val="0"/>
+          <w:sz w:val="21"/>
+        </w:rPr>
+        <w:t xml:space="preserve"> / </w:t>
+      </w:r>
+      <w:r>
+        <w:rPr>
+          <w:rFonts w:ascii="BIZ UDGothic" w:hAnsi="BIZ UDGothic" w:eastAsia="BIZ UDGothic"/>
+          <w:b w:val="0"/>
+          <w:i w:val="0"/>
+          <w:sz w:val="20"/>
+        </w:rPr>
+        <w:t>applyVisualViewBoxNudge</w:t>
+      </w:r>
+      <w:r>
+        <w:rPr>
+          <w:rFonts w:ascii="BIZ UDPGothic" w:hAnsi="BIZ UDPGothic" w:eastAsia="BIZ UDPGothic"/>
+          <w:b w:val="0"/>
+          <w:i w:val="0"/>
+          <w:sz w:val="21"/>
+        </w:rPr>
+        <w:t>、</w:t>
+      </w:r>
+      <w:r>
+        <w:rPr>
+          <w:rFonts w:ascii="BIZ UDGothic" w:hAnsi="BIZ UDGothic" w:eastAsia="BIZ UDGothic"/>
+          <w:b w:val="0"/>
+          <w:i w:val="0"/>
+          <w:sz w:val="20"/>
+        </w:rPr>
+        <w:t>svg_export/font.ts</w:t>
+      </w:r>
+      <w:r>
+        <w:rPr>
+          <w:rFonts w:ascii="BIZ UDPGothic" w:hAnsi="BIZ UDPGothic" w:eastAsia="BIZ UDPGothic"/>
+          <w:b w:val="0"/>
+          <w:i w:val="0"/>
+          <w:sz w:val="21"/>
+        </w:rPr>
+        <w:t xml:space="preserve"> </w:t>
+      </w:r>
+      <w:r>
+        <w:rPr>
+          <w:rFonts w:ascii="BIZ UDGothic" w:hAnsi="BIZ UDGothic" w:eastAsia="BIZ UDGothic"/>
+          <w:b w:val="0"/>
+          <w:i w:val="0"/>
+          <w:sz w:val="20"/>
+        </w:rPr>
+        <w:t>buildFontFaceDefs</w:t>
+      </w:r>
+      <w:r>
+        <w:rPr>
+          <w:rFonts w:ascii="BIZ UDPGothic" w:hAnsi="BIZ UDPGothic" w:eastAsia="BIZ UDPGothic"/>
+          <w:b w:val="0"/>
+          <w:i w:val="0"/>
+          <w:sz w:val="21"/>
+        </w:rPr>
+        <w:t xml:space="preserve">。戻り値は </w:t>
+      </w:r>
+      <w:r>
+        <w:rPr>
+          <w:rFonts w:ascii="BIZ UDGothic" w:hAnsi="BIZ UDGothic" w:eastAsia="BIZ UDGothic"/>
+          <w:b w:val="0"/>
+          <w:i w:val="0"/>
+          <w:sz w:val="20"/>
+        </w:rPr>
         <w:t>RenderResult { svg, diagnostics, config }</w:t>
+      </w:r>
+      <w:r>
+        <w:rPr>
+          <w:rFonts w:ascii="BIZ UDPGothic" w:hAnsi="BIZ UDPGothic" w:eastAsia="BIZ UDPGothic"/>
+          <w:b w:val="0"/>
+          <w:i w:val="0"/>
+          <w:sz w:val="21"/>
+        </w:rPr>
+        <w:t>。</w:t>
       </w:r>
     </w:p>
     <w:p>

--- a/docs/pie-chart/PieChart_設計書.docx
+++ b/docs/pie-chart/PieChart_設計書.docx
@@ -42,7 +42,7 @@
           <w:color w:val="606874"/>
           <w:sz w:val="22"/>
         </w:rPr>
-        <w:t xml:space="preserve">   v2.0</w:t>
+        <w:t xml:space="preserve">   v2.1</w:t>
       </w:r>
     </w:p>
     <w:p>
@@ -58,6 +58,372 @@
           <w:sz w:val="20"/>
         </w:rPr>
         <w:t>円グラフ SVG レンダラ ／ エンジニア向け（保守・改修用）</w:t>
+      </w:r>
+    </w:p>
+    <w:p>
+      <w:pPr>
+        <w:spacing w:before="360" w:after="120"/>
+        <w:pBdr>
+          <w:bottom w:val="single" w:sz="6" w:space="4" w:color="CDD5DD"/>
+        </w:pBdr>
+      </w:pPr>
+      <w:r>
+        <w:rPr>
+          <w:rFonts w:ascii="BIZ UDPGothic" w:hAnsi="BIZ UDPGothic" w:eastAsia="BIZ UDPGothic"/>
+          <w:b/>
+          <w:i w:val="0"/>
+          <w:color w:val="20242C"/>
+          <w:sz w:val="30"/>
+        </w:rPr>
+        <w:t>改訂履歴</w:t>
+      </w:r>
+    </w:p>
+    <w:tbl>
+      <w:tblPr>
+        <w:tblW w:type="auto" w:w="0"/>
+        <w:jc w:val="left"/>
+        <w:tblLook w:firstColumn="1" w:firstRow="1" w:lastColumn="0" w:lastRow="0" w:noHBand="0" w:noVBand="1" w:val="04A0"/>
+      </w:tblPr>
+      <w:tblGrid>
+        <w:gridCol w:w="3249"/>
+        <w:gridCol w:w="3249"/>
+        <w:gridCol w:w="3249"/>
+      </w:tblGrid>
+      <w:tr>
+        <w:trPr>
+          <w:tblHeader/>
+        </w:trPr>
+        <w:tc>
+          <w:tcPr>
+            <w:tcW w:type="dxa" w:w="1134"/>
+            <w:tcBorders>
+              <w:bottom w:val="single" w:sz="12" w:space="0" w:color="20242C"/>
+            </w:tcBorders>
+            <w:shd w:val="clear" w:color="auto" w:fill="F4F6F8"/>
+          </w:tcPr>
+          <w:p>
+            <w:r/>
+            <w:r>
+              <w:rPr>
+                <w:rFonts w:ascii="BIZ UDPGothic" w:hAnsi="BIZ UDPGothic" w:eastAsia="BIZ UDPGothic"/>
+                <w:b/>
+                <w:i w:val="0"/>
+                <w:color w:val="1F5C99"/>
+                <w:sz w:val="20"/>
+              </w:rPr>
+              <w:t>版数</w:t>
+            </w:r>
+          </w:p>
+        </w:tc>
+        <w:tc>
+          <w:tcPr>
+            <w:tcW w:type="dxa" w:w="1814"/>
+            <w:tcBorders>
+              <w:bottom w:val="single" w:sz="12" w:space="0" w:color="20242C"/>
+            </w:tcBorders>
+            <w:shd w:val="clear" w:color="auto" w:fill="F4F6F8"/>
+          </w:tcPr>
+          <w:p>
+            <w:r/>
+            <w:r>
+              <w:rPr>
+                <w:rFonts w:ascii="BIZ UDPGothic" w:hAnsi="BIZ UDPGothic" w:eastAsia="BIZ UDPGothic"/>
+                <w:b/>
+                <w:i w:val="0"/>
+                <w:color w:val="1F5C99"/>
+                <w:sz w:val="20"/>
+              </w:rPr>
+              <w:t>日付</w:t>
+            </w:r>
+          </w:p>
+        </w:tc>
+        <w:tc>
+          <w:tcPr>
+            <w:tcW w:type="dxa" w:w="6463"/>
+            <w:tcBorders>
+              <w:bottom w:val="single" w:sz="12" w:space="0" w:color="20242C"/>
+            </w:tcBorders>
+            <w:shd w:val="clear" w:color="auto" w:fill="F4F6F8"/>
+          </w:tcPr>
+          <w:p>
+            <w:r/>
+            <w:r>
+              <w:rPr>
+                <w:rFonts w:ascii="BIZ UDPGothic" w:hAnsi="BIZ UDPGothic" w:eastAsia="BIZ UDPGothic"/>
+                <w:b/>
+                <w:i w:val="0"/>
+                <w:color w:val="1F5C99"/>
+                <w:sz w:val="20"/>
+              </w:rPr>
+              <w:t>変更内容</w:t>
+            </w:r>
+          </w:p>
+        </w:tc>
+      </w:tr>
+      <w:tr>
+        <w:trPr>
+          <w:cantSplit/>
+        </w:trPr>
+        <w:tc>
+          <w:tcPr>
+            <w:tcW w:type="dxa" w:w="1134"/>
+            <w:tcBorders>
+              <w:bottom w:val="single" w:sz="8" w:space="0" w:color="E8ECF0"/>
+            </w:tcBorders>
+          </w:tcPr>
+          <w:p>
+            <w:r/>
+            <w:r>
+              <w:rPr>
+                <w:rFonts w:ascii="BIZ UDPGothic" w:hAnsi="BIZ UDPGothic" w:eastAsia="BIZ UDPGothic"/>
+                <w:b w:val="0"/>
+                <w:i w:val="0"/>
+                <w:sz w:val="19"/>
+              </w:rPr>
+              <w:t>1.0</w:t>
+            </w:r>
+          </w:p>
+        </w:tc>
+        <w:tc>
+          <w:tcPr>
+            <w:tcW w:type="dxa" w:w="1814"/>
+            <w:tcBorders>
+              <w:bottom w:val="single" w:sz="8" w:space="0" w:color="E8ECF0"/>
+            </w:tcBorders>
+          </w:tcPr>
+          <w:p>
+            <w:r/>
+            <w:r>
+              <w:rPr>
+                <w:rFonts w:ascii="BIZ UDPGothic" w:hAnsi="BIZ UDPGothic" w:eastAsia="BIZ UDPGothic"/>
+                <w:b w:val="0"/>
+                <w:i w:val="0"/>
+                <w:sz w:val="19"/>
+              </w:rPr>
+              <w:t>2026-06-19</w:t>
+            </w:r>
+          </w:p>
+        </w:tc>
+        <w:tc>
+          <w:tcPr>
+            <w:tcW w:type="dxa" w:w="6463"/>
+            <w:tcBorders>
+              <w:bottom w:val="single" w:sz="8" w:space="0" w:color="E8ECF0"/>
+            </w:tcBorders>
+          </w:tcPr>
+          <w:p>
+            <w:r/>
+            <w:r>
+              <w:rPr>
+                <w:rFonts w:ascii="BIZ UDPGothic" w:hAnsi="BIZ UDPGothic" w:eastAsia="BIZ UDPGothic"/>
+                <w:b w:val="0"/>
+                <w:i w:val="0"/>
+                <w:sz w:val="19"/>
+              </w:rPr>
+              <w:t>初版</w:t>
+            </w:r>
+          </w:p>
+        </w:tc>
+      </w:tr>
+      <w:tr>
+        <w:trPr>
+          <w:cantSplit/>
+        </w:trPr>
+        <w:tc>
+          <w:tcPr>
+            <w:tcW w:type="dxa" w:w="1134"/>
+            <w:tcBorders>
+              <w:bottom w:val="single" w:sz="8" w:space="0" w:color="E8ECF0"/>
+            </w:tcBorders>
+          </w:tcPr>
+          <w:p>
+            <w:r/>
+            <w:r>
+              <w:rPr>
+                <w:rFonts w:ascii="BIZ UDPGothic" w:hAnsi="BIZ UDPGothic" w:eastAsia="BIZ UDPGothic"/>
+                <w:b w:val="0"/>
+                <w:i w:val="0"/>
+                <w:sz w:val="19"/>
+              </w:rPr>
+              <w:t>1.1</w:t>
+            </w:r>
+          </w:p>
+        </w:tc>
+        <w:tc>
+          <w:tcPr>
+            <w:tcW w:type="dxa" w:w="1814"/>
+            <w:tcBorders>
+              <w:bottom w:val="single" w:sz="8" w:space="0" w:color="E8ECF0"/>
+            </w:tcBorders>
+          </w:tcPr>
+          <w:p>
+            <w:r/>
+            <w:r>
+              <w:rPr>
+                <w:rFonts w:ascii="BIZ UDPGothic" w:hAnsi="BIZ UDPGothic" w:eastAsia="BIZ UDPGothic"/>
+                <w:b w:val="0"/>
+                <w:i w:val="0"/>
+                <w:sz w:val="19"/>
+              </w:rPr>
+              <w:t>2026-06-22</w:t>
+            </w:r>
+          </w:p>
+        </w:tc>
+        <w:tc>
+          <w:tcPr>
+            <w:tcW w:type="dxa" w:w="6463"/>
+            <w:tcBorders>
+              <w:bottom w:val="single" w:sz="8" w:space="0" w:color="E8ECF0"/>
+            </w:tcBorders>
+          </w:tcPr>
+          <w:p>
+            <w:r/>
+            <w:r>
+              <w:rPr>
+                <w:rFonts w:ascii="BIZ UDPGothic" w:hAnsi="BIZ UDPGothic" w:eastAsia="BIZ UDPGothic"/>
+                <w:b w:val="0"/>
+                <w:i w:val="0"/>
+                <w:sz w:val="19"/>
+              </w:rPr>
+              <w:t>pie-chart への改称・DB 入力・exe 配布の反映</w:t>
+            </w:r>
+          </w:p>
+        </w:tc>
+      </w:tr>
+      <w:tr>
+        <w:trPr>
+          <w:cantSplit/>
+        </w:trPr>
+        <w:tc>
+          <w:tcPr>
+            <w:tcW w:type="dxa" w:w="1134"/>
+            <w:tcBorders>
+              <w:bottom w:val="single" w:sz="8" w:space="0" w:color="E8ECF0"/>
+            </w:tcBorders>
+          </w:tcPr>
+          <w:p>
+            <w:r/>
+            <w:r>
+              <w:rPr>
+                <w:rFonts w:ascii="BIZ UDPGothic" w:hAnsi="BIZ UDPGothic" w:eastAsia="BIZ UDPGothic"/>
+                <w:b w:val="0"/>
+                <w:i w:val="0"/>
+                <w:sz w:val="19"/>
+              </w:rPr>
+              <w:t>2.0</w:t>
+            </w:r>
+          </w:p>
+        </w:tc>
+        <w:tc>
+          <w:tcPr>
+            <w:tcW w:type="dxa" w:w="1814"/>
+            <w:tcBorders>
+              <w:bottom w:val="single" w:sz="8" w:space="0" w:color="E8ECF0"/>
+            </w:tcBorders>
+          </w:tcPr>
+          <w:p>
+            <w:r/>
+            <w:r>
+              <w:rPr>
+                <w:rFonts w:ascii="BIZ UDPGothic" w:hAnsi="BIZ UDPGothic" w:eastAsia="BIZ UDPGothic"/>
+                <w:b w:val="0"/>
+                <w:i w:val="0"/>
+                <w:sz w:val="19"/>
+              </w:rPr>
+              <w:t>2026-07-04</w:t>
+            </w:r>
+          </w:p>
+        </w:tc>
+        <w:tc>
+          <w:tcPr>
+            <w:tcW w:type="dxa" w:w="6463"/>
+            <w:tcBorders>
+              <w:bottom w:val="single" w:sz="8" w:space="0" w:color="E8ECF0"/>
+            </w:tcBorders>
+          </w:tcPr>
+          <w:p>
+            <w:r/>
+            <w:r>
+              <w:rPr>
+                <w:rFonts w:ascii="BIZ UDPGothic" w:hAnsi="BIZ UDPGothic" w:eastAsia="BIZ UDPGothic"/>
+                <w:b w:val="0"/>
+                <w:i w:val="0"/>
+                <w:sz w:val="19"/>
+              </w:rPr>
+              <w:t>章立ての階層化・アーキテクチャ図の追加・初心者向け詳解への拡充</w:t>
+            </w:r>
+          </w:p>
+        </w:tc>
+      </w:tr>
+      <w:tr>
+        <w:trPr>
+          <w:cantSplit/>
+        </w:trPr>
+        <w:tc>
+          <w:tcPr>
+            <w:tcW w:type="dxa" w:w="1134"/>
+            <w:tcBorders>
+              <w:bottom w:val="single" w:sz="8" w:space="0" w:color="E8ECF0"/>
+            </w:tcBorders>
+          </w:tcPr>
+          <w:p>
+            <w:r/>
+            <w:r>
+              <w:rPr>
+                <w:rFonts w:ascii="BIZ UDPGothic" w:hAnsi="BIZ UDPGothic" w:eastAsia="BIZ UDPGothic"/>
+                <w:b w:val="0"/>
+                <w:i w:val="0"/>
+                <w:sz w:val="19"/>
+              </w:rPr>
+              <w:t>2.1</w:t>
+            </w:r>
+          </w:p>
+        </w:tc>
+        <w:tc>
+          <w:tcPr>
+            <w:tcW w:type="dxa" w:w="1814"/>
+            <w:tcBorders>
+              <w:bottom w:val="single" w:sz="8" w:space="0" w:color="E8ECF0"/>
+            </w:tcBorders>
+          </w:tcPr>
+          <w:p>
+            <w:r/>
+            <w:r>
+              <w:rPr>
+                <w:rFonts w:ascii="BIZ UDPGothic" w:hAnsi="BIZ UDPGothic" w:eastAsia="BIZ UDPGothic"/>
+                <w:b w:val="0"/>
+                <w:i w:val="0"/>
+                <w:sz w:val="19"/>
+              </w:rPr>
+              <w:t>2026-07-05</w:t>
+            </w:r>
+          </w:p>
+        </w:tc>
+        <w:tc>
+          <w:tcPr>
+            <w:tcW w:type="dxa" w:w="6463"/>
+            <w:tcBorders>
+              <w:bottom w:val="single" w:sz="8" w:space="0" w:color="E8ECF0"/>
+            </w:tcBorders>
+          </w:tcPr>
+          <w:p>
+            <w:r/>
+            <w:r>
+              <w:rPr>
+                <w:rFonts w:ascii="BIZ UDPGothic" w:hAnsi="BIZ UDPGothic" w:eastAsia="BIZ UDPGothic"/>
+                <w:b w:val="0"/>
+                <w:i w:val="0"/>
+                <w:sz w:val="19"/>
+              </w:rPr>
+              <w:t>表紙・改訂履歴の新設、経緯記述の整理と文章の推敲</w:t>
+            </w:r>
+          </w:p>
+        </w:tc>
+      </w:tr>
+    </w:tbl>
+    <w:p>
+      <w:r>
+        <w:br w:type="page"/>
       </w:r>
     </w:p>
     <w:p>
@@ -1547,7 +1913,7 @@
           <w:color w:val="606874"/>
           <w:sz w:val="19"/>
         </w:rPr>
-        <w:t>tight-pack warning の現況（2026-07-04 再計測）</w:t>
+        <w:t>tight-pack warning の現況</w:t>
       </w:r>
     </w:p>
     <w:p>
@@ -1777,43 +2143,7 @@
           <w:i w:val="0"/>
           <w:sz w:val="21"/>
         </w:rPr>
-        <w:t xml:space="preserve">pie-chart は TypeScript 製の円グラフ SVG レンダラ（旧称 </w:t>
-      </w:r>
-      <w:r>
-        <w:rPr>
-          <w:rFonts w:ascii="BIZ UDGothic" w:hAnsi="BIZ UDGothic" w:eastAsia="BIZ UDGothic"/>
-          <w:b w:val="0"/>
-          <w:i w:val="0"/>
-          <w:sz w:val="20"/>
-        </w:rPr>
-        <w:t>graph2</w:t>
-      </w:r>
-      <w:r>
-        <w:rPr>
-          <w:rFonts w:ascii="BIZ UDPGothic" w:hAnsi="BIZ UDPGothic" w:eastAsia="BIZ UDPGothic"/>
-          <w:b w:val="0"/>
-          <w:i w:val="0"/>
-          <w:sz w:val="21"/>
-        </w:rPr>
-        <w:t xml:space="preserve">、2026-06 に </w:t>
-      </w:r>
-      <w:r>
-        <w:rPr>
-          <w:rFonts w:ascii="BIZ UDGothic" w:hAnsi="BIZ UDGothic" w:eastAsia="BIZ UDGothic"/>
-          <w:b w:val="0"/>
-          <w:i w:val="0"/>
-          <w:sz w:val="20"/>
-        </w:rPr>
-        <w:t>pie-chart</w:t>
-      </w:r>
-      <w:r>
-        <w:rPr>
-          <w:rFonts w:ascii="BIZ UDPGothic" w:hAnsi="BIZ UDPGothic" w:eastAsia="BIZ UDPGothic"/>
-          <w:b w:val="0"/>
-          <w:i w:val="0"/>
-          <w:sz w:val="21"/>
-        </w:rPr>
-        <w:t xml:space="preserve"> へ改称）。</w:t>
+        <w:t>pie-chart は TypeScript 製の円グラフ SVG レンダラ。</w:t>
       </w:r>
       <w:r>
         <w:rPr>
@@ -12104,7 +12434,7 @@
           <w:i w:val="0"/>
           <w:sz w:val="21"/>
         </w:rPr>
-        <w:t xml:space="preserve"> をそのまま使う——レイアウト層と経路選択層はこのフィールドで連携する。</w:t>
+        <w:t xml:space="preserve"> をそのまま使う。レイアウト層と経路選択層はこのフィールドで連携する。</w:t>
       </w:r>
     </w:p>
     <w:p>
@@ -13634,7 +13964,7 @@
           <w:i w:val="0"/>
           <w:sz w:val="20"/>
         </w:rPr>
-        <w:t xml:space="preserve">かつて存在した語中 2 行分割 </w:t>
+        <w:t xml:space="preserve">長名の 2 行救済は「名前を語中で割らない標準 2 行 </w:t>
       </w:r>
       <w:r>
         <w:rPr>
@@ -13643,7 +13973,7 @@
           <w:i w:val="0"/>
           <w:sz w:val="19"/>
         </w:rPr>
-        <w:t>splitLongName</w:t>
+        <w:t>[名前, %]</w:t>
       </w:r>
       <w:r>
         <w:rPr>
@@ -13652,7 +13982,25 @@
           <w:i w:val="0"/>
           <w:sz w:val="20"/>
         </w:rPr>
-        <w:t xml:space="preserve"> は</w:t>
+        <w:t xml:space="preserve">」（10 章の </w:t>
+      </w:r>
+      <w:r>
+        <w:rPr>
+          <w:rFonts w:ascii="BIZ UDGothic" w:hAnsi="BIZ UDGothic" w:eastAsia="BIZ UDGothic"/>
+          <w:b w:val="0"/>
+          <w:i w:val="0"/>
+          <w:sz w:val="19"/>
+        </w:rPr>
+        <w:t>twoLineNameFallback</w:t>
+      </w:r>
+      <w:r>
+        <w:rPr>
+          <w:rFonts w:ascii="BIZ UDPGothic" w:hAnsi="BIZ UDPGothic" w:eastAsia="BIZ UDPGothic"/>
+          <w:b w:val="0"/>
+          <w:i w:val="0"/>
+          <w:sz w:val="20"/>
+        </w:rPr>
+        <w:t>）のみで、</w:t>
       </w:r>
       <w:r>
         <w:rPr>
@@ -13661,7 +14009,7 @@
           <w:i w:val="0"/>
           <w:sz w:val="20"/>
         </w:rPr>
-        <w:t>廃止済み</w:t>
+        <w:t>名前を語中で分割する処理は持たない</w:t>
       </w:r>
       <w:r>
         <w:rPr>
@@ -13670,43 +14018,7 @@
           <w:i w:val="0"/>
           <w:sz w:val="20"/>
         </w:rPr>
-        <w:t xml:space="preserve">で、現在どこからも呼ばれない。長名の 2 行救済は「名前を語中で割らない標準 2 行 </w:t>
-      </w:r>
-      <w:r>
-        <w:rPr>
-          <w:rFonts w:ascii="BIZ UDGothic" w:hAnsi="BIZ UDGothic" w:eastAsia="BIZ UDGothic"/>
-          <w:b w:val="0"/>
-          <w:i w:val="0"/>
-          <w:sz w:val="19"/>
-        </w:rPr>
-        <w:t>[名前, %]</w:t>
-      </w:r>
-      <w:r>
-        <w:rPr>
-          <w:rFonts w:ascii="BIZ UDPGothic" w:hAnsi="BIZ UDPGothic" w:eastAsia="BIZ UDPGothic"/>
-          <w:b w:val="0"/>
-          <w:i w:val="0"/>
-          <w:sz w:val="20"/>
-        </w:rPr>
-        <w:t xml:space="preserve">」（10 章の </w:t>
-      </w:r>
-      <w:r>
-        <w:rPr>
-          <w:rFonts w:ascii="BIZ UDGothic" w:hAnsi="BIZ UDGothic" w:eastAsia="BIZ UDGothic"/>
-          <w:b w:val="0"/>
-          <w:i w:val="0"/>
-          <w:sz w:val="19"/>
-        </w:rPr>
-        <w:t>twoLineNameFallback</w:t>
-      </w:r>
-      <w:r>
-        <w:rPr>
-          <w:rFonts w:ascii="BIZ UDPGothic" w:hAnsi="BIZ UDPGothic" w:eastAsia="BIZ UDPGothic"/>
-          <w:b w:val="0"/>
-          <w:i w:val="0"/>
-          <w:sz w:val="20"/>
-        </w:rPr>
-        <w:t>）のみ。</w:t>
+        <w:t>。</w:t>
       </w:r>
     </w:p>
     <w:p>
@@ -14358,7 +14670,7 @@
           <w:i w:val="0"/>
           <w:sz w:val="21"/>
         </w:rPr>
-        <w:t>採点（配置候補の比較）時は従来挙動を維持</w:t>
+        <w:t>採点（配置候補の比較）時は挙動を固定</w:t>
       </w:r>
       <w:r>
         <w:rPr>
@@ -15140,7 +15452,7 @@
           <w:i w:val="0"/>
           <w:sz w:val="21"/>
         </w:rPr>
-        <w:t>）には入れない——候補選択を乱さず、emit だけを改善するため。</w:t>
+        <w:t>）には入れない（候補選択を乱さず、emit だけを改善するため）。</w:t>
       </w:r>
     </w:p>
     <w:p>
@@ -16470,7 +16782,7 @@
           <w:color w:val="20242C"/>
           <w:sz w:val="26"/>
         </w:rPr>
-        <w:t>tight-pack warning の現況（2026-07-04 再計測）</w:t>
+        <w:t>tight-pack warning の現況</w:t>
       </w:r>
     </w:p>
     <w:p>
@@ -16622,7 +16934,7 @@
           <w:i w:val="0"/>
           <w:sz w:val="21"/>
         </w:rPr>
-        <w:t>（過去の残件は解消済）。</w:t>
+        <w:t>。</w:t>
       </w:r>
     </w:p>
     <w:p>
@@ -18721,7 +19033,7 @@
         <w:color w:val="606874"/>
         <w:sz w:val="16"/>
       </w:rPr>
-      <w:t>pie-chart 詳細設計書　v2.0</w:t>
+      <w:t>pie-chart 詳細設計書　v2.1</w:t>
     </w:r>
     <w:r>
       <w:tab/>
